--- a/대본/3부/12화_The_Field_Team.docx
+++ b/대본/3부/12화_The_Field_Team.docx
@@ -2,7 +2,7 @@
 <file path=word/document.xml><?xml version="1.0" encoding="utf-8"?>
 <w:document xmlns:w="http://schemas.openxmlformats.org/wordprocessingml/2006/main" xmlns:m="http://schemas.openxmlformats.org/officeDocument/2006/math" xmlns:r="http://schemas.openxmlformats.org/officeDocument/2006/relationships" xmlns:o="urn:schemas-microsoft-com:office:office" xmlns:v="urn:schemas-microsoft-com:vml" xmlns:w10="urn:schemas-microsoft-com:office:word" xmlns:a="http://schemas.openxmlformats.org/drawingml/2006/main" xmlns:pic="http://schemas.openxmlformats.org/drawingml/2006/picture" xmlns:wp="http://schemas.openxmlformats.org/drawingml/2006/wordprocessingDrawing">
   <w:body>
-    <w:bookmarkStart w:id="31" w:name="ship-it-3부-12화"/>
+    <w:bookmarkStart w:id="32" w:name="ship-it-3부-12화"/>
     <w:p>
       <w:pPr>
         <w:pStyle w:val="Heading1"/>
@@ -65,7 +65,7 @@
         <w:t xml:space="preserve"> </w:t>
       </w:r>
       <w:r>
-        <w:t xml:space="preserve">- 규칙: 지문 없음. 전 화 100% 「화자명: 대사」. 1턴 15단어 이내.</w:t>
+        <w:t xml:space="preserve">- 규칙: 지문 없음. 전 화 100% 「화자명: 대사」. 1턴 15단어 이내 + 긴 턴 10~15회(25~35단어).</w:t>
       </w:r>
       <w:r>
         <w:t xml:space="preserve"> </w:t>
@@ -313,13 +313,13 @@
         </w:numPr>
       </w:pPr>
       <w:r>
-        <w:t xml:space="preserve">TASHA: My rule. Don’t ask what they would do. Ask what they did.</w:t>
-      </w:r>
-      <w:r>
-        <w:t xml:space="preserve"> </w:t>
-      </w:r>
-      <w:r>
-        <w:t xml:space="preserve">타샤: 제 규칙. 뭘 할 건지 묻지 마요. 뭘 했는지 물어요.</w:t>
+        <w:t xml:space="preserve">TASHA: My rule. Don’t ask what they would do. Ask what they did. Anyone can describe a perfect answer, but only real stories show how a person behaves when things go wrong.</w:t>
+      </w:r>
+      <w:r>
+        <w:t xml:space="preserve"> </w:t>
+      </w:r>
+      <w:r>
+        <w:t xml:space="preserve">타샤: 제 규칙. 뭘 할 건지 묻지 마요. 뭘 했는지 물어요. 완벽한 답은 누구나 말할 수 있지만, 일이 틀어졌을 때 어떻게 행동하는지는 실제 이야기만 보여 줘요.</w:t>
       </w:r>
     </w:p>
     <w:p>
@@ -544,13 +544,13 @@
         </w:numPr>
       </w:pPr>
       <w:r>
-        <w:t xml:space="preserve">DEREK: I visited every Tuesday. For nine months. With good coffee. Never a pitch.</w:t>
-      </w:r>
-      <w:r>
-        <w:t xml:space="preserve"> </w:t>
-      </w:r>
-      <w:r>
-        <w:t xml:space="preserve">데릭: 매주 화요일 방문했어요. 9개월 동안. 좋은 커피 들고. 피칭은 한 번도 안 하고.</w:t>
+        <w:t xml:space="preserve">DEREK: I visited every Tuesday. For nine months. With good coffee. Never a pitch. I learned their kids’ names, their problems, their complaints about the competitor. When they were ready, I was there.</w:t>
+      </w:r>
+      <w:r>
+        <w:t xml:space="preserve"> </w:t>
+      </w:r>
+      <w:r>
+        <w:t xml:space="preserve">데릭: 매주 화요일 방문했어요. 9개월 동안. 좋은 커피 들고. 피칭은 한 번도 안 하고. 그분들 아이 이름, 고민, 경쟁 제품에 대한 불만까지 알게 됐죠. 그들이 준비됐을 때, 제가 거기 있었어요.</w:t>
       </w:r>
     </w:p>
     <w:p>
@@ -859,13 +859,13 @@
         </w:numPr>
       </w:pPr>
       <w:r>
-        <w:t xml:space="preserve">DEREK: Nothing. You can’t beat a price war. Marketing should have helped.</w:t>
-      </w:r>
-      <w:r>
-        <w:t xml:space="preserve"> </w:t>
-      </w:r>
-      <w:r>
-        <w:t xml:space="preserve">데릭: 아무것도요. 가격 전쟁은 못 이겨요. 마케팅이 도왔어야 했죠.</w:t>
+        <w:t xml:space="preserve">DEREK: Nothing. You can’t beat a price war. The product was good, my relationships were good, but the discount was bigger. Marketing should have helped me justify our price.</w:t>
+      </w:r>
+      <w:r>
+        <w:t xml:space="preserve"> </w:t>
+      </w:r>
+      <w:r>
+        <w:t xml:space="preserve">데릭: 아무것도요. 가격 전쟁은 못 이겨요. 제품도 좋았고 제 관계도 좋았는데, 할인이 더 컸어요. 마케팅이 우리 가격을 정당화하도록 도왔어야 했죠.</w:t>
       </w:r>
     </w:p>
     <w:p>
@@ -927,13 +927,13 @@
         </w:numPr>
       </w:pPr>
       <w:r>
-        <w:t xml:space="preserve">DEREK: Kessler is a big ship. Slow. I want a rocket. And equity.</w:t>
-      </w:r>
-      <w:r>
-        <w:t xml:space="preserve"> </w:t>
-      </w:r>
-      <w:r>
-        <w:t xml:space="preserve">데릭: 케슬러는 큰 배예요. 느리죠. 전 로켓을 원해요. 그리고 지분도.</w:t>
+        <w:t xml:space="preserve">DEREK: Kessler is a big ship. Slow. Every decision takes months of meetings. I want a rocket, a team that moves fast, and equity. I’ve made other people rich for fifteen years.</w:t>
+      </w:r>
+      <w:r>
+        <w:t xml:space="preserve"> </w:t>
+      </w:r>
+      <w:r>
+        <w:t xml:space="preserve">데릭: 케슬러는 큰 배예요. 느리죠. 결정 하나에 몇 달씩 회의를 해요. 전 로켓을 원해요. 빨리 움직이는 팀, 그리고 지분도요. 15년 동안 남들을 부자로 만들어 줬거든요.</w:t>
       </w:r>
     </w:p>
     <w:p>
@@ -1097,13 +1097,13 @@
         </w:numPr>
       </w:pPr>
       <w:r>
-        <w:t xml:space="preserve">DEREK: It means I know how he thinks. That’s worth something. See you soon.</w:t>
-      </w:r>
-      <w:r>
-        <w:t xml:space="preserve"> </w:t>
-      </w:r>
-      <w:r>
-        <w:t xml:space="preserve">데릭: 그가 어떻게 생각하는지 안다는 뜻이죠. 그건 가치가 있어요. 곧 봬요.</w:t>
+        <w:t xml:space="preserve">DEREK: It means I know how he thinks. When Halvern plans a price cut or a new launch, I’ll know what Tom will do before he does it. That’s worth something. See you soon.</w:t>
+      </w:r>
+      <w:r>
+        <w:t xml:space="preserve"> </w:t>
+      </w:r>
+      <w:r>
+        <w:t xml:space="preserve">데릭: 그가 어떻게 생각하는지 안다는 뜻이죠. 할번이 가격 인하나 신제품 출시를 계획하면, 톰이 움직이기 전에 제가 먼저 알 거예요. 그건 가치가 있어요. 곧 봬요.</w:t>
       </w:r>
     </w:p>
     <w:bookmarkEnd w:id="22"/>
@@ -1294,13 +1294,13 @@
         </w:numPr>
       </w:pPr>
       <w:r>
-        <w:t xml:space="preserve">AVA: I priced one lawsuit. Then one kit. I put both numbers on one page.</w:t>
-      </w:r>
-      <w:r>
-        <w:t xml:space="preserve"> </w:t>
-      </w:r>
-      <w:r>
-        <w:t xml:space="preserve">에이바: 소송 한 건 비용을 알아봤어요. 그다음 키트 하나. 두 숫자를 한 장에 넣었죠.</w:t>
+        <w:t xml:space="preserve">AVA: I priced one lawsuit. Then one kit. I put both numbers on one page, side by side, with no comments. I didn’t argue anymore. I just let the numbers talk to him.</w:t>
+      </w:r>
+      <w:r>
+        <w:t xml:space="preserve"> </w:t>
+      </w:r>
+      <w:r>
+        <w:t xml:space="preserve">에이바: 소송 한 건 비용을 알아봤어요. 그다음 키트 하나. 두 숫자를 한 장에 나란히, 아무 설명 없이 넣었죠. 더 이상 따지지 않았어요. 그냥 숫자가 말하게 했어요.</w:t>
       </w:r>
     </w:p>
     <w:p>
@@ -1508,13 +1508,13 @@
         </w:numPr>
       </w:pPr>
       <w:r>
-        <w:t xml:space="preserve">AVA: I apologized. Paid her gas. Then built a new booking check. No repeats since.</w:t>
-      </w:r>
-      <w:r>
-        <w:t xml:space="preserve"> </w:t>
-      </w:r>
-      <w:r>
-        <w:t xml:space="preserve">에이바: 사과했어요. 기름값을 드렸고요. 그리고 새 예약 확인 절차를 만들었어요. 이후로 재발 없음.</w:t>
+        <w:t xml:space="preserve">AVA: I apologized. Paid her gas. Then I looked at why it happened. Two people could book the same slot, so I built a simple booking check. No repeats since.</w:t>
+      </w:r>
+      <w:r>
+        <w:t xml:space="preserve"> </w:t>
+      </w:r>
+      <w:r>
+        <w:t xml:space="preserve">에이바: 사과했어요. 기름값을 드렸고요. 그다음 왜 그런 일이 생겼는지 봤어요. 두 사람이 같은 시간대를 예약할 수 있었거든요. 그래서 간단한 예약 확인 절차를 만들었어요. 이후로 재발 없음.</w:t>
       </w:r>
     </w:p>
     <w:p>
@@ -1704,13 +1704,13 @@
         </w:numPr>
       </w:pPr>
       <w:r>
-        <w:t xml:space="preserve">ZOE: My vote is Derek. Three hundred dermatologists. We launch in four months.</w:t>
-      </w:r>
-      <w:r>
-        <w:t xml:space="preserve"> </w:t>
-      </w:r>
-      <w:r>
-        <w:t xml:space="preserve">조이: 제 표는 데릭이에요. 피부과 의사 300명. 우린 넉 달 뒤에 출시해요.</w:t>
+        <w:t xml:space="preserve">ZOE: My vote is Derek. Three hundred dermatologists. We launch in four months, and we don’t have time to build relationships from zero. He can open doors on his first day.</w:t>
+      </w:r>
+      <w:r>
+        <w:t xml:space="preserve"> </w:t>
+      </w:r>
+      <w:r>
+        <w:t xml:space="preserve">조이: 제 표는 데릭이에요. 피부과 의사 300명. 우린 넉 달 뒤에 출시하는데, 관계를 0부터 쌓을 시간이 없어요. 그는 첫날부터 문을 열 수 있어요.</w:t>
       </w:r>
     </w:p>
     <w:p>
@@ -1721,13 +1721,13 @@
         </w:numPr>
       </w:pPr>
       <w:r>
-        <w:t xml:space="preserve">TASHA: My vote is Ava. Derek smiled about lips. That smile is a lawsuit.</w:t>
-      </w:r>
-      <w:r>
-        <w:t xml:space="preserve"> </w:t>
-      </w:r>
-      <w:r>
-        <w:t xml:space="preserve">타샤: 제 표는 에이바예요. 데릭은 입술 얘기에 웃었어요. 그 미소가 소송이에요.</w:t>
+        <w:t xml:space="preserve">TASHA: My vote is Ava. Derek smiled about lips. That smile is a lawsuit. One rep who winks at off-label use can undo every safe hand we’re trying to train.</w:t>
+      </w:r>
+      <w:r>
+        <w:t xml:space="preserve"> </w:t>
+      </w:r>
+      <w:r>
+        <w:t xml:space="preserve">타샤: 제 표는 에이바예요. 데릭은 입술 얘기에 웃었어요. 그 미소가 소송이에요. 오프라벨 사용에 윙크하는 영업 사원 한 명이, 우리가 길러 내려는 모든 안전한 손을 무너뜨릴 수 있어요.</w:t>
       </w:r>
     </w:p>
     <w:p>
@@ -1825,13 +1825,13 @@
         </w:numPr>
       </w:pPr>
       <w:r>
-        <w:t xml:space="preserve">ZOE: Ava has no relationships. Doctors don’t open doors for strangers.</w:t>
-      </w:r>
-      <w:r>
-        <w:t xml:space="preserve"> </w:t>
-      </w:r>
-      <w:r>
-        <w:t xml:space="preserve">조이: 에이바는 인맥이 없어요. 의사들은 낯선 사람에게 문을 안 열어 줘요.</w:t>
+        <w:t xml:space="preserve">ZOE: Ava has no relationships. Doctors don’t open doors for strangers. She’ll spend months just getting into waiting rooms, and our investors won’t wait that long for sales.</w:t>
+      </w:r>
+      <w:r>
+        <w:t xml:space="preserve"> </w:t>
+      </w:r>
+      <w:r>
+        <w:t xml:space="preserve">조이: 에이바는 인맥이 없어요. 의사들은 낯선 사람에게 문을 안 열어 줘요. 대기실에 들어가는 데만 몇 달이 걸릴 거고, 투자자들은 매출을 그렇게 오래 기다려 주지 않아요.</w:t>
       </w:r>
     </w:p>
     <w:p>
@@ -1842,13 +1842,13 @@
         </w:numPr>
       </w:pPr>
       <w:r>
-        <w:t xml:space="preserve">MARCUS: Derek blamed marketing for his lost deal. Ava fixed her own mistake.</w:t>
-      </w:r>
-      <w:r>
-        <w:t xml:space="preserve"> </w:t>
-      </w:r>
-      <w:r>
-        <w:t xml:space="preserve">마커스: 데릭은 놓친 거래를 마케팅 탓으로 돌렸어. 에이바는 자기 실수를 고쳤고.</w:t>
+        <w:t xml:space="preserve">MARCUS: Derek blamed marketing for his lost deal. Ava fixed her own mistake. In my factory, the person who finds the root cause gets promoted. The person who blames others doesn’t last.</w:t>
+      </w:r>
+      <w:r>
+        <w:t xml:space="preserve"> </w:t>
+      </w:r>
+      <w:r>
+        <w:t xml:space="preserve">마커스: 데릭은 놓친 거래를 마케팅 탓으로 돌렸어. 에이바는 자기 실수를 고쳤고. 내 공장에선 근본 원인을 찾는 사람이 승진해. 남 탓하는 사람은 오래 못 가.</w:t>
       </w:r>
     </w:p>
     <w:p>
@@ -1944,13 +1944,28 @@
         </w:numPr>
       </w:pPr>
       <w:r>
-        <w:t xml:space="preserve">NOAH: Heavy commission pushes reps to oversell. We can’t afford one bad claim.</w:t>
-      </w:r>
-      <w:r>
-        <w:t xml:space="preserve"> </w:t>
-      </w:r>
-      <w:r>
-        <w:t xml:space="preserve">노아: 커미션이 크면 과잉 판매를 밀어붙여요. 잘못된 주장 하나도 감당 못 해요.</w:t>
+        <w:t xml:space="preserve">NOAH: Here’s the thing. Heavy commission pushes reps to oversell. If almost half their pay depends on volume, they’ll say yes to lips. We can’t afford one bad claim.</w:t>
+      </w:r>
+      <w:r>
+        <w:t xml:space="preserve"> </w:t>
+      </w:r>
+      <w:r>
+        <w:t xml:space="preserve">노아: 핵심은 이거예요. 커미션이 크면 과잉 판매를 밀어붙여요. 급여의 절반 가까이가 판매량에 달려 있으면, 입술에도</w:t>
+      </w:r>
+      <w:r>
+        <w:t xml:space="preserve"> </w:t>
+      </w:r>
+      <w:r>
+        <w:t xml:space="preserve">“</w:t>
+      </w:r>
+      <w:r>
+        <w:t xml:space="preserve">네</w:t>
+      </w:r>
+      <w:r>
+        <w:t xml:space="preserve">”</w:t>
+      </w:r>
+      <w:r>
+        <w:t xml:space="preserve">라고 할 거예요. 잘못된 주장 하나도 감당 못 해요.</w:t>
       </w:r>
     </w:p>
     <w:p>
@@ -1978,13 +1993,13 @@
         </w:numPr>
       </w:pPr>
       <w:r>
-        <w:t xml:space="preserve">NOAH: Ava asked that. Two-thirds sales. One-third certified clinics and compliance.</w:t>
-      </w:r>
-      <w:r>
-        <w:t xml:space="preserve"> </w:t>
-      </w:r>
-      <w:r>
-        <w:t xml:space="preserve">노아: 에이바가 물었던 거예요. 3분의 2는 매출. 3분의 1은 인증 병원과 컴플라이언스.</w:t>
+        <w:t xml:space="preserve">NOAH: Ava asked that. Two-thirds sales. One-third certified clinics and compliance. That way, a rep who gets clinics certified earns more than one who sells fast and cuts corners.</w:t>
+      </w:r>
+      <w:r>
+        <w:t xml:space="preserve"> </w:t>
+      </w:r>
+      <w:r>
+        <w:t xml:space="preserve">노아: 에이바가 물었던 거예요. 3분의 2는 매출. 3분의 1은 인증 병원과 컴플라이언스. 그러면 병원들을 인증받게 하는 영업 사원이, 빨리 팔고 대충 하는 사람보다 더 벌게 돼요.</w:t>
       </w:r>
     </w:p>
     <w:p>
@@ -2192,13 +2207,13 @@
         </w:numPr>
       </w:pPr>
       <w:r>
-        <w:t xml:space="preserve">NOAH: Then it’ll be easy for you. Same test for everyone. Including me.</w:t>
-      </w:r>
-      <w:r>
-        <w:t xml:space="preserve"> </w:t>
-      </w:r>
-      <w:r>
-        <w:t xml:space="preserve">노아: 그럼 쉬우시겠네요. 모두 같은 시험이에요. 저도 포함해서.</w:t>
+        <w:t xml:space="preserve">NOAH: Then it’ll be easy for you. Same test for everyone, including me. If fifteen years taught you the right answers, you’ll pass quickly and we’ll never mention it again.</w:t>
+      </w:r>
+      <w:r>
+        <w:t xml:space="preserve"> </w:t>
+      </w:r>
+      <w:r>
+        <w:t xml:space="preserve">노아: 그럼 쉬우시겠네요. 모두 같은 시험이에요. 저도 포함해서요. 15년 동안 정답을 배우셨다면, 금방 통과하실 거고 다시는 이 얘기 안 할 거예요.</w:t>
       </w:r>
     </w:p>
     <w:p>
@@ -2431,7 +2446,7 @@
     </w:p>
     <w:bookmarkEnd w:id="25"/>
     <w:bookmarkEnd w:id="26"/>
-    <w:bookmarkStart w:id="30" w:name="학습-부록"/>
+    <w:bookmarkStart w:id="31" w:name="학습-부록"/>
     <w:p>
       <w:pPr>
         <w:pStyle w:val="Heading2"/>
@@ -3600,8 +3615,313 @@
       </w:r>
     </w:p>
     <w:bookmarkEnd w:id="29"/>
+    <w:bookmarkStart w:id="30" w:name="긴-발화-분석"/>
+    <w:p>
+      <w:pPr>
+        <w:pStyle w:val="Heading3"/>
+      </w:pPr>
+      <w:r>
+        <w:t xml:space="preserve">④ 긴 발화 분석</w:t>
+      </w:r>
+    </w:p>
+    <w:p>
+      <w:pPr>
+        <w:pStyle w:val="BlockText"/>
+      </w:pPr>
+      <w:r>
+        <w:rPr>
+          <w:bCs/>
+          <w:b/>
+        </w:rPr>
+        <w:t xml:space="preserve">72턴 AVA:</w:t>
+      </w:r>
+      <w:r>
+        <w:t xml:space="preserve"> </w:t>
+      </w:r>
+      <w:r>
+        <w:t xml:space="preserve">“</w:t>
+      </w:r>
+      <w:r>
+        <w:t xml:space="preserve">I apologized. Paid her gas. Then I looked at why it happened. Two people could book the same slot, so I built a simple booking check. No repeats since.</w:t>
+      </w:r>
+      <w:r>
+        <w:t xml:space="preserve">”</w:t>
+      </w:r>
+    </w:p>
+    <w:tbl>
+      <w:tblPr>
+        <w:tblStyle w:val="Table"/>
+        <w:tblW w:type="pct" w:w="5000"/>
+        <w:tblLook w:firstRow="1" w:lastRow="0" w:firstColumn="0" w:lastColumn="0" w:noHBand="0" w:noVBand="0" w:val="0020"/>
+        <w:jc w:val="start"/>
+      </w:tblPr>
+      <w:tblGrid>
+        <w:gridCol w:w="2640"/>
+        <w:gridCol w:w="2640"/>
+        <w:gridCol w:w="2640"/>
+      </w:tblGrid>
+      <w:tr>
+        <w:trPr>
+          <w:tblHeader w:val="true"/>
+        </w:trPr>
+        <w:tc>
+          <w:tcPr/>
+          <w:p>
+            <w:pPr>
+              <w:pStyle w:val="Compact"/>
+              <w:jc w:val="left"/>
+            </w:pPr>
+            <w:r>
+              <w:t xml:space="preserve">구조</w:t>
+            </w:r>
+          </w:p>
+        </w:tc>
+        <w:tc>
+          <w:tcPr/>
+          <w:p>
+            <w:pPr>
+              <w:pStyle w:val="Compact"/>
+              <w:jc w:val="left"/>
+            </w:pPr>
+            <w:r>
+              <w:t xml:space="preserve">영어</w:t>
+            </w:r>
+          </w:p>
+        </w:tc>
+        <w:tc>
+          <w:tcPr/>
+          <w:p>
+            <w:pPr>
+              <w:pStyle w:val="Compact"/>
+              <w:jc w:val="left"/>
+            </w:pPr>
+            <w:r>
+              <w:t xml:space="preserve">기능</w:t>
+            </w:r>
+          </w:p>
+        </w:tc>
+      </w:tr>
+      <w:tr>
+        <w:tc>
+          <w:tcPr/>
+          <w:p>
+            <w:pPr>
+              <w:pStyle w:val="Compact"/>
+              <w:jc w:val="left"/>
+            </w:pPr>
+            <w:r>
+              <w:t xml:space="preserve">① 즉시 조치(Action)</w:t>
+            </w:r>
+          </w:p>
+        </w:tc>
+        <w:tc>
+          <w:tcPr/>
+          <w:p>
+            <w:pPr>
+              <w:pStyle w:val="Compact"/>
+              <w:jc w:val="left"/>
+            </w:pPr>
+            <w:r>
+              <w:t xml:space="preserve">I apologized. Paid her gas.</w:t>
+            </w:r>
+          </w:p>
+        </w:tc>
+        <w:tc>
+          <w:tcPr/>
+          <w:p>
+            <w:pPr>
+              <w:pStyle w:val="Compact"/>
+              <w:jc w:val="left"/>
+            </w:pPr>
+            <w:r>
+              <w:t xml:space="preserve">피해자에게 먼저 한 일을 짧은 동사로 나열</w:t>
+            </w:r>
+          </w:p>
+        </w:tc>
+      </w:tr>
+      <w:tr>
+        <w:tc>
+          <w:tcPr/>
+          <w:p>
+            <w:pPr>
+              <w:pStyle w:val="Compact"/>
+              <w:jc w:val="left"/>
+            </w:pPr>
+            <w:r>
+              <w:t xml:space="preserve">② 원인 분석</w:t>
+            </w:r>
+          </w:p>
+        </w:tc>
+        <w:tc>
+          <w:tcPr/>
+          <w:p>
+            <w:pPr>
+              <w:pStyle w:val="Compact"/>
+              <w:jc w:val="left"/>
+            </w:pPr>
+            <w:r>
+              <w:t xml:space="preserve">Then I looked at why it happened. Two people could book the same slot,</w:t>
+            </w:r>
+          </w:p>
+        </w:tc>
+        <w:tc>
+          <w:tcPr/>
+          <w:p>
+            <w:pPr>
+              <w:pStyle w:val="Compact"/>
+              <w:jc w:val="left"/>
+            </w:pPr>
+            <w:r>
+              <w:t xml:space="preserve">Then으로 단계를 넘기고, 근본 원인을 구체적으로 제시</w:t>
+            </w:r>
+          </w:p>
+        </w:tc>
+      </w:tr>
+      <w:tr>
+        <w:tc>
+          <w:tcPr/>
+          <w:p>
+            <w:pPr>
+              <w:pStyle w:val="Compact"/>
+              <w:jc w:val="left"/>
+            </w:pPr>
+            <w:r>
+              <w:t xml:space="preserve">③ 재발 방지(Fix)</w:t>
+            </w:r>
+          </w:p>
+        </w:tc>
+        <w:tc>
+          <w:tcPr/>
+          <w:p>
+            <w:pPr>
+              <w:pStyle w:val="Compact"/>
+              <w:jc w:val="left"/>
+            </w:pPr>
+            <w:r>
+              <w:t xml:space="preserve">so I built a simple booking check.</w:t>
+            </w:r>
+          </w:p>
+        </w:tc>
+        <w:tc>
+          <w:tcPr/>
+          <w:p>
+            <w:pPr>
+              <w:pStyle w:val="Compact"/>
+              <w:jc w:val="left"/>
+            </w:pPr>
+            <w:r>
+              <w:t xml:space="preserve">so로 원인과 해결책을 연결</w:t>
+            </w:r>
+          </w:p>
+        </w:tc>
+      </w:tr>
+      <w:tr>
+        <w:tc>
+          <w:tcPr/>
+          <w:p>
+            <w:pPr>
+              <w:pStyle w:val="Compact"/>
+              <w:jc w:val="left"/>
+            </w:pPr>
+            <w:r>
+              <w:t xml:space="preserve">④ 결과(Result)</w:t>
+            </w:r>
+          </w:p>
+        </w:tc>
+        <w:tc>
+          <w:tcPr/>
+          <w:p>
+            <w:pPr>
+              <w:pStyle w:val="Compact"/>
+              <w:jc w:val="left"/>
+            </w:pPr>
+            <w:r>
+              <w:t xml:space="preserve">No repeats since.</w:t>
+            </w:r>
+          </w:p>
+        </w:tc>
+        <w:tc>
+          <w:tcPr/>
+          <w:p>
+            <w:pPr>
+              <w:pStyle w:val="Compact"/>
+              <w:jc w:val="left"/>
+            </w:pPr>
+            <w:r>
+              <w:t xml:space="preserve">측정 가능한 결과로 짧게 마무리</w:t>
+            </w:r>
+          </w:p>
+        </w:tc>
+      </w:tr>
+    </w:tbl>
+    <w:p>
+      <w:pPr>
+        <w:pStyle w:val="BodyText"/>
+      </w:pPr>
+      <w:r>
+        <w:rPr>
+          <w:bCs/>
+          <w:b/>
+        </w:rPr>
+        <w:t xml:space="preserve">활용 패턴:</w:t>
+      </w:r>
+      <w:r>
+        <w:t xml:space="preserve"> </w:t>
+      </w:r>
+      <w:r>
+        <w:t xml:space="preserve">사과·즉시 조치 → 원인 → so + 해결책 → 결과 한 줄 (STAR의 Action·Result)</w:t>
+      </w:r>
+      <w:r>
+        <w:t xml:space="preserve"> </w:t>
+      </w:r>
+      <w:r>
+        <w:rPr>
+          <w:bCs/>
+          <w:b/>
+        </w:rPr>
+        <w:t xml:space="preserve">연결 표현:</w:t>
+      </w:r>
+      <w:r>
+        <w:t xml:space="preserve"> </w:t>
+      </w:r>
+      <w:r>
+        <w:t xml:space="preserve">Then I looked at why…(그다음 왜 ~했는지 살펴봤다) · so I built…(그래서 ~를 만들었다) · No repeats since(이후 재발 없음)</w:t>
+      </w:r>
+      <w:r>
+        <w:t xml:space="preserve"> </w:t>
+      </w:r>
+      <w:r>
+        <w:rPr>
+          <w:bCs/>
+          <w:b/>
+        </w:rPr>
+        <w:t xml:space="preserve">연습:</w:t>
+      </w:r>
+      <w:r>
+        <w:t xml:space="preserve"> </w:t>
+      </w:r>
+      <w:r>
+        <w:t xml:space="preserve">면접에서</w:t>
+      </w:r>
+      <w:r>
+        <w:t xml:space="preserve"> </w:t>
+      </w:r>
+      <w:r>
+        <w:t xml:space="preserve">“</w:t>
+      </w:r>
+      <w:r>
+        <w:t xml:space="preserve">실패 경험</w:t>
+      </w:r>
+      <w:r>
+        <w:t xml:space="preserve">”</w:t>
+      </w:r>
+      <w:r>
+        <w:t xml:space="preserve">을 묻는 질문에 같은 구조로 30단어 안팎으로 답해 보기.</w:t>
+      </w:r>
+    </w:p>
     <w:bookmarkEnd w:id="30"/>
     <w:bookmarkEnd w:id="31"/>
+    <w:bookmarkEnd w:id="32"/>
     <w:sectPr/>
   </w:body>
 </w:document>

--- a/대본/3부/12화_The_Field_Team.docx
+++ b/대본/3부/12화_The_Field_Team.docx
@@ -2,7 +2,7 @@
 <file path=word/document.xml><?xml version="1.0" encoding="utf-8"?>
 <w:document xmlns:w="http://schemas.openxmlformats.org/wordprocessingml/2006/main" xmlns:m="http://schemas.openxmlformats.org/officeDocument/2006/math" xmlns:r="http://schemas.openxmlformats.org/officeDocument/2006/relationships" xmlns:o="urn:schemas-microsoft-com:office:office" xmlns:v="urn:schemas-microsoft-com:vml" xmlns:w10="urn:schemas-microsoft-com:office:word" xmlns:a="http://schemas.openxmlformats.org/drawingml/2006/main" xmlns:pic="http://schemas.openxmlformats.org/drawingml/2006/picture" xmlns:wp="http://schemas.openxmlformats.org/drawingml/2006/wordprocessingDrawing">
   <w:body>
-    <w:bookmarkStart w:id="32" w:name="ship-it-3부-12화"/>
+    <w:bookmarkStart w:id="38" w:name="ship-it-3부-12화"/>
     <w:p>
       <w:pPr>
         <w:pStyle w:val="Heading1"/>
@@ -188,257 +188,122 @@
     </w:p>
     <w:p>
       <w:pPr>
-        <w:numPr>
-          <w:ilvl w:val="0"/>
-          <w:numId w:val="1001"/>
-        </w:numPr>
+        <w:pStyle w:val="FirstParagraph"/>
       </w:pPr>
       <w:r>
         <w:t xml:space="preserve">NOAH: Two candidates today. Very different. Derek Shaw at ten. Ava Reed at two.</w:t>
       </w:r>
-      <w:r>
-        <w:t xml:space="preserve"> </w:t>
-      </w:r>
-      <w:r>
-        <w:t xml:space="preserve">노아: 오늘 후보 둘. 아주 달라요. 10시 데릭 쇼. 2시 에이바 리드.</w:t>
-      </w:r>
-    </w:p>
-    <w:p>
-      <w:pPr>
-        <w:numPr>
-          <w:ilvl w:val="0"/>
-          <w:numId w:val="1001"/>
-        </w:numPr>
+    </w:p>
+    <w:p>
+      <w:pPr>
+        <w:pStyle w:val="BodyText"/>
       </w:pPr>
       <w:r>
         <w:t xml:space="preserve">ZOE: Derek is a star. Fifteen years at Kessler. President’s Club three times.</w:t>
       </w:r>
-      <w:r>
-        <w:t xml:space="preserve"> </w:t>
-      </w:r>
-      <w:r>
-        <w:t xml:space="preserve">조이: 데릭은 스타예요. 케슬러에서 15년. 프레지던트 클럽 세 번.</w:t>
-      </w:r>
-    </w:p>
-    <w:p>
-      <w:pPr>
-        <w:numPr>
-          <w:ilvl w:val="0"/>
-          <w:numId w:val="1001"/>
-        </w:numPr>
+    </w:p>
+    <w:p>
+      <w:pPr>
+        <w:pStyle w:val="BodyText"/>
       </w:pPr>
       <w:r>
         <w:t xml:space="preserve">MARCUS: What’s President’s Club?</w:t>
       </w:r>
-      <w:r>
-        <w:t xml:space="preserve"> </w:t>
-      </w:r>
-      <w:r>
-        <w:t xml:space="preserve">마커스: 프레지던트 클럽이 뭐야?</w:t>
-      </w:r>
-    </w:p>
-    <w:p>
-      <w:pPr>
-        <w:numPr>
-          <w:ilvl w:val="0"/>
-          <w:numId w:val="1001"/>
-        </w:numPr>
+    </w:p>
+    <w:p>
+      <w:pPr>
+        <w:pStyle w:val="BodyText"/>
       </w:pPr>
       <w:r>
         <w:t xml:space="preserve">ZOE: The top salespeople. The company sends them to Hawaii.</w:t>
       </w:r>
-      <w:r>
-        <w:t xml:space="preserve"> </w:t>
-      </w:r>
-      <w:r>
-        <w:t xml:space="preserve">조이: 최고 영업 사원들이요. 회사가 하와이에 보내 줘요.</w:t>
-      </w:r>
-    </w:p>
-    <w:p>
-      <w:pPr>
-        <w:numPr>
-          <w:ilvl w:val="0"/>
-          <w:numId w:val="1001"/>
-        </w:numPr>
+    </w:p>
+    <w:p>
+      <w:pPr>
+        <w:pStyle w:val="BodyText"/>
       </w:pPr>
       <w:r>
         <w:t xml:space="preserve">TASHA: And Ava?</w:t>
       </w:r>
-      <w:r>
-        <w:t xml:space="preserve"> </w:t>
-      </w:r>
-      <w:r>
-        <w:t xml:space="preserve">타샤: 그리고 에이바는요?</w:t>
-      </w:r>
-    </w:p>
-    <w:p>
-      <w:pPr>
-        <w:numPr>
-          <w:ilvl w:val="0"/>
-          <w:numId w:val="1001"/>
-        </w:numPr>
+    </w:p>
+    <w:p>
+      <w:pPr>
+        <w:pStyle w:val="BodyText"/>
       </w:pPr>
       <w:r>
         <w:t xml:space="preserve">NOAH: No sales experience. Four years running the front desk at a medspa.</w:t>
       </w:r>
-      <w:r>
-        <w:t xml:space="preserve"> </w:t>
-      </w:r>
-      <w:r>
-        <w:t xml:space="preserve">노아: 영업 경험 없음. 메디스파 프런트를 4년 운영했어요.</w:t>
-      </w:r>
-    </w:p>
-    <w:p>
-      <w:pPr>
-        <w:numPr>
-          <w:ilvl w:val="0"/>
-          <w:numId w:val="1001"/>
-        </w:numPr>
+    </w:p>
+    <w:p>
+      <w:pPr>
+        <w:pStyle w:val="BodyText"/>
       </w:pPr>
       <w:r>
         <w:t xml:space="preserve">ZOE: So one knows selling. One knows clinics.</w:t>
       </w:r>
-      <w:r>
-        <w:t xml:space="preserve"> </w:t>
-      </w:r>
-      <w:r>
-        <w:t xml:space="preserve">조이: 그러니까 한 명은 영업을 알고. 한 명은 병원을 알죠.</w:t>
-      </w:r>
-    </w:p>
-    <w:p>
-      <w:pPr>
-        <w:numPr>
-          <w:ilvl w:val="0"/>
-          <w:numId w:val="1001"/>
-        </w:numPr>
+    </w:p>
+    <w:p>
+      <w:pPr>
+        <w:pStyle w:val="BodyText"/>
       </w:pPr>
       <w:r>
         <w:t xml:space="preserve">TASHA: My rule. Don’t ask what they would do. Ask what they did. Anyone can describe a perfect answer, but only real stories show how a person behaves when things go wrong.</w:t>
       </w:r>
-      <w:r>
-        <w:t xml:space="preserve"> </w:t>
-      </w:r>
-      <w:r>
-        <w:t xml:space="preserve">타샤: 제 규칙. 뭘 할 건지 묻지 마요. 뭘 했는지 물어요. 완벽한 답은 누구나 말할 수 있지만, 일이 틀어졌을 때 어떻게 행동하는지는 실제 이야기만 보여 줘요.</w:t>
-      </w:r>
-    </w:p>
-    <w:p>
-      <w:pPr>
-        <w:numPr>
-          <w:ilvl w:val="0"/>
-          <w:numId w:val="1001"/>
-        </w:numPr>
+    </w:p>
+    <w:p>
+      <w:pPr>
+        <w:pStyle w:val="BodyText"/>
       </w:pPr>
       <w:r>
         <w:t xml:space="preserve">MARCUS: Behavior, not opinions. Like reading a deviation log.</w:t>
       </w:r>
-      <w:r>
-        <w:t xml:space="preserve"> </w:t>
-      </w:r>
-      <w:r>
-        <w:t xml:space="preserve">마커스: 의견 말고 행동. 일탈 기록 읽는 것처럼.</w:t>
-      </w:r>
-    </w:p>
-    <w:p>
-      <w:pPr>
-        <w:numPr>
-          <w:ilvl w:val="0"/>
-          <w:numId w:val="1001"/>
-        </w:numPr>
+    </w:p>
+    <w:p>
+      <w:pPr>
+        <w:pStyle w:val="BodyText"/>
       </w:pPr>
       <w:r>
         <w:t xml:space="preserve">TASHA: Exactly. Situation, task, action, result. STAR.</w:t>
       </w:r>
-      <w:r>
-        <w:t xml:space="preserve"> </w:t>
-      </w:r>
-      <w:r>
-        <w:t xml:space="preserve">타샤: 바로 그거예요. 상황, 과제, 행동, 결과. STAR.</w:t>
-      </w:r>
-    </w:p>
-    <w:p>
-      <w:pPr>
-        <w:numPr>
-          <w:ilvl w:val="0"/>
-          <w:numId w:val="1001"/>
-        </w:numPr>
+    </w:p>
+    <w:p>
+      <w:pPr>
+        <w:pStyle w:val="BodyText"/>
       </w:pPr>
       <w:r>
         <w:t xml:space="preserve">MARCUS: Sixty-four.</w:t>
       </w:r>
-      <w:r>
-        <w:t xml:space="preserve"> </w:t>
-      </w:r>
-      <w:r>
-        <w:t xml:space="preserve">마커스: 64번.</w:t>
-      </w:r>
-    </w:p>
-    <w:p>
-      <w:pPr>
-        <w:numPr>
-          <w:ilvl w:val="0"/>
-          <w:numId w:val="1001"/>
-        </w:numPr>
+    </w:p>
+    <w:p>
+      <w:pPr>
+        <w:pStyle w:val="BodyText"/>
       </w:pPr>
       <w:r>
         <w:t xml:space="preserve">ZOE: What?</w:t>
       </w:r>
-      <w:r>
-        <w:t xml:space="preserve"> </w:t>
-      </w:r>
-      <w:r>
-        <w:t xml:space="preserve">조이: 뭐가요?</w:t>
-      </w:r>
-    </w:p>
-    <w:p>
-      <w:pPr>
-        <w:numPr>
-          <w:ilvl w:val="0"/>
-          <w:numId w:val="1001"/>
-        </w:numPr>
+    </w:p>
+    <w:p>
+      <w:pPr>
+        <w:pStyle w:val="BodyText"/>
       </w:pPr>
       <w:r>
         <w:t xml:space="preserve">NOAH: His acronym count. Don’t ask. Three questions each. Who asks what?</w:t>
       </w:r>
-      <w:r>
-        <w:t xml:space="preserve"> </w:t>
-      </w:r>
-      <w:r>
-        <w:t xml:space="preserve">노아: 저 사람 약자 개수요. 묻지 마요. 각자 세 질문. 누가 뭘 물어요?</w:t>
-      </w:r>
-    </w:p>
-    <w:p>
-      <w:pPr>
-        <w:numPr>
-          <w:ilvl w:val="0"/>
-          <w:numId w:val="1001"/>
-        </w:numPr>
+    </w:p>
+    <w:p>
+      <w:pPr>
+        <w:pStyle w:val="BodyText"/>
       </w:pPr>
       <w:r>
         <w:t xml:space="preserve">TASHA: I’ll ask about off-label pressure. Zoe, selling. Noah, failure.</w:t>
       </w:r>
-      <w:r>
-        <w:t xml:space="preserve"> </w:t>
-      </w:r>
-      <w:r>
-        <w:t xml:space="preserve">타샤: 전 오프라벨 압박을 물을게요. 조이는 영업. 노아는 실패.</w:t>
-      </w:r>
-    </w:p>
-    <w:p>
-      <w:pPr>
-        <w:numPr>
-          <w:ilvl w:val="0"/>
-          <w:numId w:val="1001"/>
-        </w:numPr>
+    </w:p>
+    <w:p>
+      <w:pPr>
+        <w:pStyle w:val="BodyText"/>
       </w:pPr>
       <w:r>
         <w:t xml:space="preserve">MARCUS: And I’ll watch. Quiet people notice things.</w:t>
-      </w:r>
-      <w:r>
-        <w:t xml:space="preserve"> </w:t>
-      </w:r>
-      <w:r>
-        <w:t xml:space="preserve">마커스: 그리고 난 지켜볼게. 조용한 사람이 뭔가를 알아채지.</w:t>
       </w:r>
     </w:p>
     <w:bookmarkEnd w:id="21"/>
@@ -453,657 +318,312 @@
     </w:p>
     <w:p>
       <w:pPr>
-        <w:numPr>
-          <w:ilvl w:val="0"/>
-          <w:numId w:val="1002"/>
-        </w:numPr>
+        <w:pStyle w:val="FirstParagraph"/>
       </w:pPr>
       <w:r>
         <w:t xml:space="preserve">DEREK: Noah Bennett! Derek Shaw. I’ve followed your story. That panel was gutsy.</w:t>
       </w:r>
+    </w:p>
+    <w:p>
+      <w:pPr>
+        <w:pStyle w:val="BodyText"/>
+      </w:pPr>
+      <w:r>
+        <w:t xml:space="preserve">NOAH: Thank you. Have a seat. This is Zoe, Tasha, and Marcus.</w:t>
+      </w:r>
+    </w:p>
+    <w:p>
+      <w:pPr>
+        <w:pStyle w:val="BodyText"/>
+      </w:pPr>
+      <w:r>
+        <w:t xml:space="preserve">ZOE: Derek, tell us about a deal you’re proud of. A specific one.</w:t>
+      </w:r>
+    </w:p>
+    <w:p>
+      <w:pPr>
+        <w:pStyle w:val="BodyText"/>
+      </w:pPr>
+      <w:r>
+        <w:t xml:space="preserve">DEREK: Dallas Dermatology Group. Twelve doctors. They used a competitor for ten years.</w:t>
+      </w:r>
+    </w:p>
+    <w:p>
+      <w:pPr>
+        <w:pStyle w:val="BodyText"/>
+      </w:pPr>
+      <w:r>
+        <w:t xml:space="preserve">ZOE: What did you do?</w:t>
+      </w:r>
+    </w:p>
+    <w:p>
+      <w:pPr>
+        <w:pStyle w:val="BodyText"/>
+      </w:pPr>
+      <w:r>
+        <w:t xml:space="preserve">DEREK: I visited every Tuesday. For nine months. With good coffee. Never a pitch. I learned their kids’ names, their problems, their complaints about the competitor. When they were ready, I was there.</w:t>
+      </w:r>
+    </w:p>
+    <w:p>
+      <w:pPr>
+        <w:pStyle w:val="BodyText"/>
+      </w:pPr>
+      <w:r>
+        <w:t xml:space="preserve">ZOE: And the result?</w:t>
+      </w:r>
+    </w:p>
+    <w:p>
+      <w:pPr>
+        <w:pStyle w:val="BodyText"/>
+      </w:pPr>
+      <w:r>
+        <w:t xml:space="preserve">DEREK: They switched. Two million dollars a year. Still my account today.</w:t>
+      </w:r>
+    </w:p>
+    <w:p>
+      <w:pPr>
+        <w:pStyle w:val="BodyText"/>
+      </w:pPr>
+      <w:r>
+        <w:t xml:space="preserve">ZOE: Nine months of Tuesdays. I like that.</w:t>
+      </w:r>
+    </w:p>
+    <w:p>
+      <w:pPr>
+        <w:pStyle w:val="BodyText"/>
+      </w:pPr>
+      <w:r>
+        <w:t xml:space="preserve">DEREK: Relationships are slow. Then fast. I know three hundred dermatologists in Texas.</w:t>
+      </w:r>
+    </w:p>
+    <w:p>
+      <w:pPr>
+        <w:pStyle w:val="BodyText"/>
+      </w:pPr>
+      <w:r>
+        <w:t xml:space="preserve">TASHA: My question. A doctor asks about using our filler in lips. What happened last time?</w:t>
+      </w:r>
+    </w:p>
+    <w:p>
+      <w:pPr>
+        <w:pStyle w:val="BodyText"/>
+      </w:pPr>
+      <w:r>
+        <w:t xml:space="preserve">DEREK: Last time? I said,</w:t>
+      </w:r>
       <w:r>
         <w:t xml:space="preserve"> </w:t>
       </w:r>
       <w:r>
-        <w:t xml:space="preserve">데릭: 노아 베넷! 데릭 쇼입니다. 이야기 계속 지켜봤어요. 그 패널 배짱 있었어요.</w:t>
-      </w:r>
-    </w:p>
-    <w:p>
-      <w:pPr>
-        <w:numPr>
-          <w:ilvl w:val="0"/>
-          <w:numId w:val="1002"/>
-        </w:numPr>
-      </w:pPr>
-      <w:r>
-        <w:t xml:space="preserve">NOAH: Thank you. Have a seat. This is Zoe, Tasha, and Marcus.</w:t>
+        <w:t xml:space="preserve">“</w:t>
+      </w:r>
+      <w:r>
+        <w:t xml:space="preserve">I can’t discuss that.</w:t>
+      </w:r>
+      <w:r>
+        <w:t xml:space="preserve">”</w:t>
       </w:r>
       <w:r>
         <w:t xml:space="preserve"> </w:t>
       </w:r>
       <w:r>
-        <w:t xml:space="preserve">노아: 감사합니다. 앉으세요. 이쪽은 조이, 타샤, 마커스예요.</w:t>
-      </w:r>
-    </w:p>
-    <w:p>
-      <w:pPr>
-        <w:numPr>
-          <w:ilvl w:val="0"/>
-          <w:numId w:val="1002"/>
-        </w:numPr>
-      </w:pPr>
-      <w:r>
-        <w:t xml:space="preserve">ZOE: Derek, tell us about a deal you’re proud of. A specific one.</w:t>
+        <w:t xml:space="preserve">Then I smiled.</w:t>
+      </w:r>
+    </w:p>
+    <w:p>
+      <w:pPr>
+        <w:pStyle w:val="BodyText"/>
+      </w:pPr>
+      <w:r>
+        <w:t xml:space="preserve">TASHA: You smiled?</w:t>
+      </w:r>
+    </w:p>
+    <w:p>
+      <w:pPr>
+        <w:pStyle w:val="BodyText"/>
+      </w:pPr>
+      <w:r>
+        <w:t xml:space="preserve">DEREK: Doctors are smart. They understand what a smile means.</w:t>
+      </w:r>
+    </w:p>
+    <w:p>
+      <w:pPr>
+        <w:pStyle w:val="BodyText"/>
+      </w:pPr>
+      <w:r>
+        <w:t xml:space="preserve">TASHA: What does it mean?</w:t>
+      </w:r>
+    </w:p>
+    <w:p>
+      <w:pPr>
+        <w:pStyle w:val="BodyText"/>
+      </w:pPr>
+      <w:r>
+        <w:t xml:space="preserve">DEREK: It means,</w:t>
       </w:r>
       <w:r>
         <w:t xml:space="preserve"> </w:t>
       </w:r>
       <w:r>
-        <w:t xml:space="preserve">조이: 데릭, 자랑스러운 거래 하나 말해 주세요. 구체적인 걸로.</w:t>
-      </w:r>
-    </w:p>
-    <w:p>
-      <w:pPr>
-        <w:numPr>
-          <w:ilvl w:val="0"/>
-          <w:numId w:val="1002"/>
-        </w:numPr>
-      </w:pPr>
-      <w:r>
-        <w:t xml:space="preserve">DEREK: Dallas Dermatology Group. Twelve doctors. They used a competitor for ten years.</w:t>
-      </w:r>
-      <w:r>
-        <w:t xml:space="preserve"> </w:t>
-      </w:r>
-      <w:r>
-        <w:t xml:space="preserve">데릭: 댈러스 피부과 그룹. 의사 열두 명. 10년 동안 경쟁 제품을 썼죠.</w:t>
-      </w:r>
-    </w:p>
-    <w:p>
-      <w:pPr>
-        <w:numPr>
-          <w:ilvl w:val="0"/>
-          <w:numId w:val="1002"/>
-        </w:numPr>
-      </w:pPr>
-      <w:r>
-        <w:t xml:space="preserve">ZOE: What did you do?</w:t>
-      </w:r>
-      <w:r>
-        <w:t xml:space="preserve"> </w:t>
-      </w:r>
-      <w:r>
-        <w:t xml:space="preserve">조이: 뭘 하셨어요?</w:t>
-      </w:r>
-    </w:p>
-    <w:p>
-      <w:pPr>
-        <w:numPr>
-          <w:ilvl w:val="0"/>
-          <w:numId w:val="1002"/>
-        </w:numPr>
-      </w:pPr>
-      <w:r>
-        <w:t xml:space="preserve">DEREK: I visited every Tuesday. For nine months. With good coffee. Never a pitch. I learned their kids’ names, their problems, their complaints about the competitor. When they were ready, I was there.</w:t>
-      </w:r>
-      <w:r>
-        <w:t xml:space="preserve"> </w:t>
-      </w:r>
-      <w:r>
-        <w:t xml:space="preserve">데릭: 매주 화요일 방문했어요. 9개월 동안. 좋은 커피 들고. 피칭은 한 번도 안 하고. 그분들 아이 이름, 고민, 경쟁 제품에 대한 불만까지 알게 됐죠. 그들이 준비됐을 때, 제가 거기 있었어요.</w:t>
-      </w:r>
-    </w:p>
-    <w:p>
-      <w:pPr>
-        <w:numPr>
-          <w:ilvl w:val="0"/>
-          <w:numId w:val="1002"/>
-        </w:numPr>
-      </w:pPr>
-      <w:r>
-        <w:t xml:space="preserve">ZOE: And the result?</w:t>
-      </w:r>
-      <w:r>
-        <w:t xml:space="preserve"> </w:t>
-      </w:r>
-      <w:r>
-        <w:t xml:space="preserve">조이: 결과는요?</w:t>
-      </w:r>
-    </w:p>
-    <w:p>
-      <w:pPr>
-        <w:numPr>
-          <w:ilvl w:val="0"/>
-          <w:numId w:val="1002"/>
-        </w:numPr>
-      </w:pPr>
-      <w:r>
-        <w:t xml:space="preserve">DEREK: They switched. Two million dollars a year. Still my account today.</w:t>
-      </w:r>
-      <w:r>
-        <w:t xml:space="preserve"> </w:t>
-      </w:r>
-      <w:r>
-        <w:t xml:space="preserve">데릭: 바꿨어요. 연 200만 달러. 지금도 제 거래처예요.</w:t>
-      </w:r>
-    </w:p>
-    <w:p>
-      <w:pPr>
-        <w:numPr>
-          <w:ilvl w:val="0"/>
-          <w:numId w:val="1002"/>
-        </w:numPr>
-      </w:pPr>
-      <w:r>
-        <w:t xml:space="preserve">ZOE: Nine months of Tuesdays. I like that.</w:t>
-      </w:r>
-      <w:r>
-        <w:t xml:space="preserve"> </w:t>
-      </w:r>
-      <w:r>
-        <w:t xml:space="preserve">조이: 9개월의 화요일. 맘에 드네요.</w:t>
-      </w:r>
-    </w:p>
-    <w:p>
-      <w:pPr>
-        <w:numPr>
-          <w:ilvl w:val="0"/>
-          <w:numId w:val="1002"/>
-        </w:numPr>
-      </w:pPr>
-      <w:r>
-        <w:t xml:space="preserve">DEREK: Relationships are slow. Then fast. I know three hundred dermatologists in Texas.</w:t>
-      </w:r>
-      <w:r>
-        <w:t xml:space="preserve"> </w:t>
-      </w:r>
-      <w:r>
-        <w:t xml:space="preserve">데릭: 관계는 느리다가. 빨라져요. 전 텍사스 피부과 의사 300명을 알아요.</w:t>
-      </w:r>
-    </w:p>
-    <w:p>
-      <w:pPr>
-        <w:numPr>
-          <w:ilvl w:val="0"/>
-          <w:numId w:val="1002"/>
-        </w:numPr>
-      </w:pPr>
-      <w:r>
-        <w:t xml:space="preserve">TASHA: My question. A doctor asks about using our filler in lips. What happened last time?</w:t>
-      </w:r>
-      <w:r>
-        <w:t xml:space="preserve"> </w:t>
-      </w:r>
-      <w:r>
-        <w:t xml:space="preserve">타샤: 제 질문. 의사가 우리 필러를 입술에 쓰는 걸 물어요. 지난번엔 어떻게 했어요?</w:t>
-      </w:r>
-    </w:p>
-    <w:p>
-      <w:pPr>
-        <w:numPr>
-          <w:ilvl w:val="0"/>
-          <w:numId w:val="1002"/>
-        </w:numPr>
-      </w:pPr>
-      <w:r>
-        <w:t xml:space="preserve">DEREK: Last time? I said,</w:t>
-      </w:r>
-      <w:r>
-        <w:t xml:space="preserve"> </w:t>
-      </w:r>
-      <w:r>
         <w:t xml:space="preserve">“</w:t>
       </w:r>
       <w:r>
-        <w:t xml:space="preserve">I can’t discuss that.</w:t>
+        <w:t xml:space="preserve">I can’t say it. But you can do it.</w:t>
       </w:r>
       <w:r>
         <w:t xml:space="preserve">”</w:t>
       </w:r>
-      <w:r>
-        <w:t xml:space="preserve"> </w:t>
-      </w:r>
-      <w:r>
-        <w:t xml:space="preserve">Then I smiled.</w:t>
-      </w:r>
-      <w:r>
-        <w:t xml:space="preserve"> </w:t>
-      </w:r>
-      <w:r>
-        <w:t xml:space="preserve">데릭: 지난번이요?</w:t>
-      </w:r>
-      <w:r>
-        <w:t xml:space="preserve"> </w:t>
-      </w:r>
-      <w:r>
-        <w:t xml:space="preserve">“</w:t>
-      </w:r>
-      <w:r>
-        <w:t xml:space="preserve">그건 말씀드릴 수 없어요</w:t>
-      </w:r>
-      <w:r>
-        <w:t xml:space="preserve">”</w:t>
-      </w:r>
-      <w:r>
-        <w:t xml:space="preserve">라고 했죠. 그리고 웃었어요.</w:t>
-      </w:r>
-    </w:p>
-    <w:p>
-      <w:pPr>
-        <w:numPr>
-          <w:ilvl w:val="0"/>
-          <w:numId w:val="1002"/>
-        </w:numPr>
-      </w:pPr>
-      <w:r>
-        <w:t xml:space="preserve">TASHA: You smiled?</w:t>
-      </w:r>
-      <w:r>
-        <w:t xml:space="preserve"> </w:t>
-      </w:r>
-      <w:r>
-        <w:t xml:space="preserve">타샤: 웃으셨다고요?</w:t>
-      </w:r>
-    </w:p>
-    <w:p>
-      <w:pPr>
-        <w:numPr>
-          <w:ilvl w:val="0"/>
-          <w:numId w:val="1002"/>
-        </w:numPr>
-      </w:pPr>
-      <w:r>
-        <w:t xml:space="preserve">DEREK: Doctors are smart. They understand what a smile means.</w:t>
-      </w:r>
-      <w:r>
-        <w:t xml:space="preserve"> </w:t>
-      </w:r>
-      <w:r>
-        <w:t xml:space="preserve">데릭: 의사들은 똑똑해요. 미소가 무슨 뜻인지 알아요.</w:t>
-      </w:r>
-    </w:p>
-    <w:p>
-      <w:pPr>
-        <w:numPr>
-          <w:ilvl w:val="0"/>
-          <w:numId w:val="1002"/>
-        </w:numPr>
-      </w:pPr>
-      <w:r>
-        <w:t xml:space="preserve">TASHA: What does it mean?</w:t>
-      </w:r>
-      <w:r>
-        <w:t xml:space="preserve"> </w:t>
-      </w:r>
-      <w:r>
-        <w:t xml:space="preserve">타샤: 무슨 뜻인데요?</w:t>
-      </w:r>
-    </w:p>
-    <w:p>
-      <w:pPr>
-        <w:numPr>
-          <w:ilvl w:val="0"/>
-          <w:numId w:val="1002"/>
-        </w:numPr>
-      </w:pPr>
-      <w:r>
-        <w:t xml:space="preserve">DEREK: It means,</w:t>
-      </w:r>
-      <w:r>
-        <w:t xml:space="preserve"> </w:t>
-      </w:r>
-      <w:r>
-        <w:t xml:space="preserve">“</w:t>
-      </w:r>
-      <w:r>
-        <w:t xml:space="preserve">I can’t say it. But you can do it.</w:t>
-      </w:r>
-      <w:r>
-        <w:t xml:space="preserve">”</w:t>
-      </w:r>
-      <w:r>
-        <w:t xml:space="preserve"> </w:t>
-      </w:r>
-      <w:r>
-        <w:t xml:space="preserve">데릭:</w:t>
-      </w:r>
-      <w:r>
-        <w:t xml:space="preserve"> </w:t>
-      </w:r>
-      <w:r>
-        <w:t xml:space="preserve">“</w:t>
-      </w:r>
-      <w:r>
-        <w:t xml:space="preserve">제가 말은 못 하지만. 선생님은 하셔도 된다</w:t>
-      </w:r>
-      <w:r>
-        <w:t xml:space="preserve">”</w:t>
-      </w:r>
-      <w:r>
-        <w:t xml:space="preserve">는 뜻이죠.</w:t>
-      </w:r>
-    </w:p>
-    <w:p>
-      <w:pPr>
-        <w:numPr>
-          <w:ilvl w:val="0"/>
-          <w:numId w:val="1002"/>
-        </w:numPr>
+    </w:p>
+    <w:p>
+      <w:pPr>
+        <w:pStyle w:val="BodyText"/>
       </w:pPr>
       <w:r>
         <w:t xml:space="preserve">TASHA: I see. Thank you.</w:t>
       </w:r>
-      <w:r>
-        <w:t xml:space="preserve"> </w:t>
-      </w:r>
-      <w:r>
-        <w:t xml:space="preserve">타샤: 그렇군요. 감사합니다.</w:t>
-      </w:r>
-    </w:p>
-    <w:p>
-      <w:pPr>
-        <w:numPr>
-          <w:ilvl w:val="0"/>
-          <w:numId w:val="1002"/>
-        </w:numPr>
+    </w:p>
+    <w:p>
+      <w:pPr>
+        <w:pStyle w:val="BodyText"/>
       </w:pPr>
       <w:r>
         <w:t xml:space="preserve">NOAH: Derek, tell me about a deal you lost. And why.</w:t>
       </w:r>
-      <w:r>
-        <w:t xml:space="preserve"> </w:t>
-      </w:r>
-      <w:r>
-        <w:t xml:space="preserve">노아: 데릭, 놓친 거래에 대해 말해 줘요. 그리고 이유도.</w:t>
-      </w:r>
-    </w:p>
-    <w:p>
-      <w:pPr>
-        <w:numPr>
-          <w:ilvl w:val="0"/>
-          <w:numId w:val="1002"/>
-        </w:numPr>
+    </w:p>
+    <w:p>
+      <w:pPr>
+        <w:pStyle w:val="BodyText"/>
       </w:pPr>
       <w:r>
         <w:t xml:space="preserve">DEREK: Houston. A big clinic chain. A competitor offered a bigger discount.</w:t>
       </w:r>
-      <w:r>
-        <w:t xml:space="preserve"> </w:t>
-      </w:r>
-      <w:r>
-        <w:t xml:space="preserve">데릭: 휴스턴. 큰 병원 체인. 경쟁사가 더 큰 할인을 제시했죠.</w:t>
-      </w:r>
-    </w:p>
-    <w:p>
-      <w:pPr>
-        <w:numPr>
-          <w:ilvl w:val="0"/>
-          <w:numId w:val="1002"/>
-        </w:numPr>
+    </w:p>
+    <w:p>
+      <w:pPr>
+        <w:pStyle w:val="BodyText"/>
       </w:pPr>
       <w:r>
         <w:t xml:space="preserve">NOAH: What would you do differently?</w:t>
       </w:r>
-      <w:r>
-        <w:t xml:space="preserve"> </w:t>
-      </w:r>
-      <w:r>
-        <w:t xml:space="preserve">노아: 다르게 한다면 뭘 하겠어요?</w:t>
-      </w:r>
-    </w:p>
-    <w:p>
-      <w:pPr>
-        <w:numPr>
-          <w:ilvl w:val="0"/>
-          <w:numId w:val="1002"/>
-        </w:numPr>
+    </w:p>
+    <w:p>
+      <w:pPr>
+        <w:pStyle w:val="BodyText"/>
       </w:pPr>
       <w:r>
         <w:t xml:space="preserve">DEREK: Nothing. You can’t beat a price war. The product was good, my relationships were good, but the discount was bigger. Marketing should have helped me justify our price.</w:t>
       </w:r>
-      <w:r>
-        <w:t xml:space="preserve"> </w:t>
-      </w:r>
-      <w:r>
-        <w:t xml:space="preserve">데릭: 아무것도요. 가격 전쟁은 못 이겨요. 제품도 좋았고 제 관계도 좋았는데, 할인이 더 컸어요. 마케팅이 우리 가격을 정당화하도록 도왔어야 했죠.</w:t>
-      </w:r>
-    </w:p>
-    <w:p>
-      <w:pPr>
-        <w:numPr>
-          <w:ilvl w:val="0"/>
-          <w:numId w:val="1002"/>
-        </w:numPr>
+    </w:p>
+    <w:p>
+      <w:pPr>
+        <w:pStyle w:val="BodyText"/>
       </w:pPr>
       <w:r>
         <w:t xml:space="preserve">ZOE: As the marketing person, I’ll remember that.</w:t>
       </w:r>
-      <w:r>
-        <w:t xml:space="preserve"> </w:t>
-      </w:r>
-      <w:r>
-        <w:t xml:space="preserve">조이: 마케팅 담당으로서, 기억해 둘게요.</w:t>
-      </w:r>
-    </w:p>
-    <w:p>
-      <w:pPr>
-        <w:numPr>
-          <w:ilvl w:val="0"/>
-          <w:numId w:val="1002"/>
-        </w:numPr>
+    </w:p>
+    <w:p>
+      <w:pPr>
+        <w:pStyle w:val="BodyText"/>
       </w:pPr>
       <w:r>
         <w:t xml:space="preserve">DEREK: Nothing personal. Marketing and sales always fight. It’s healthy.</w:t>
       </w:r>
-      <w:r>
-        <w:t xml:space="preserve"> </w:t>
-      </w:r>
-      <w:r>
-        <w:t xml:space="preserve">데릭: 개인적인 감정은 없어요. 마케팅과 영업은 늘 싸워요. 건강한 거죠.</w:t>
-      </w:r>
-    </w:p>
-    <w:p>
-      <w:pPr>
-        <w:numPr>
-          <w:ilvl w:val="0"/>
-          <w:numId w:val="1002"/>
-        </w:numPr>
+    </w:p>
+    <w:p>
+      <w:pPr>
+        <w:pStyle w:val="BodyText"/>
       </w:pPr>
       <w:r>
         <w:t xml:space="preserve">MARCUS: Why leave Kessler? Fifteen years is a long time.</w:t>
       </w:r>
-      <w:r>
-        <w:t xml:space="preserve"> </w:t>
-      </w:r>
-      <w:r>
-        <w:t xml:space="preserve">마커스: 케슬러는 왜 떠나요? 15년이면 긴 시간인데.</w:t>
-      </w:r>
-    </w:p>
-    <w:p>
-      <w:pPr>
-        <w:numPr>
-          <w:ilvl w:val="0"/>
-          <w:numId w:val="1002"/>
-        </w:numPr>
+    </w:p>
+    <w:p>
+      <w:pPr>
+        <w:pStyle w:val="BodyText"/>
       </w:pPr>
       <w:r>
         <w:t xml:space="preserve">DEREK: Kessler is a big ship. Slow. Every decision takes months of meetings. I want a rocket, a team that moves fast, and equity. I’ve made other people rich for fifteen years.</w:t>
       </w:r>
-      <w:r>
-        <w:t xml:space="preserve"> </w:t>
-      </w:r>
-      <w:r>
-        <w:t xml:space="preserve">데릭: 케슬러는 큰 배예요. 느리죠. 결정 하나에 몇 달씩 회의를 해요. 전 로켓을 원해요. 빨리 움직이는 팀, 그리고 지분도요. 15년 동안 남들을 부자로 만들어 줬거든요.</w:t>
-      </w:r>
-    </w:p>
-    <w:p>
-      <w:pPr>
-        <w:numPr>
-          <w:ilvl w:val="0"/>
-          <w:numId w:val="1002"/>
-        </w:numPr>
+    </w:p>
+    <w:p>
+      <w:pPr>
+        <w:pStyle w:val="BodyText"/>
       </w:pPr>
       <w:r>
         <w:t xml:space="preserve">NOAH: What compensation are you expecting?</w:t>
       </w:r>
-      <w:r>
-        <w:t xml:space="preserve"> </w:t>
-      </w:r>
-      <w:r>
-        <w:t xml:space="preserve">노아: 기대하는 보상은 어느 정도예요?</w:t>
-      </w:r>
-    </w:p>
-    <w:p>
-      <w:pPr>
-        <w:numPr>
-          <w:ilvl w:val="0"/>
-          <w:numId w:val="1002"/>
-        </w:numPr>
+    </w:p>
+    <w:p>
+      <w:pPr>
+        <w:pStyle w:val="BodyText"/>
       </w:pPr>
       <w:r>
         <w:t xml:space="preserve">DEREK: Base plus commission. Sixty-forty. Uncapped. And stock options.</w:t>
       </w:r>
-      <w:r>
-        <w:t xml:space="preserve"> </w:t>
-      </w:r>
-      <w:r>
-        <w:t xml:space="preserve">데릭: 기본급 더하기 커미션. 60 대 40. 상한 없이. 그리고 스톡옵션.</w:t>
-      </w:r>
-    </w:p>
-    <w:p>
-      <w:pPr>
-        <w:numPr>
-          <w:ilvl w:val="0"/>
-          <w:numId w:val="1002"/>
-        </w:numPr>
+    </w:p>
+    <w:p>
+      <w:pPr>
+        <w:pStyle w:val="BodyText"/>
       </w:pPr>
       <w:r>
         <w:t xml:space="preserve">MARCUS: Uncapped commission. On a brand-new product.</w:t>
       </w:r>
-      <w:r>
-        <w:t xml:space="preserve"> </w:t>
-      </w:r>
-      <w:r>
-        <w:t xml:space="preserve">마커스: 상한 없는 커미션. 완전 신제품에.</w:t>
-      </w:r>
-    </w:p>
-    <w:p>
-      <w:pPr>
-        <w:numPr>
-          <w:ilvl w:val="0"/>
-          <w:numId w:val="1002"/>
-        </w:numPr>
+    </w:p>
+    <w:p>
+      <w:pPr>
+        <w:pStyle w:val="BodyText"/>
       </w:pPr>
       <w:r>
         <w:t xml:space="preserve">DEREK: Bet on me. I’ll make you look smart.</w:t>
       </w:r>
-      <w:r>
-        <w:t xml:space="preserve"> </w:t>
-      </w:r>
-      <w:r>
-        <w:t xml:space="preserve">데릭: 저한테 거세요. 여러분을 똑똑해 보이게 해 드릴게요.</w:t>
-      </w:r>
-    </w:p>
-    <w:p>
-      <w:pPr>
-        <w:numPr>
-          <w:ilvl w:val="0"/>
-          <w:numId w:val="1002"/>
-        </w:numPr>
+    </w:p>
+    <w:p>
+      <w:pPr>
+        <w:pStyle w:val="BodyText"/>
       </w:pPr>
       <w:r>
         <w:t xml:space="preserve">ZOE: Any questions for us?</w:t>
       </w:r>
-      <w:r>
-        <w:t xml:space="preserve"> </w:t>
-      </w:r>
-      <w:r>
-        <w:t xml:space="preserve">조이: 저희한테 질문 있으세요?</w:t>
-      </w:r>
-    </w:p>
-    <w:p>
-      <w:pPr>
-        <w:numPr>
-          <w:ilvl w:val="0"/>
-          <w:numId w:val="1002"/>
-        </w:numPr>
+    </w:p>
+    <w:p>
+      <w:pPr>
+        <w:pStyle w:val="BodyText"/>
       </w:pPr>
       <w:r>
         <w:t xml:space="preserve">DEREK: Just one. When do I start?</w:t>
       </w:r>
-      <w:r>
-        <w:t xml:space="preserve"> </w:t>
-      </w:r>
-      <w:r>
-        <w:t xml:space="preserve">데릭: 하나만요. 언제 시작하죠?</w:t>
-      </w:r>
-    </w:p>
-    <w:p>
-      <w:pPr>
-        <w:numPr>
-          <w:ilvl w:val="0"/>
-          <w:numId w:val="1002"/>
-        </w:numPr>
+    </w:p>
+    <w:p>
+      <w:pPr>
+        <w:pStyle w:val="BodyText"/>
       </w:pPr>
       <w:r>
         <w:t xml:space="preserve">NOAH: We’ll decide this week. Thank you, Derek.</w:t>
       </w:r>
-      <w:r>
-        <w:t xml:space="preserve"> </w:t>
-      </w:r>
-      <w:r>
-        <w:t xml:space="preserve">노아: 이번 주에 결정할게요. 감사합니다, 데릭.</w:t>
-      </w:r>
-    </w:p>
-    <w:p>
-      <w:pPr>
-        <w:numPr>
-          <w:ilvl w:val="0"/>
-          <w:numId w:val="1002"/>
-        </w:numPr>
+    </w:p>
+    <w:p>
+      <w:pPr>
+        <w:pStyle w:val="BodyText"/>
       </w:pPr>
       <w:r>
         <w:t xml:space="preserve">DEREK: One more thing. I know Tom Brennan. Golf, twice a year.</w:t>
       </w:r>
-      <w:r>
-        <w:t xml:space="preserve"> </w:t>
-      </w:r>
-      <w:r>
-        <w:t xml:space="preserve">데릭: 하나 더요. 톰 브레넌을 알아요. 1년에 두 번 골프 치는 사이.</w:t>
-      </w:r>
-    </w:p>
-    <w:p>
-      <w:pPr>
-        <w:numPr>
-          <w:ilvl w:val="0"/>
-          <w:numId w:val="1002"/>
-        </w:numPr>
+    </w:p>
+    <w:p>
+      <w:pPr>
+        <w:pStyle w:val="BodyText"/>
       </w:pPr>
       <w:r>
         <w:t xml:space="preserve">NOAH: Does that matter?</w:t>
       </w:r>
-      <w:r>
-        <w:t xml:space="preserve"> </w:t>
-      </w:r>
-      <w:r>
-        <w:t xml:space="preserve">노아: 그게 중요한가요?</w:t>
-      </w:r>
-    </w:p>
-    <w:p>
-      <w:pPr>
-        <w:numPr>
-          <w:ilvl w:val="0"/>
-          <w:numId w:val="1002"/>
-        </w:numPr>
+    </w:p>
+    <w:p>
+      <w:pPr>
+        <w:pStyle w:val="BodyText"/>
       </w:pPr>
       <w:r>
         <w:t xml:space="preserve">DEREK: It means I know how he thinks. When Halvern plans a price cut or a new launch, I’ll know what Tom will do before he does it. That’s worth something. See you soon.</w:t>
-      </w:r>
-      <w:r>
-        <w:t xml:space="preserve"> </w:t>
-      </w:r>
-      <w:r>
-        <w:t xml:space="preserve">데릭: 그가 어떻게 생각하는지 안다는 뜻이죠. 할번이 가격 인하나 신제품 출시를 계획하면, 톰이 움직이기 전에 제가 먼저 알 거예요. 그건 가치가 있어요. 곧 봬요.</w:t>
       </w:r>
     </w:p>
     <w:bookmarkEnd w:id="22"/>
@@ -1118,572 +638,272 @@
     </w:p>
     <w:p>
       <w:pPr>
-        <w:numPr>
-          <w:ilvl w:val="0"/>
-          <w:numId w:val="1003"/>
-        </w:numPr>
+        <w:pStyle w:val="FirstParagraph"/>
       </w:pPr>
       <w:r>
         <w:t xml:space="preserve">AVA: Hi! Ava Reed. Sorry, I’m nervous. I’ve never had a sales interview.</w:t>
       </w:r>
+    </w:p>
+    <w:p>
+      <w:pPr>
+        <w:pStyle w:val="BodyText"/>
+      </w:pPr>
+      <w:r>
+        <w:t xml:space="preserve">TASHA: Nervous is fine. Tell us about your clinic job.</w:t>
+      </w:r>
+    </w:p>
+    <w:p>
+      <w:pPr>
+        <w:pStyle w:val="BodyText"/>
+      </w:pPr>
+      <w:r>
+        <w:t xml:space="preserve">AVA: Front desk coordinator. Four years. Booking, billing, upset patients, product orders.</w:t>
+      </w:r>
+    </w:p>
+    <w:p>
+      <w:pPr>
+        <w:pStyle w:val="BodyText"/>
+      </w:pPr>
+      <w:r>
+        <w:t xml:space="preserve">ZOE: Product orders? So you met sales reps?</w:t>
+      </w:r>
+    </w:p>
+    <w:p>
+      <w:pPr>
+        <w:pStyle w:val="BodyText"/>
+      </w:pPr>
+      <w:r>
+        <w:t xml:space="preserve">AVA: Every week. Some brought lunch. Some brought answers. I remember the answers.</w:t>
+      </w:r>
+    </w:p>
+    <w:p>
+      <w:pPr>
+        <w:pStyle w:val="BodyText"/>
+      </w:pPr>
+      <w:r>
+        <w:t xml:space="preserve">ZOE: Tell me about a time you convinced someone. Anything.</w:t>
+      </w:r>
+    </w:p>
+    <w:p>
+      <w:pPr>
+        <w:pStyle w:val="BodyText"/>
+      </w:pPr>
+      <w:r>
+        <w:t xml:space="preserve">AVA: Our clinic had no emergency kit. I asked the owner three times.</w:t>
+      </w:r>
+    </w:p>
+    <w:p>
+      <w:pPr>
+        <w:pStyle w:val="BodyText"/>
+      </w:pPr>
+      <w:r>
+        <w:t xml:space="preserve">ZOE: What happened?</w:t>
+      </w:r>
+    </w:p>
+    <w:p>
+      <w:pPr>
+        <w:pStyle w:val="BodyText"/>
+      </w:pPr>
+      <w:r>
+        <w:t xml:space="preserve">AVA: Twice, he said no. Too expensive. So I changed my approach.</w:t>
+      </w:r>
+    </w:p>
+    <w:p>
+      <w:pPr>
+        <w:pStyle w:val="BodyText"/>
+      </w:pPr>
+      <w:r>
+        <w:t xml:space="preserve">ZOE: How?</w:t>
+      </w:r>
+    </w:p>
+    <w:p>
+      <w:pPr>
+        <w:pStyle w:val="BodyText"/>
+      </w:pPr>
+      <w:r>
+        <w:t xml:space="preserve">AVA: I priced one lawsuit. Then one kit. I put both numbers on one page, side by side, with no comments. I didn’t argue anymore. I just let the numbers talk to him.</w:t>
+      </w:r>
+    </w:p>
+    <w:p>
+      <w:pPr>
+        <w:pStyle w:val="BodyText"/>
+      </w:pPr>
+      <w:r>
+        <w:t xml:space="preserve">MARCUS: And?</w:t>
+      </w:r>
+    </w:p>
+    <w:p>
+      <w:pPr>
+        <w:pStyle w:val="BodyText"/>
+      </w:pPr>
+      <w:r>
+        <w:t xml:space="preserve">AVA: We had a kit the next week. He thought it was his idea.</w:t>
+      </w:r>
+    </w:p>
+    <w:p>
+      <w:pPr>
+        <w:pStyle w:val="BodyText"/>
+      </w:pPr>
+      <w:r>
+        <w:t xml:space="preserve">ZOE: That’s selling. You just didn’t call it selling.</w:t>
+      </w:r>
+    </w:p>
+    <w:p>
+      <w:pPr>
+        <w:pStyle w:val="BodyText"/>
+      </w:pPr>
+      <w:r>
+        <w:t xml:space="preserve">TASHA: A doctor asks about using our product in lips. What do you do?</w:t>
+      </w:r>
+    </w:p>
+    <w:p>
+      <w:pPr>
+        <w:pStyle w:val="BodyText"/>
+      </w:pPr>
+      <w:r>
+        <w:t xml:space="preserve">AVA: I don’t know the rules yet. But I’d say,</w:t>
+      </w:r>
       <w:r>
         <w:t xml:space="preserve"> </w:t>
       </w:r>
       <w:r>
-        <w:t xml:space="preserve">에이바: 안녕하세요! 에이바 리드예요. 죄송해요, 긴장돼서요. 영업 면접은 처음이에요.</w:t>
-      </w:r>
-    </w:p>
-    <w:p>
-      <w:pPr>
-        <w:numPr>
-          <w:ilvl w:val="0"/>
-          <w:numId w:val="1003"/>
-        </w:numPr>
-      </w:pPr>
-      <w:r>
-        <w:t xml:space="preserve">TASHA: Nervous is fine. Tell us about your clinic job.</w:t>
+        <w:t xml:space="preserve">“</w:t>
+      </w:r>
+      <w:r>
+        <w:t xml:space="preserve">That’s not on our label.</w:t>
+      </w:r>
+      <w:r>
+        <w:t xml:space="preserve">”</w:t>
+      </w:r>
+    </w:p>
+    <w:p>
+      <w:pPr>
+        <w:pStyle w:val="BodyText"/>
+      </w:pPr>
+      <w:r>
+        <w:t xml:space="preserve">TASHA: And if they push?</w:t>
+      </w:r>
+    </w:p>
+    <w:p>
+      <w:pPr>
+        <w:pStyle w:val="BodyText"/>
+      </w:pPr>
+      <w:r>
+        <w:t xml:space="preserve">AVA: I’d ask our medical team to call them. Not guess.</w:t>
+      </w:r>
+    </w:p>
+    <w:p>
+      <w:pPr>
+        <w:pStyle w:val="BodyText"/>
+      </w:pPr>
+      <w:r>
+        <w:t xml:space="preserve">NOAH: Tell me about a failure. A real one.</w:t>
+      </w:r>
+    </w:p>
+    <w:p>
+      <w:pPr>
+        <w:pStyle w:val="BodyText"/>
+      </w:pPr>
+      <w:r>
+        <w:t xml:space="preserve">AVA: I double-booked a patient. She drove two hours. Then waited three.</w:t>
+      </w:r>
+    </w:p>
+    <w:p>
+      <w:pPr>
+        <w:pStyle w:val="BodyText"/>
+      </w:pPr>
+      <w:r>
+        <w:t xml:space="preserve">NOAH: What did you do?</w:t>
+      </w:r>
+    </w:p>
+    <w:p>
+      <w:pPr>
+        <w:pStyle w:val="BodyText"/>
+      </w:pPr>
+      <w:r>
+        <w:t xml:space="preserve">AVA: I apologized. Paid her gas. Then I looked at why it happened. Two people could book the same slot, so I built a simple booking check. No repeats since.</w:t>
+      </w:r>
+    </w:p>
+    <w:p>
+      <w:pPr>
+        <w:pStyle w:val="BodyText"/>
+      </w:pPr>
+      <w:r>
+        <w:t xml:space="preserve">MARCUS: Root cause and a fix. You’d do fine in a factory.</w:t>
+      </w:r>
+    </w:p>
+    <w:p>
+      <w:pPr>
+        <w:pStyle w:val="BodyText"/>
+      </w:pPr>
+      <w:r>
+        <w:t xml:space="preserve">ZOE: Questions for us?</w:t>
+      </w:r>
+    </w:p>
+    <w:p>
+      <w:pPr>
+        <w:pStyle w:val="BodyText"/>
+      </w:pPr>
+      <w:r>
+        <w:t xml:space="preserve">AVA: Several. What happens if I don’t know an answer?</w:t>
+      </w:r>
+    </w:p>
+    <w:p>
+      <w:pPr>
+        <w:pStyle w:val="BodyText"/>
+      </w:pPr>
+      <w:r>
+        <w:t xml:space="preserve">TASHA: You say,</w:t>
       </w:r>
       <w:r>
         <w:t xml:space="preserve"> </w:t>
       </w:r>
       <w:r>
-        <w:t xml:space="preserve">타샤: 긴장해도 괜찮아요. 병원 일에 대해 말해 줘요.</w:t>
-      </w:r>
-    </w:p>
-    <w:p>
-      <w:pPr>
-        <w:numPr>
-          <w:ilvl w:val="0"/>
-          <w:numId w:val="1003"/>
-        </w:numPr>
-      </w:pPr>
-      <w:r>
-        <w:t xml:space="preserve">AVA: Front desk coordinator. Four years. Booking, billing, upset patients, product orders.</w:t>
+        <w:t xml:space="preserve">“</w:t>
+      </w:r>
+      <w:r>
+        <w:t xml:space="preserve">I don’t know. I’ll find out.</w:t>
+      </w:r>
+      <w:r>
+        <w:t xml:space="preserve">”</w:t>
       </w:r>
       <w:r>
         <w:t xml:space="preserve"> </w:t>
       </w:r>
       <w:r>
-        <w:t xml:space="preserve">에이바: 프런트 코디네이터. 4년. 예약, 결제, 화난 환자, 제품 주문.</w:t>
-      </w:r>
-    </w:p>
-    <w:p>
-      <w:pPr>
-        <w:numPr>
-          <w:ilvl w:val="0"/>
-          <w:numId w:val="1003"/>
-        </w:numPr>
-      </w:pPr>
-      <w:r>
-        <w:t xml:space="preserve">ZOE: Product orders? So you met sales reps?</w:t>
-      </w:r>
-      <w:r>
-        <w:t xml:space="preserve"> </w:t>
-      </w:r>
-      <w:r>
-        <w:t xml:space="preserve">조이: 제품 주문이요? 그럼 영업 사원들을 만났겠네요?</w:t>
-      </w:r>
-    </w:p>
-    <w:p>
-      <w:pPr>
-        <w:numPr>
-          <w:ilvl w:val="0"/>
-          <w:numId w:val="1003"/>
-        </w:numPr>
-      </w:pPr>
-      <w:r>
-        <w:t xml:space="preserve">AVA: Every week. Some brought lunch. Some brought answers. I remember the answers.</w:t>
-      </w:r>
-      <w:r>
-        <w:t xml:space="preserve"> </w:t>
-      </w:r>
-      <w:r>
-        <w:t xml:space="preserve">에이바: 매주요. 어떤 사람은 점심을 가져왔고. 어떤 사람은 답을 가져왔죠. 전 답을 기억해요.</w:t>
-      </w:r>
-    </w:p>
-    <w:p>
-      <w:pPr>
-        <w:numPr>
-          <w:ilvl w:val="0"/>
-          <w:numId w:val="1003"/>
-        </w:numPr>
-      </w:pPr>
-      <w:r>
-        <w:t xml:space="preserve">ZOE: Tell me about a time you convinced someone. Anything.</w:t>
-      </w:r>
-      <w:r>
-        <w:t xml:space="preserve"> </w:t>
-      </w:r>
-      <w:r>
-        <w:t xml:space="preserve">조이: 누군가를 설득했던 때를 말해 주세요. 뭐든지요.</w:t>
-      </w:r>
-    </w:p>
-    <w:p>
-      <w:pPr>
-        <w:numPr>
-          <w:ilvl w:val="0"/>
-          <w:numId w:val="1003"/>
-        </w:numPr>
-      </w:pPr>
-      <w:r>
-        <w:t xml:space="preserve">AVA: Our clinic had no emergency kit. I asked the owner three times.</w:t>
-      </w:r>
-      <w:r>
-        <w:t xml:space="preserve"> </w:t>
-      </w:r>
-      <w:r>
-        <w:t xml:space="preserve">에이바: 우리 병원엔 응급 키트가 없었어요. 원장님께 세 번 요청했죠.</w:t>
-      </w:r>
-    </w:p>
-    <w:p>
-      <w:pPr>
-        <w:numPr>
-          <w:ilvl w:val="0"/>
-          <w:numId w:val="1003"/>
-        </w:numPr>
-      </w:pPr>
-      <w:r>
-        <w:t xml:space="preserve">ZOE: What happened?</w:t>
-      </w:r>
-      <w:r>
-        <w:t xml:space="preserve"> </w:t>
-      </w:r>
-      <w:r>
-        <w:t xml:space="preserve">조이: 어떻게 됐어요?</w:t>
-      </w:r>
-    </w:p>
-    <w:p>
-      <w:pPr>
-        <w:numPr>
-          <w:ilvl w:val="0"/>
-          <w:numId w:val="1003"/>
-        </w:numPr>
-      </w:pPr>
-      <w:r>
-        <w:t xml:space="preserve">AVA: Twice, he said no. Too expensive. So I changed my approach.</w:t>
-      </w:r>
-      <w:r>
-        <w:t xml:space="preserve"> </w:t>
-      </w:r>
-      <w:r>
-        <w:t xml:space="preserve">에이바: 두 번은 안 된다고 했어요. 너무 비싸다고. 그래서 접근법을 바꿨어요.</w:t>
-      </w:r>
-    </w:p>
-    <w:p>
-      <w:pPr>
-        <w:numPr>
-          <w:ilvl w:val="0"/>
-          <w:numId w:val="1003"/>
-        </w:numPr>
-      </w:pPr>
-      <w:r>
-        <w:t xml:space="preserve">ZOE: How?</w:t>
-      </w:r>
-      <w:r>
-        <w:t xml:space="preserve"> </w:t>
-      </w:r>
-      <w:r>
-        <w:t xml:space="preserve">조이: 어떻게요?</w:t>
-      </w:r>
-    </w:p>
-    <w:p>
-      <w:pPr>
-        <w:numPr>
-          <w:ilvl w:val="0"/>
-          <w:numId w:val="1003"/>
-        </w:numPr>
-      </w:pPr>
-      <w:r>
-        <w:t xml:space="preserve">AVA: I priced one lawsuit. Then one kit. I put both numbers on one page, side by side, with no comments. I didn’t argue anymore. I just let the numbers talk to him.</w:t>
-      </w:r>
-      <w:r>
-        <w:t xml:space="preserve"> </w:t>
-      </w:r>
-      <w:r>
-        <w:t xml:space="preserve">에이바: 소송 한 건 비용을 알아봤어요. 그다음 키트 하나. 두 숫자를 한 장에 나란히, 아무 설명 없이 넣었죠. 더 이상 따지지 않았어요. 그냥 숫자가 말하게 했어요.</w:t>
-      </w:r>
-    </w:p>
-    <w:p>
-      <w:pPr>
-        <w:numPr>
-          <w:ilvl w:val="0"/>
-          <w:numId w:val="1003"/>
-        </w:numPr>
-      </w:pPr>
-      <w:r>
-        <w:t xml:space="preserve">MARCUS: And?</w:t>
-      </w:r>
-      <w:r>
-        <w:t xml:space="preserve"> </w:t>
-      </w:r>
-      <w:r>
-        <w:t xml:space="preserve">마커스: 그래서?</w:t>
-      </w:r>
-    </w:p>
-    <w:p>
-      <w:pPr>
-        <w:numPr>
-          <w:ilvl w:val="0"/>
-          <w:numId w:val="1003"/>
-        </w:numPr>
-      </w:pPr>
-      <w:r>
-        <w:t xml:space="preserve">AVA: We had a kit the next week. He thought it was his idea.</w:t>
-      </w:r>
-      <w:r>
-        <w:t xml:space="preserve"> </w:t>
-      </w:r>
-      <w:r>
-        <w:t xml:space="preserve">에이바: 다음 주에 키트가 생겼어요. 원장님은 자기 아이디어인 줄 아셨고요.</w:t>
-      </w:r>
-    </w:p>
-    <w:p>
-      <w:pPr>
-        <w:numPr>
-          <w:ilvl w:val="0"/>
-          <w:numId w:val="1003"/>
-        </w:numPr>
-      </w:pPr>
-      <w:r>
-        <w:t xml:space="preserve">ZOE: That’s selling. You just didn’t call it selling.</w:t>
-      </w:r>
-      <w:r>
-        <w:t xml:space="preserve"> </w:t>
-      </w:r>
-      <w:r>
-        <w:t xml:space="preserve">조이: 그게 영업이에요. 영업이라고 부르지 않았을 뿐.</w:t>
-      </w:r>
-    </w:p>
-    <w:p>
-      <w:pPr>
-        <w:numPr>
-          <w:ilvl w:val="0"/>
-          <w:numId w:val="1003"/>
-        </w:numPr>
-      </w:pPr>
-      <w:r>
-        <w:t xml:space="preserve">TASHA: A doctor asks about using our product in lips. What do you do?</w:t>
-      </w:r>
-      <w:r>
-        <w:t xml:space="preserve"> </w:t>
-      </w:r>
-      <w:r>
-        <w:t xml:space="preserve">타샤: 의사가 우리 제품을 입술에 쓰는 걸 물어요. 어떻게 해요?</w:t>
-      </w:r>
-    </w:p>
-    <w:p>
-      <w:pPr>
-        <w:numPr>
-          <w:ilvl w:val="0"/>
-          <w:numId w:val="1003"/>
-        </w:numPr>
-      </w:pPr>
-      <w:r>
-        <w:t xml:space="preserve">AVA: I don’t know the rules yet. But I’d say,</w:t>
-      </w:r>
-      <w:r>
-        <w:t xml:space="preserve"> </w:t>
-      </w:r>
-      <w:r>
-        <w:t xml:space="preserve">“</w:t>
-      </w:r>
-      <w:r>
-        <w:t xml:space="preserve">That’s not on our label.</w:t>
-      </w:r>
-      <w:r>
-        <w:t xml:space="preserve">”</w:t>
-      </w:r>
-      <w:r>
-        <w:t xml:space="preserve"> </w:t>
-      </w:r>
-      <w:r>
-        <w:t xml:space="preserve">에이바: 아직 규정은 몰라요. 하지만</w:t>
-      </w:r>
-      <w:r>
-        <w:t xml:space="preserve"> </w:t>
-      </w:r>
-      <w:r>
-        <w:t xml:space="preserve">“</w:t>
-      </w:r>
-      <w:r>
-        <w:t xml:space="preserve">그건 라벨에 없습니다</w:t>
-      </w:r>
-      <w:r>
-        <w:t xml:space="preserve">”</w:t>
-      </w:r>
-      <w:r>
-        <w:t xml:space="preserve">라고 할 거예요.</w:t>
-      </w:r>
-    </w:p>
-    <w:p>
-      <w:pPr>
-        <w:numPr>
-          <w:ilvl w:val="0"/>
-          <w:numId w:val="1003"/>
-        </w:numPr>
-      </w:pPr>
-      <w:r>
-        <w:t xml:space="preserve">TASHA: And if they push?</w:t>
-      </w:r>
-      <w:r>
-        <w:t xml:space="preserve"> </w:t>
-      </w:r>
-      <w:r>
-        <w:t xml:space="preserve">타샤: 그래도 밀어붙이면요?</w:t>
-      </w:r>
-    </w:p>
-    <w:p>
-      <w:pPr>
-        <w:numPr>
-          <w:ilvl w:val="0"/>
-          <w:numId w:val="1003"/>
-        </w:numPr>
-      </w:pPr>
-      <w:r>
-        <w:t xml:space="preserve">AVA: I’d ask our medical team to call them. Not guess.</w:t>
-      </w:r>
-      <w:r>
-        <w:t xml:space="preserve"> </w:t>
-      </w:r>
-      <w:r>
-        <w:t xml:space="preserve">에이바: 우리 의료팀에 전화해 달라고 할 거예요. 추측하지 않고요.</w:t>
-      </w:r>
-    </w:p>
-    <w:p>
-      <w:pPr>
-        <w:numPr>
-          <w:ilvl w:val="0"/>
-          <w:numId w:val="1003"/>
-        </w:numPr>
-      </w:pPr>
-      <w:r>
-        <w:t xml:space="preserve">NOAH: Tell me about a failure. A real one.</w:t>
-      </w:r>
-      <w:r>
-        <w:t xml:space="preserve"> </w:t>
-      </w:r>
-      <w:r>
-        <w:t xml:space="preserve">노아: 실패에 대해 말해 줘요. 진짜 실패.</w:t>
-      </w:r>
-    </w:p>
-    <w:p>
-      <w:pPr>
-        <w:numPr>
-          <w:ilvl w:val="0"/>
-          <w:numId w:val="1003"/>
-        </w:numPr>
-      </w:pPr>
-      <w:r>
-        <w:t xml:space="preserve">AVA: I double-booked a patient. She drove two hours. Then waited three.</w:t>
-      </w:r>
-      <w:r>
-        <w:t xml:space="preserve"> </w:t>
-      </w:r>
-      <w:r>
-        <w:t xml:space="preserve">에이바: 환자를 이중 예약했어요. 두 시간 운전해서 왔는데. 세 시간을 기다렸죠.</w:t>
-      </w:r>
-    </w:p>
-    <w:p>
-      <w:pPr>
-        <w:numPr>
-          <w:ilvl w:val="0"/>
-          <w:numId w:val="1003"/>
-        </w:numPr>
-      </w:pPr>
-      <w:r>
-        <w:t xml:space="preserve">NOAH: What did you do?</w:t>
-      </w:r>
-      <w:r>
-        <w:t xml:space="preserve"> </w:t>
-      </w:r>
-      <w:r>
-        <w:t xml:space="preserve">노아: 어떻게 했어요?</w:t>
-      </w:r>
-    </w:p>
-    <w:p>
-      <w:pPr>
-        <w:numPr>
-          <w:ilvl w:val="0"/>
-          <w:numId w:val="1003"/>
-        </w:numPr>
-      </w:pPr>
-      <w:r>
-        <w:t xml:space="preserve">AVA: I apologized. Paid her gas. Then I looked at why it happened. Two people could book the same slot, so I built a simple booking check. No repeats since.</w:t>
-      </w:r>
-      <w:r>
-        <w:t xml:space="preserve"> </w:t>
-      </w:r>
-      <w:r>
-        <w:t xml:space="preserve">에이바: 사과했어요. 기름값을 드렸고요. 그다음 왜 그런 일이 생겼는지 봤어요. 두 사람이 같은 시간대를 예약할 수 있었거든요. 그래서 간단한 예약 확인 절차를 만들었어요. 이후로 재발 없음.</w:t>
-      </w:r>
-    </w:p>
-    <w:p>
-      <w:pPr>
-        <w:numPr>
-          <w:ilvl w:val="0"/>
-          <w:numId w:val="1003"/>
-        </w:numPr>
-      </w:pPr>
-      <w:r>
-        <w:t xml:space="preserve">MARCUS: Root cause and a fix. You’d do fine in a factory.</w:t>
-      </w:r>
-      <w:r>
-        <w:t xml:space="preserve"> </w:t>
-      </w:r>
-      <w:r>
-        <w:t xml:space="preserve">마커스: 근본 원인과 해결책. 공장에서도 잘하겠네.</w:t>
-      </w:r>
-    </w:p>
-    <w:p>
-      <w:pPr>
-        <w:numPr>
-          <w:ilvl w:val="0"/>
-          <w:numId w:val="1003"/>
-        </w:numPr>
-      </w:pPr>
-      <w:r>
-        <w:t xml:space="preserve">ZOE: Questions for us?</w:t>
-      </w:r>
-      <w:r>
-        <w:t xml:space="preserve"> </w:t>
-      </w:r>
-      <w:r>
-        <w:t xml:space="preserve">조이: 저희한테 질문 있어요?</w:t>
-      </w:r>
-    </w:p>
-    <w:p>
-      <w:pPr>
-        <w:numPr>
-          <w:ilvl w:val="0"/>
-          <w:numId w:val="1003"/>
-        </w:numPr>
-      </w:pPr>
-      <w:r>
-        <w:t xml:space="preserve">AVA: Several. What happens if I don’t know an answer?</w:t>
-      </w:r>
-      <w:r>
-        <w:t xml:space="preserve"> </w:t>
-      </w:r>
-      <w:r>
-        <w:t xml:space="preserve">에이바: 여러 개요. 제가 답을 모르면 어떻게 되나요?</w:t>
-      </w:r>
-    </w:p>
-    <w:p>
-      <w:pPr>
-        <w:numPr>
-          <w:ilvl w:val="0"/>
-          <w:numId w:val="1003"/>
-        </w:numPr>
-      </w:pPr>
-      <w:r>
-        <w:t xml:space="preserve">TASHA: You say,</w:t>
-      </w:r>
-      <w:r>
-        <w:t xml:space="preserve"> </w:t>
-      </w:r>
-      <w:r>
-        <w:t xml:space="preserve">“</w:t>
-      </w:r>
-      <w:r>
-        <w:t xml:space="preserve">I don’t know. I’ll find out.</w:t>
-      </w:r>
-      <w:r>
-        <w:t xml:space="preserve">”</w:t>
-      </w:r>
-      <w:r>
-        <w:t xml:space="preserve"> </w:t>
-      </w:r>
-      <w:r>
         <w:t xml:space="preserve">Then you find out.</w:t>
       </w:r>
-      <w:r>
-        <w:t xml:space="preserve"> </w:t>
-      </w:r>
-      <w:r>
-        <w:t xml:space="preserve">타샤:</w:t>
-      </w:r>
-      <w:r>
-        <w:t xml:space="preserve"> </w:t>
-      </w:r>
-      <w:r>
-        <w:t xml:space="preserve">“</w:t>
-      </w:r>
-      <w:r>
-        <w:t xml:space="preserve">모르겠습니다. 알아보겠습니다</w:t>
-      </w:r>
-      <w:r>
-        <w:t xml:space="preserve">”</w:t>
-      </w:r>
-      <w:r>
-        <w:t xml:space="preserve">라고 해요. 그리고 알아내요.</w:t>
-      </w:r>
-    </w:p>
-    <w:p>
-      <w:pPr>
-        <w:numPr>
-          <w:ilvl w:val="0"/>
-          <w:numId w:val="1003"/>
-        </w:numPr>
+    </w:p>
+    <w:p>
+      <w:pPr>
+        <w:pStyle w:val="BodyText"/>
       </w:pPr>
       <w:r>
         <w:t xml:space="preserve">AVA: Good. Second. How do you measure a good rep here? Only sales?</w:t>
       </w:r>
-      <w:r>
-        <w:t xml:space="preserve"> </w:t>
-      </w:r>
-      <w:r>
-        <w:t xml:space="preserve">에이바: 좋아요. 둘째. 여기선 좋은 영업 사원을 어떻게 평가해요? 매출만요?</w:t>
-      </w:r>
-    </w:p>
-    <w:p>
-      <w:pPr>
-        <w:numPr>
-          <w:ilvl w:val="0"/>
-          <w:numId w:val="1003"/>
-        </w:numPr>
+    </w:p>
+    <w:p>
+      <w:pPr>
+        <w:pStyle w:val="BodyText"/>
       </w:pPr>
       <w:r>
         <w:t xml:space="preserve">NOAH: That’s a great question. We’re deciding that this week.</w:t>
       </w:r>
-      <w:r>
-        <w:t xml:space="preserve"> </w:t>
-      </w:r>
-      <w:r>
-        <w:t xml:space="preserve">노아: 아주 좋은 질문이네요. 이번 주에 결정하는 중이에요.</w:t>
-      </w:r>
-    </w:p>
-    <w:p>
-      <w:pPr>
-        <w:numPr>
-          <w:ilvl w:val="0"/>
-          <w:numId w:val="1003"/>
-        </w:numPr>
+    </w:p>
+    <w:p>
+      <w:pPr>
+        <w:pStyle w:val="BodyText"/>
       </w:pPr>
       <w:r>
         <w:t xml:space="preserve">AVA: Third. Can I take the injector training too? I want to understand the hands.</w:t>
       </w:r>
-      <w:r>
-        <w:t xml:space="preserve"> </w:t>
-      </w:r>
-      <w:r>
-        <w:t xml:space="preserve">에이바: 셋째. 저도 시술자 교육을 받을 수 있나요? 손을 이해하고 싶어요.</w:t>
-      </w:r>
-    </w:p>
-    <w:p>
-      <w:pPr>
-        <w:numPr>
-          <w:ilvl w:val="0"/>
-          <w:numId w:val="1003"/>
-        </w:numPr>
+    </w:p>
+    <w:p>
+      <w:pPr>
+        <w:pStyle w:val="BodyText"/>
       </w:pPr>
       <w:r>
         <w:t xml:space="preserve">TASHA: Yes. Everyone takes it. Including the CEO.</w:t>
-      </w:r>
-      <w:r>
-        <w:t xml:space="preserve"> </w:t>
-      </w:r>
-      <w:r>
-        <w:t xml:space="preserve">타샤: 네. 모두 받아요. CEO까지.</w:t>
       </w:r>
     </w:p>
     <w:bookmarkEnd w:id="23"/>
@@ -1698,478 +918,220 @@
     </w:p>
     <w:p>
       <w:pPr>
-        <w:numPr>
-          <w:ilvl w:val="0"/>
-          <w:numId w:val="1004"/>
-        </w:numPr>
+        <w:pStyle w:val="FirstParagraph"/>
       </w:pPr>
       <w:r>
         <w:t xml:space="preserve">ZOE: My vote is Derek. Three hundred dermatologists. We launch in four months, and we don’t have time to build relationships from zero. He can open doors on his first day.</w:t>
       </w:r>
+    </w:p>
+    <w:p>
+      <w:pPr>
+        <w:pStyle w:val="BodyText"/>
+      </w:pPr>
+      <w:r>
+        <w:t xml:space="preserve">TASHA: My vote is Ava. Derek smiled about lips. That smile is a lawsuit. One rep who winks at off-label use can undo every safe hand we’re trying to train.</w:t>
+      </w:r>
+    </w:p>
+    <w:p>
+      <w:pPr>
+        <w:pStyle w:val="BodyText"/>
+      </w:pPr>
+      <w:r>
+        <w:t xml:space="preserve">ELENA: He smiled? About off-label use? In an interview?</w:t>
+      </w:r>
+    </w:p>
+    <w:p>
+      <w:pPr>
+        <w:pStyle w:val="BodyText"/>
+      </w:pPr>
+      <w:r>
+        <w:t xml:space="preserve">TASHA:</w:t>
+      </w:r>
       <w:r>
         <w:t xml:space="preserve"> </w:t>
       </w:r>
       <w:r>
-        <w:t xml:space="preserve">조이: 제 표는 데릭이에요. 피부과 의사 300명. 우린 넉 달 뒤에 출시하는데, 관계를 0부터 쌓을 시간이 없어요. 그는 첫날부터 문을 열 수 있어요.</w:t>
-      </w:r>
-    </w:p>
-    <w:p>
-      <w:pPr>
-        <w:numPr>
-          <w:ilvl w:val="0"/>
-          <w:numId w:val="1004"/>
-        </w:numPr>
-      </w:pPr>
-      <w:r>
-        <w:t xml:space="preserve">TASHA: My vote is Ava. Derek smiled about lips. That smile is a lawsuit. One rep who winks at off-label use can undo every safe hand we’re trying to train.</w:t>
+        <w:t xml:space="preserve">“</w:t>
+      </w:r>
+      <w:r>
+        <w:t xml:space="preserve">I can’t say it. But you can do it.</w:t>
+      </w:r>
+      <w:r>
+        <w:t xml:space="preserve">”</w:t>
       </w:r>
       <w:r>
         <w:t xml:space="preserve"> </w:t>
       </w:r>
       <w:r>
-        <w:t xml:space="preserve">타샤: 제 표는 에이바예요. 데릭은 입술 얘기에 웃었어요. 그 미소가 소송이에요. 오프라벨 사용에 윙크하는 영업 사원 한 명이, 우리가 길러 내려는 모든 안전한 손을 무너뜨릴 수 있어요.</w:t>
-      </w:r>
-    </w:p>
-    <w:p>
-      <w:pPr>
-        <w:numPr>
-          <w:ilvl w:val="0"/>
-          <w:numId w:val="1004"/>
-        </w:numPr>
-      </w:pPr>
-      <w:r>
-        <w:t xml:space="preserve">ELENA: He smiled? About off-label use? In an interview?</w:t>
-      </w:r>
-      <w:r>
-        <w:t xml:space="preserve"> </w:t>
-      </w:r>
-      <w:r>
-        <w:t xml:space="preserve">엘레나: 웃었다고요? 오프라벨 사용에 대해? 면접에서?</w:t>
-      </w:r>
-    </w:p>
-    <w:p>
-      <w:pPr>
-        <w:numPr>
-          <w:ilvl w:val="0"/>
-          <w:numId w:val="1004"/>
-        </w:numPr>
-      </w:pPr>
-      <w:r>
-        <w:t xml:space="preserve">TASHA:</w:t>
-      </w:r>
-      <w:r>
-        <w:t xml:space="preserve"> </w:t>
-      </w:r>
-      <w:r>
-        <w:t xml:space="preserve">“</w:t>
-      </w:r>
-      <w:r>
-        <w:t xml:space="preserve">I can’t say it. But you can do it.</w:t>
-      </w:r>
-      <w:r>
-        <w:t xml:space="preserve">”</w:t>
-      </w:r>
-      <w:r>
-        <w:t xml:space="preserve"> </w:t>
-      </w:r>
-      <w:r>
         <w:t xml:space="preserve">His exact words.</w:t>
       </w:r>
-      <w:r>
-        <w:t xml:space="preserve"> </w:t>
-      </w:r>
-      <w:r>
-        <w:t xml:space="preserve">타샤:</w:t>
-      </w:r>
-      <w:r>
-        <w:t xml:space="preserve"> </w:t>
-      </w:r>
-      <w:r>
-        <w:t xml:space="preserve">“</w:t>
-      </w:r>
-      <w:r>
-        <w:t xml:space="preserve">말은 못 하지만. 하셔도 된다.</w:t>
-      </w:r>
-      <w:r>
-        <w:t xml:space="preserve">”</w:t>
-      </w:r>
-      <w:r>
-        <w:t xml:space="preserve"> </w:t>
-      </w:r>
-      <w:r>
-        <w:t xml:space="preserve">그대로 옮긴 말이에요.</w:t>
-      </w:r>
-    </w:p>
-    <w:p>
-      <w:pPr>
-        <w:numPr>
-          <w:ilvl w:val="0"/>
-          <w:numId w:val="1004"/>
-        </w:numPr>
+    </w:p>
+    <w:p>
+      <w:pPr>
+        <w:pStyle w:val="BodyText"/>
       </w:pPr>
       <w:r>
         <w:t xml:space="preserve">ELENA: That’s how big companies get warning letters.</w:t>
       </w:r>
-      <w:r>
-        <w:t xml:space="preserve"> </w:t>
-      </w:r>
-      <w:r>
-        <w:t xml:space="preserve">엘레나: 대기업들이 그렇게 경고장을 받는 거예요.</w:t>
-      </w:r>
-    </w:p>
-    <w:p>
-      <w:pPr>
-        <w:numPr>
-          <w:ilvl w:val="0"/>
-          <w:numId w:val="1004"/>
-        </w:numPr>
+    </w:p>
+    <w:p>
+      <w:pPr>
+        <w:pStyle w:val="BodyText"/>
       </w:pPr>
       <w:r>
         <w:t xml:space="preserve">ZOE: Ava has no relationships. Doctors don’t open doors for strangers. She’ll spend months just getting into waiting rooms, and our investors won’t wait that long for sales.</w:t>
       </w:r>
-      <w:r>
-        <w:t xml:space="preserve"> </w:t>
-      </w:r>
-      <w:r>
-        <w:t xml:space="preserve">조이: 에이바는 인맥이 없어요. 의사들은 낯선 사람에게 문을 안 열어 줘요. 대기실에 들어가는 데만 몇 달이 걸릴 거고, 투자자들은 매출을 그렇게 오래 기다려 주지 않아요.</w:t>
-      </w:r>
-    </w:p>
-    <w:p>
-      <w:pPr>
-        <w:numPr>
-          <w:ilvl w:val="0"/>
-          <w:numId w:val="1004"/>
-        </w:numPr>
+    </w:p>
+    <w:p>
+      <w:pPr>
+        <w:pStyle w:val="BodyText"/>
       </w:pPr>
       <w:r>
         <w:t xml:space="preserve">MARCUS: Derek blamed marketing for his lost deal. Ava fixed her own mistake. In my factory, the person who finds the root cause gets promoted. The person who blames others doesn’t last.</w:t>
       </w:r>
-      <w:r>
-        <w:t xml:space="preserve"> </w:t>
-      </w:r>
-      <w:r>
-        <w:t xml:space="preserve">마커스: 데릭은 놓친 거래를 마케팅 탓으로 돌렸어. 에이바는 자기 실수를 고쳤고. 내 공장에선 근본 원인을 찾는 사람이 승진해. 남 탓하는 사람은 오래 못 가.</w:t>
-      </w:r>
-    </w:p>
-    <w:p>
-      <w:pPr>
-        <w:numPr>
-          <w:ilvl w:val="0"/>
-          <w:numId w:val="1004"/>
-        </w:numPr>
+    </w:p>
+    <w:p>
+      <w:pPr>
+        <w:pStyle w:val="BodyText"/>
       </w:pPr>
       <w:r>
         <w:t xml:space="preserve">ZOE: Fair point. That stung, actually.</w:t>
       </w:r>
-      <w:r>
-        <w:t xml:space="preserve"> </w:t>
-      </w:r>
-      <w:r>
-        <w:t xml:space="preserve">조이: 맞는 말이에요. 사실 좀 따끔했어요.</w:t>
-      </w:r>
-    </w:p>
-    <w:p>
-      <w:pPr>
-        <w:numPr>
-          <w:ilvl w:val="0"/>
-          <w:numId w:val="1004"/>
-        </w:numPr>
+    </w:p>
+    <w:p>
+      <w:pPr>
+        <w:pStyle w:val="BodyText"/>
       </w:pPr>
       <w:r>
         <w:t xml:space="preserve">NOAH: What if we don’t choose? What if we hire both? With conditions.</w:t>
       </w:r>
-      <w:r>
-        <w:t xml:space="preserve"> </w:t>
-      </w:r>
-      <w:r>
-        <w:t xml:space="preserve">노아: 고르지 않으면 어때요? 둘 다 뽑으면요? 조건을 걸고.</w:t>
-      </w:r>
-    </w:p>
-    <w:p>
-      <w:pPr>
-        <w:numPr>
-          <w:ilvl w:val="0"/>
-          <w:numId w:val="1004"/>
-        </w:numPr>
+    </w:p>
+    <w:p>
+      <w:pPr>
+        <w:pStyle w:val="BodyText"/>
       </w:pPr>
       <w:r>
         <w:t xml:space="preserve">TASHA: What conditions?</w:t>
       </w:r>
-      <w:r>
-        <w:t xml:space="preserve"> </w:t>
-      </w:r>
-      <w:r>
-        <w:t xml:space="preserve">타샤: 어떤 조건이요?</w:t>
-      </w:r>
-    </w:p>
-    <w:p>
-      <w:pPr>
-        <w:numPr>
-          <w:ilvl w:val="0"/>
-          <w:numId w:val="1004"/>
-        </w:numPr>
+    </w:p>
+    <w:p>
+      <w:pPr>
+        <w:pStyle w:val="BodyText"/>
       </w:pPr>
       <w:r>
         <w:t xml:space="preserve">NOAH: First, the comp plan. Not sixty-forty. Seventy-thirty.</w:t>
       </w:r>
-      <w:r>
-        <w:t xml:space="preserve"> </w:t>
-      </w:r>
-      <w:r>
-        <w:t xml:space="preserve">노아: 첫째, 보상 구조. 60 대 40 말고. 70 대 30.</w:t>
-      </w:r>
-    </w:p>
-    <w:p>
-      <w:pPr>
-        <w:numPr>
-          <w:ilvl w:val="0"/>
-          <w:numId w:val="1004"/>
-        </w:numPr>
+    </w:p>
+    <w:p>
+      <w:pPr>
+        <w:pStyle w:val="BodyText"/>
       </w:pPr>
       <w:r>
         <w:t xml:space="preserve">MARCUS: Why more base?</w:t>
       </w:r>
-      <w:r>
-        <w:t xml:space="preserve"> </w:t>
-      </w:r>
-      <w:r>
-        <w:t xml:space="preserve">마커스: 왜 기본급을 더?</w:t>
-      </w:r>
-    </w:p>
-    <w:p>
-      <w:pPr>
-        <w:numPr>
-          <w:ilvl w:val="0"/>
-          <w:numId w:val="1004"/>
-        </w:numPr>
+    </w:p>
+    <w:p>
+      <w:pPr>
+        <w:pStyle w:val="BodyText"/>
       </w:pPr>
       <w:r>
         <w:t xml:space="preserve">NOAH: Here’s the thing. Heavy commission pushes reps to oversell. If almost half their pay depends on volume, they’ll say yes to lips. We can’t afford one bad claim.</w:t>
       </w:r>
-      <w:r>
-        <w:t xml:space="preserve"> </w:t>
-      </w:r>
-      <w:r>
-        <w:t xml:space="preserve">노아: 핵심은 이거예요. 커미션이 크면 과잉 판매를 밀어붙여요. 급여의 절반 가까이가 판매량에 달려 있으면, 입술에도</w:t>
-      </w:r>
-      <w:r>
-        <w:t xml:space="preserve"> </w:t>
-      </w:r>
-      <w:r>
-        <w:t xml:space="preserve">“</w:t>
-      </w:r>
-      <w:r>
-        <w:t xml:space="preserve">네</w:t>
-      </w:r>
-      <w:r>
-        <w:t xml:space="preserve">”</w:t>
-      </w:r>
-      <w:r>
-        <w:t xml:space="preserve">라고 할 거예요. 잘못된 주장 하나도 감당 못 해요.</w:t>
-      </w:r>
-    </w:p>
-    <w:p>
-      <w:pPr>
-        <w:numPr>
-          <w:ilvl w:val="0"/>
-          <w:numId w:val="1004"/>
-        </w:numPr>
+    </w:p>
+    <w:p>
+      <w:pPr>
+        <w:pStyle w:val="BodyText"/>
       </w:pPr>
       <w:r>
         <w:t xml:space="preserve">ELENA: And the variable part? Only sales?</w:t>
       </w:r>
-      <w:r>
-        <w:t xml:space="preserve"> </w:t>
-      </w:r>
-      <w:r>
-        <w:t xml:space="preserve">엘레나: 그럼 성과급은요? 매출만?</w:t>
-      </w:r>
-    </w:p>
-    <w:p>
-      <w:pPr>
-        <w:numPr>
-          <w:ilvl w:val="0"/>
-          <w:numId w:val="1004"/>
-        </w:numPr>
+    </w:p>
+    <w:p>
+      <w:pPr>
+        <w:pStyle w:val="BodyText"/>
       </w:pPr>
       <w:r>
         <w:t xml:space="preserve">NOAH: Ava asked that. Two-thirds sales. One-third certified clinics and compliance. That way, a rep who gets clinics certified earns more than one who sells fast and cuts corners.</w:t>
       </w:r>
-      <w:r>
-        <w:t xml:space="preserve"> </w:t>
-      </w:r>
-      <w:r>
-        <w:t xml:space="preserve">노아: 에이바가 물었던 거예요. 3분의 2는 매출. 3분의 1은 인증 병원과 컴플라이언스. 그러면 병원들을 인증받게 하는 영업 사원이, 빨리 팔고 대충 하는 사람보다 더 벌게 돼요.</w:t>
-      </w:r>
-    </w:p>
-    <w:p>
-      <w:pPr>
-        <w:numPr>
-          <w:ilvl w:val="0"/>
-          <w:numId w:val="1004"/>
-        </w:numPr>
+    </w:p>
+    <w:p>
+      <w:pPr>
+        <w:pStyle w:val="BodyText"/>
       </w:pPr>
       <w:r>
         <w:t xml:space="preserve">ZOE: Certified clinics. So training becomes a sales goal. I love that.</w:t>
       </w:r>
-      <w:r>
-        <w:t xml:space="preserve"> </w:t>
-      </w:r>
-      <w:r>
-        <w:t xml:space="preserve">조이: 인증 병원. 그럼 교육이 영업 목표가 되네요. 좋아요.</w:t>
-      </w:r>
-    </w:p>
-    <w:p>
-      <w:pPr>
-        <w:numPr>
-          <w:ilvl w:val="0"/>
-          <w:numId w:val="1004"/>
-        </w:numPr>
+    </w:p>
+    <w:p>
+      <w:pPr>
+        <w:pStyle w:val="BodyText"/>
       </w:pPr>
       <w:r>
         <w:t xml:space="preserve">TASHA: And the second condition?</w:t>
       </w:r>
-      <w:r>
-        <w:t xml:space="preserve"> </w:t>
-      </w:r>
-      <w:r>
-        <w:t xml:space="preserve">타샤: 그리고 두 번째 조건은요?</w:t>
-      </w:r>
-    </w:p>
-    <w:p>
-      <w:pPr>
-        <w:numPr>
-          <w:ilvl w:val="0"/>
-          <w:numId w:val="1004"/>
-        </w:numPr>
+    </w:p>
+    <w:p>
+      <w:pPr>
+        <w:pStyle w:val="BodyText"/>
       </w:pPr>
       <w:r>
         <w:t xml:space="preserve">NOAH: Everyone passes Elena’s role play. Before they see a single customer.</w:t>
       </w:r>
-      <w:r>
-        <w:t xml:space="preserve"> </w:t>
-      </w:r>
-      <w:r>
-        <w:t xml:space="preserve">노아: 모두 엘레나의 롤플레이를 통과해야 해요. 고객을 단 한 명 만나기 전에.</w:t>
-      </w:r>
-    </w:p>
-    <w:p>
-      <w:pPr>
-        <w:numPr>
-          <w:ilvl w:val="0"/>
-          <w:numId w:val="1004"/>
-        </w:numPr>
+    </w:p>
+    <w:p>
+      <w:pPr>
+        <w:pStyle w:val="BodyText"/>
       </w:pPr>
       <w:r>
         <w:t xml:space="preserve">ELENA: I’ll play the hardest doctor in Texas. I’ve met her. She’s me.</w:t>
       </w:r>
-      <w:r>
-        <w:t xml:space="preserve"> </w:t>
-      </w:r>
-      <w:r>
-        <w:t xml:space="preserve">엘레나: 텍사스에서 제일 깐깐한 의사를 연기할게요. 만나 봤어요. 바로 나예요.</w:t>
-      </w:r>
-    </w:p>
-    <w:p>
-      <w:pPr>
-        <w:numPr>
-          <w:ilvl w:val="0"/>
-          <w:numId w:val="1004"/>
-        </w:numPr>
+    </w:p>
+    <w:p>
+      <w:pPr>
+        <w:pStyle w:val="BodyText"/>
       </w:pPr>
       <w:r>
         <w:t xml:space="preserve">MARCUS: And if Derek fails?</w:t>
       </w:r>
-      <w:r>
-        <w:t xml:space="preserve"> </w:t>
-      </w:r>
-      <w:r>
-        <w:t xml:space="preserve">마커스: 데릭이 떨어지면?</w:t>
-      </w:r>
-    </w:p>
-    <w:p>
-      <w:pPr>
-        <w:numPr>
-          <w:ilvl w:val="0"/>
-          <w:numId w:val="1004"/>
-        </w:numPr>
+    </w:p>
+    <w:p>
+      <w:pPr>
+        <w:pStyle w:val="BodyText"/>
       </w:pPr>
       <w:r>
         <w:t xml:space="preserve">NOAH: He retakes it. Free. Until he passes. Like the injector course.</w:t>
       </w:r>
-      <w:r>
-        <w:t xml:space="preserve"> </w:t>
-      </w:r>
-      <w:r>
-        <w:t xml:space="preserve">노아: 다시 봐요. 무료로. 통과할 때까지. 시술자 과정처럼요.</w:t>
-      </w:r>
-    </w:p>
-    <w:p>
-      <w:pPr>
-        <w:numPr>
-          <w:ilvl w:val="0"/>
-          <w:numId w:val="1004"/>
-        </w:numPr>
+    </w:p>
+    <w:p>
+      <w:pPr>
+        <w:pStyle w:val="BodyText"/>
       </w:pPr>
       <w:r>
         <w:t xml:space="preserve">TASHA: And if he smiles again?</w:t>
       </w:r>
-      <w:r>
-        <w:t xml:space="preserve"> </w:t>
-      </w:r>
-      <w:r>
-        <w:t xml:space="preserve">타샤: 또 웃으면요?</w:t>
-      </w:r>
-    </w:p>
-    <w:p>
-      <w:pPr>
-        <w:numPr>
-          <w:ilvl w:val="0"/>
-          <w:numId w:val="1004"/>
-        </w:numPr>
+    </w:p>
+    <w:p>
+      <w:pPr>
+        <w:pStyle w:val="BodyText"/>
       </w:pPr>
       <w:r>
         <w:t xml:space="preserve">NOAH: Then he doesn’t work here. Rule one. First, do no harm.</w:t>
       </w:r>
-      <w:r>
-        <w:t xml:space="preserve"> </w:t>
-      </w:r>
-      <w:r>
-        <w:t xml:space="preserve">노아: 그럼 여기서 일 못 해요. 규칙 1. 첫째, 해를 끼치지 말 것.</w:t>
-      </w:r>
-    </w:p>
-    <w:p>
-      <w:pPr>
-        <w:numPr>
-          <w:ilvl w:val="0"/>
-          <w:numId w:val="1004"/>
-        </w:numPr>
+    </w:p>
+    <w:p>
+      <w:pPr>
+        <w:pStyle w:val="BodyText"/>
       </w:pPr>
       <w:r>
         <w:t xml:space="preserve">ZOE: Inside, argue. I argued. I’m in. Both, with conditions.</w:t>
       </w:r>
-      <w:r>
-        <w:t xml:space="preserve"> </w:t>
-      </w:r>
-      <w:r>
-        <w:t xml:space="preserve">조이: 안에선 논쟁. 전 논쟁했어요. 찬성해요. 둘 다, 조건부로.</w:t>
-      </w:r>
-    </w:p>
-    <w:p>
-      <w:pPr>
-        <w:numPr>
-          <w:ilvl w:val="0"/>
-          <w:numId w:val="1004"/>
-        </w:numPr>
+    </w:p>
+    <w:p>
+      <w:pPr>
+        <w:pStyle w:val="BodyText"/>
       </w:pPr>
       <w:r>
         <w:t xml:space="preserve">TASHA: Agreed. Both. But I’m watching that smile.</w:t>
-      </w:r>
-      <w:r>
-        <w:t xml:space="preserve"> </w:t>
-      </w:r>
-      <w:r>
-        <w:t xml:space="preserve">타샤: 동의해요. 둘 다. 하지만 그 미소는 지켜볼 거예요.</w:t>
       </w:r>
     </w:p>
     <w:bookmarkEnd w:id="24"/>
@@ -2184,257 +1146,122 @@
     </w:p>
     <w:p>
       <w:pPr>
-        <w:numPr>
-          <w:ilvl w:val="0"/>
-          <w:numId w:val="1005"/>
-        </w:numPr>
+        <w:pStyle w:val="FirstParagraph"/>
       </w:pPr>
       <w:r>
         <w:t xml:space="preserve">DEREK: Seventy-thirty? And a role play? I’ve been doing this fifteen years.</w:t>
       </w:r>
-      <w:r>
-        <w:t xml:space="preserve"> </w:t>
-      </w:r>
-      <w:r>
-        <w:t xml:space="preserve">데릭: 70 대 30이요? 그리고 롤플레이? 저 이 일 15년 했어요.</w:t>
-      </w:r>
-    </w:p>
-    <w:p>
-      <w:pPr>
-        <w:numPr>
-          <w:ilvl w:val="0"/>
-          <w:numId w:val="1005"/>
-        </w:numPr>
+    </w:p>
+    <w:p>
+      <w:pPr>
+        <w:pStyle w:val="BodyText"/>
       </w:pPr>
       <w:r>
         <w:t xml:space="preserve">NOAH: Then it’ll be easy for you. Same test for everyone, including me. If fifteen years taught you the right answers, you’ll pass quickly and we’ll never mention it again.</w:t>
       </w:r>
-      <w:r>
-        <w:t xml:space="preserve"> </w:t>
-      </w:r>
-      <w:r>
-        <w:t xml:space="preserve">노아: 그럼 쉬우시겠네요. 모두 같은 시험이에요. 저도 포함해서요. 15년 동안 정답을 배우셨다면, 금방 통과하실 거고 다시는 이 얘기 안 할 거예요.</w:t>
-      </w:r>
-    </w:p>
-    <w:p>
-      <w:pPr>
-        <w:numPr>
-          <w:ilvl w:val="0"/>
-          <w:numId w:val="1005"/>
-        </w:numPr>
+    </w:p>
+    <w:p>
+      <w:pPr>
+        <w:pStyle w:val="BodyText"/>
       </w:pPr>
       <w:r>
         <w:t xml:space="preserve">DEREK: You’re taking the role play?</w:t>
       </w:r>
-      <w:r>
-        <w:t xml:space="preserve"> </w:t>
-      </w:r>
-      <w:r>
-        <w:t xml:space="preserve">데릭: 대표님도 롤플레이를 해요?</w:t>
-      </w:r>
-    </w:p>
-    <w:p>
-      <w:pPr>
-        <w:numPr>
-          <w:ilvl w:val="0"/>
-          <w:numId w:val="1005"/>
-        </w:numPr>
+    </w:p>
+    <w:p>
+      <w:pPr>
+        <w:pStyle w:val="BodyText"/>
       </w:pPr>
       <w:r>
         <w:t xml:space="preserve">NOAH: I’m taking the injector course too. Our training lead insists.</w:t>
       </w:r>
-      <w:r>
-        <w:t xml:space="preserve"> </w:t>
-      </w:r>
-      <w:r>
-        <w:t xml:space="preserve">노아: 시술자 과정도 들어요. 교육 총괄이 고집해서요.</w:t>
-      </w:r>
-    </w:p>
-    <w:p>
-      <w:pPr>
-        <w:numPr>
-          <w:ilvl w:val="0"/>
-          <w:numId w:val="1005"/>
-        </w:numPr>
+    </w:p>
+    <w:p>
+      <w:pPr>
+        <w:pStyle w:val="BodyText"/>
       </w:pPr>
       <w:r>
         <w:t xml:space="preserve">DEREK: Okay. I’m in. Just so you know, Tom will hear by tomorrow.</w:t>
       </w:r>
-      <w:r>
-        <w:t xml:space="preserve"> </w:t>
-      </w:r>
-      <w:r>
-        <w:t xml:space="preserve">데릭: 좋아요. 할게요. 그냥 알아 두세요, 톰은 내일이면 알 거예요.</w:t>
-      </w:r>
-    </w:p>
-    <w:p>
-      <w:pPr>
-        <w:numPr>
-          <w:ilvl w:val="0"/>
-          <w:numId w:val="1005"/>
-        </w:numPr>
+    </w:p>
+    <w:p>
+      <w:pPr>
+        <w:pStyle w:val="BodyText"/>
       </w:pPr>
       <w:r>
         <w:t xml:space="preserve">NOAH: Let him hear. We’re not hiding anything.</w:t>
       </w:r>
-      <w:r>
-        <w:t xml:space="preserve"> </w:t>
-      </w:r>
-      <w:r>
-        <w:t xml:space="preserve">노아: 알라고 하죠. 우린 숨기는 게 없어요.</w:t>
-      </w:r>
-    </w:p>
-    <w:p>
-      <w:pPr>
-        <w:numPr>
-          <w:ilvl w:val="0"/>
-          <w:numId w:val="1005"/>
-        </w:numPr>
+    </w:p>
+    <w:p>
+      <w:pPr>
+        <w:pStyle w:val="BodyText"/>
       </w:pPr>
       <w:r>
         <w:t xml:space="preserve">AVA: Hello? Is this… is this Noah? Did I get it?</w:t>
       </w:r>
-      <w:r>
-        <w:t xml:space="preserve"> </w:t>
-      </w:r>
-      <w:r>
-        <w:t xml:space="preserve">에이바: 여보세요? 혹시… 노아 씨예요? 저 붙었어요?</w:t>
-      </w:r>
-    </w:p>
-    <w:p>
-      <w:pPr>
-        <w:numPr>
-          <w:ilvl w:val="0"/>
-          <w:numId w:val="1005"/>
-        </w:numPr>
+    </w:p>
+    <w:p>
+      <w:pPr>
+        <w:pStyle w:val="BodyText"/>
       </w:pPr>
       <w:r>
         <w:t xml:space="preserve">NOAH: You did. Welcome to Veyra. You’ll cover Austin and San Antonio.</w:t>
       </w:r>
-      <w:r>
-        <w:t xml:space="preserve"> </w:t>
-      </w:r>
-      <w:r>
-        <w:t xml:space="preserve">노아: 붙었어요. 베이라에 온 걸 환영해요. 오스틴과 샌안토니오를 맡을 거예요.</w:t>
-      </w:r>
-    </w:p>
-    <w:p>
-      <w:pPr>
-        <w:numPr>
-          <w:ilvl w:val="0"/>
-          <w:numId w:val="1005"/>
-        </w:numPr>
+    </w:p>
+    <w:p>
+      <w:pPr>
+        <w:pStyle w:val="BodyText"/>
       </w:pPr>
       <w:r>
         <w:t xml:space="preserve">AVA: Oh my gosh. Thank you! What should I study first?</w:t>
       </w:r>
-      <w:r>
-        <w:t xml:space="preserve"> </w:t>
-      </w:r>
-      <w:r>
-        <w:t xml:space="preserve">에이바: 세상에. 감사합니다! 뭐부터 공부해야 해요?</w:t>
-      </w:r>
-    </w:p>
-    <w:p>
-      <w:pPr>
-        <w:numPr>
-          <w:ilvl w:val="0"/>
-          <w:numId w:val="1005"/>
-        </w:numPr>
+    </w:p>
+    <w:p>
+      <w:pPr>
+        <w:pStyle w:val="BodyText"/>
       </w:pPr>
       <w:r>
         <w:t xml:space="preserve">NOAH: Tasha says the label. Twice. Then the label again.</w:t>
       </w:r>
-      <w:r>
-        <w:t xml:space="preserve"> </w:t>
-      </w:r>
-      <w:r>
-        <w:t xml:space="preserve">노아: 타샤가 라벨이래요. 두 번. 그리고 라벨 또.</w:t>
-      </w:r>
-    </w:p>
-    <w:p>
-      <w:pPr>
-        <w:numPr>
-          <w:ilvl w:val="0"/>
-          <w:numId w:val="1005"/>
-        </w:numPr>
+    </w:p>
+    <w:p>
+      <w:pPr>
+        <w:pStyle w:val="BodyText"/>
       </w:pPr>
       <w:r>
         <w:t xml:space="preserve">AVA: Got it. Label times three. Anything else?</w:t>
       </w:r>
-      <w:r>
-        <w:t xml:space="preserve"> </w:t>
-      </w:r>
-      <w:r>
-        <w:t xml:space="preserve">에이바: 알겠어요. 라벨 곱하기 3. 다른 건요?</w:t>
-      </w:r>
-    </w:p>
-    <w:p>
-      <w:pPr>
-        <w:numPr>
-          <w:ilvl w:val="0"/>
-          <w:numId w:val="1005"/>
-        </w:numPr>
+    </w:p>
+    <w:p>
+      <w:pPr>
+        <w:pStyle w:val="BodyText"/>
       </w:pPr>
       <w:r>
         <w:t xml:space="preserve">NOAH: Next Friday, a role play. Elena plays a tough doctor.</w:t>
       </w:r>
-      <w:r>
-        <w:t xml:space="preserve"> </w:t>
-      </w:r>
-      <w:r>
-        <w:t xml:space="preserve">노아: 다음 주 금요일, 롤플레이. 엘레나가 깐깐한 의사를 연기해요.</w:t>
-      </w:r>
-    </w:p>
-    <w:p>
-      <w:pPr>
-        <w:numPr>
-          <w:ilvl w:val="0"/>
-          <w:numId w:val="1005"/>
-        </w:numPr>
+    </w:p>
+    <w:p>
+      <w:pPr>
+        <w:pStyle w:val="BodyText"/>
       </w:pPr>
       <w:r>
         <w:t xml:space="preserve">AVA: How tough?</w:t>
       </w:r>
-      <w:r>
-        <w:t xml:space="preserve"> </w:t>
-      </w:r>
-      <w:r>
-        <w:t xml:space="preserve">에이바: 얼마나 깐깐해요?</w:t>
-      </w:r>
-    </w:p>
-    <w:p>
-      <w:pPr>
-        <w:numPr>
-          <w:ilvl w:val="0"/>
-          <w:numId w:val="1005"/>
-        </w:numPr>
+    </w:p>
+    <w:p>
+      <w:pPr>
+        <w:pStyle w:val="BodyText"/>
       </w:pPr>
       <w:r>
         <w:t xml:space="preserve">NOAH: She once made a Halvern rep cry. In under five minutes.</w:t>
       </w:r>
-      <w:r>
-        <w:t xml:space="preserve"> </w:t>
-      </w:r>
-      <w:r>
-        <w:t xml:space="preserve">노아: 할번 영업 사원을 울린 적이 있어요. 5분도 안 돼서.</w:t>
-      </w:r>
-    </w:p>
-    <w:p>
-      <w:pPr>
-        <w:numPr>
-          <w:ilvl w:val="0"/>
-          <w:numId w:val="1005"/>
-        </w:numPr>
+    </w:p>
+    <w:p>
+      <w:pPr>
+        <w:pStyle w:val="BodyText"/>
       </w:pPr>
       <w:r>
         <w:t xml:space="preserve">AVA: Okay. I’ll study the label four times.</w:t>
-      </w:r>
-      <w:r>
-        <w:t xml:space="preserve"> </w:t>
-      </w:r>
-      <w:r>
-        <w:t xml:space="preserve">에이바: 좋아요. 라벨 네 번 공부할게요.</w:t>
       </w:r>
     </w:p>
     <w:p>
@@ -2575,7 +1402,7 @@
               <w:jc w:val="left"/>
             </w:pPr>
             <w:r>
-              <w:t xml:space="preserve">8턴. 행동 기반 면접(behavioral interview)의 원칙.</w:t>
+              <w:t xml:space="preserve">도입. 행동 기반 면접(behavioral interview)의 원칙.</w:t>
             </w:r>
           </w:p>
         </w:tc>
@@ -2625,7 +1452,7 @@
               <w:jc w:val="left"/>
             </w:pPr>
             <w:r>
-              <w:t xml:space="preserve">10턴. 면접 답변과 평가의 표준 구조.</w:t>
+              <w:t xml:space="preserve">도입. 면접 답변과 평가의 표준 구조.</w:t>
             </w:r>
           </w:p>
         </w:tc>
@@ -2675,7 +1502,7 @@
               <w:jc w:val="left"/>
             </w:pPr>
             <w:r>
-              <w:t xml:space="preserve">18턴. 일반론이 아닌 사례를 끌어내는 질문.</w:t>
+              <w:t xml:space="preserve">장면1. 일반론이 아닌 사례를 끌어내는 질문.</w:t>
             </w:r>
           </w:p>
         </w:tc>
@@ -2725,7 +1552,7 @@
               <w:jc w:val="left"/>
             </w:pPr>
             <w:r>
-              <w:t xml:space="preserve">25턴. 장기 영업의 특성.</w:t>
+              <w:t xml:space="preserve">장면1. 장기 영업의 특성.</w:t>
             </w:r>
           </w:p>
         </w:tc>
@@ -2775,7 +1602,7 @@
               <w:jc w:val="left"/>
             </w:pPr>
             <w:r>
-              <w:t xml:space="preserve">35턴. 자기 성찰 능력을 보는 꼬리 질문.</w:t>
+              <w:t xml:space="preserve">장면1. 자기 성찰 능력을 보는 꼬리 질문.</w:t>
             </w:r>
           </w:p>
         </w:tc>
@@ -2825,7 +1652,7 @@
               <w:jc w:val="left"/>
             </w:pPr>
             <w:r>
-              <w:t xml:space="preserve">44턴. 자신감 표현(과하면 역효과).</w:t>
+              <w:t xml:space="preserve">장면1. 자신감 표현(과하면 역효과).</w:t>
             </w:r>
           </w:p>
         </w:tc>
@@ -2875,7 +1702,7 @@
               <w:jc w:val="left"/>
             </w:pPr>
             <w:r>
-              <w:t xml:space="preserve">61턴. 비용 대비 리스크를 시각화하는 설득법.</w:t>
+              <w:t xml:space="preserve">장면2. 비용 대비 리스크를 시각화하는 설득법.</w:t>
             </w:r>
           </w:p>
         </w:tc>
@@ -2925,7 +1752,7 @@
               <w:jc w:val="left"/>
             </w:pPr>
             <w:r>
-              <w:t xml:space="preserve">76턴. 신뢰를 지키는 가장 정직한 답변.</w:t>
+              <w:t xml:space="preserve">장면2. 신뢰를 지키는 가장 정직한 답변.</w:t>
             </w:r>
           </w:p>
         </w:tc>
@@ -2975,7 +1802,7 @@
               <w:jc w:val="left"/>
             </w:pPr>
             <w:r>
-              <w:t xml:space="preserve">91턴. 영업 보상 구조(pay mix) 표현.</w:t>
+              <w:t xml:space="preserve">절정·전환. 영업 보상 구조(pay mix) 표현.</w:t>
             </w:r>
           </w:p>
         </w:tc>
@@ -3025,7 +1852,7 @@
               <w:jc w:val="left"/>
             </w:pPr>
             <w:r>
-              <w:t xml:space="preserve">88턴. 아픈 지적을 인정할 때.</w:t>
+              <w:t xml:space="preserve">절정·전환. 아픈 지적을 인정할 때.</w:t>
             </w:r>
           </w:p>
         </w:tc>
@@ -3633,7 +2460,7 @@
           <w:bCs/>
           <w:b/>
         </w:rPr>
-        <w:t xml:space="preserve">72턴 AVA:</w:t>
+        <w:t xml:space="preserve">AVA (장면2):</w:t>
       </w:r>
       <w:r>
         <w:t xml:space="preserve"> </w:t>
@@ -3919,9 +2746,1129 @@
         <w:t xml:space="preserve">을 묻는 질문에 같은 구조로 30단어 안팎으로 답해 보기.</w:t>
       </w:r>
     </w:p>
+    <w:p>
+      <w:r>
+        <w:pict>
+          <v:rect style="width:0;height:1.5pt" o:hralign="center" o:hrstd="t" o:hr="t"/>
+        </w:pict>
+      </w:r>
+    </w:p>
     <w:bookmarkEnd w:id="30"/>
     <w:bookmarkEnd w:id="31"/>
+    <w:bookmarkStart w:id="37" w:name="한국어-번역"/>
+    <w:p>
+      <w:pPr>
+        <w:pStyle w:val="Heading2"/>
+      </w:pPr>
+      <w:r>
+        <w:t xml:space="preserve">한국어 번역</w:t>
+      </w:r>
+    </w:p>
+    <w:bookmarkStart w:id="32" w:name="도입-오전-9시-면접-준비-1"/>
+    <w:p>
+      <w:pPr>
+        <w:pStyle w:val="Heading3"/>
+      </w:pPr>
+      <w:r>
+        <w:t xml:space="preserve">도입 — 오전 9시, 면접 준비</w:t>
+      </w:r>
+    </w:p>
+    <w:p>
+      <w:pPr>
+        <w:pStyle w:val="FirstParagraph"/>
+      </w:pPr>
+      <w:r>
+        <w:t xml:space="preserve">노아: 오늘 후보 둘. 아주 달라요. 10시 데릭 쇼. 2시 에이바 리드.</w:t>
+      </w:r>
+    </w:p>
+    <w:p>
+      <w:pPr>
+        <w:pStyle w:val="BodyText"/>
+      </w:pPr>
+      <w:r>
+        <w:t xml:space="preserve">조이: 데릭은 스타예요. 케슬러에서 15년. 프레지던트 클럽 세 번.</w:t>
+      </w:r>
+    </w:p>
+    <w:p>
+      <w:pPr>
+        <w:pStyle w:val="BodyText"/>
+      </w:pPr>
+      <w:r>
+        <w:t xml:space="preserve">마커스: 프레지던트 클럽이 뭐야?</w:t>
+      </w:r>
+    </w:p>
+    <w:p>
+      <w:pPr>
+        <w:pStyle w:val="BodyText"/>
+      </w:pPr>
+      <w:r>
+        <w:t xml:space="preserve">조이: 최고 영업 사원들이요. 회사가 하와이에 보내 줘요.</w:t>
+      </w:r>
+    </w:p>
+    <w:p>
+      <w:pPr>
+        <w:pStyle w:val="BodyText"/>
+      </w:pPr>
+      <w:r>
+        <w:t xml:space="preserve">타샤: 그리고 에이바는요?</w:t>
+      </w:r>
+    </w:p>
+    <w:p>
+      <w:pPr>
+        <w:pStyle w:val="BodyText"/>
+      </w:pPr>
+      <w:r>
+        <w:t xml:space="preserve">노아: 영업 경험 없음. 메디스파 프런트를 4년 운영했어요.</w:t>
+      </w:r>
+    </w:p>
+    <w:p>
+      <w:pPr>
+        <w:pStyle w:val="BodyText"/>
+      </w:pPr>
+      <w:r>
+        <w:t xml:space="preserve">조이: 그러니까 한 명은 영업을 알고. 한 명은 병원을 알죠.</w:t>
+      </w:r>
+    </w:p>
+    <w:p>
+      <w:pPr>
+        <w:pStyle w:val="BodyText"/>
+      </w:pPr>
+      <w:r>
+        <w:t xml:space="preserve">타샤: 제 규칙. 뭘 할 건지 묻지 마요. 뭘 했는지 물어요. 완벽한 답은 누구나 말할 수 있지만, 일이 틀어졌을 때 어떻게 행동하는지는 실제 이야기만 보여 줘요.</w:t>
+      </w:r>
+    </w:p>
+    <w:p>
+      <w:pPr>
+        <w:pStyle w:val="BodyText"/>
+      </w:pPr>
+      <w:r>
+        <w:t xml:space="preserve">마커스: 의견 말고 행동. 일탈 기록 읽는 것처럼.</w:t>
+      </w:r>
+    </w:p>
+    <w:p>
+      <w:pPr>
+        <w:pStyle w:val="BodyText"/>
+      </w:pPr>
+      <w:r>
+        <w:t xml:space="preserve">타샤: 바로 그거예요. 상황, 과제, 행동, 결과. STAR.</w:t>
+      </w:r>
+    </w:p>
+    <w:p>
+      <w:pPr>
+        <w:pStyle w:val="BodyText"/>
+      </w:pPr>
+      <w:r>
+        <w:t xml:space="preserve">마커스: 64번.</w:t>
+      </w:r>
+    </w:p>
+    <w:p>
+      <w:pPr>
+        <w:pStyle w:val="BodyText"/>
+      </w:pPr>
+      <w:r>
+        <w:t xml:space="preserve">조이: 뭐가요?</w:t>
+      </w:r>
+    </w:p>
+    <w:p>
+      <w:pPr>
+        <w:pStyle w:val="BodyText"/>
+      </w:pPr>
+      <w:r>
+        <w:t xml:space="preserve">노아: 저 사람 약자 개수요. 묻지 마요. 각자 세 질문. 누가 뭘 물어요?</w:t>
+      </w:r>
+    </w:p>
+    <w:p>
+      <w:pPr>
+        <w:pStyle w:val="BodyText"/>
+      </w:pPr>
+      <w:r>
+        <w:t xml:space="preserve">타샤: 전 오프라벨 압박을 물을게요. 조이는 영업. 노아는 실패.</w:t>
+      </w:r>
+    </w:p>
+    <w:p>
+      <w:pPr>
+        <w:pStyle w:val="BodyText"/>
+      </w:pPr>
+      <w:r>
+        <w:t xml:space="preserve">마커스: 그리고 난 지켜볼게. 조용한 사람이 뭔가를 알아채지.</w:t>
+      </w:r>
+    </w:p>
     <w:bookmarkEnd w:id="32"/>
+    <w:bookmarkStart w:id="33" w:name="장면1-오전-10시-derek-shaw-1"/>
+    <w:p>
+      <w:pPr>
+        <w:pStyle w:val="Heading3"/>
+      </w:pPr>
+      <w:r>
+        <w:t xml:space="preserve">장면1 — 오전 10시, Derek Shaw</w:t>
+      </w:r>
+    </w:p>
+    <w:p>
+      <w:pPr>
+        <w:pStyle w:val="FirstParagraph"/>
+      </w:pPr>
+      <w:r>
+        <w:t xml:space="preserve">데릭: 노아 베넷! 데릭 쇼입니다. 이야기 계속 지켜봤어요. 그 패널 배짱 있었어요.</w:t>
+      </w:r>
+    </w:p>
+    <w:p>
+      <w:pPr>
+        <w:pStyle w:val="BodyText"/>
+      </w:pPr>
+      <w:r>
+        <w:t xml:space="preserve">노아: 감사합니다. 앉으세요. 이쪽은 조이, 타샤, 마커스예요.</w:t>
+      </w:r>
+    </w:p>
+    <w:p>
+      <w:pPr>
+        <w:pStyle w:val="BodyText"/>
+      </w:pPr>
+      <w:r>
+        <w:t xml:space="preserve">조이: 데릭, 자랑스러운 거래 하나 말해 주세요. 구체적인 걸로.</w:t>
+      </w:r>
+    </w:p>
+    <w:p>
+      <w:pPr>
+        <w:pStyle w:val="BodyText"/>
+      </w:pPr>
+      <w:r>
+        <w:t xml:space="preserve">데릭: 댈러스 피부과 그룹. 의사 열두 명. 10년 동안 경쟁 제품을 썼죠.</w:t>
+      </w:r>
+    </w:p>
+    <w:p>
+      <w:pPr>
+        <w:pStyle w:val="BodyText"/>
+      </w:pPr>
+      <w:r>
+        <w:t xml:space="preserve">조이: 뭘 하셨어요?</w:t>
+      </w:r>
+    </w:p>
+    <w:p>
+      <w:pPr>
+        <w:pStyle w:val="BodyText"/>
+      </w:pPr>
+      <w:r>
+        <w:t xml:space="preserve">데릭: 매주 화요일 방문했어요. 9개월 동안. 좋은 커피 들고. 피칭은 한 번도 안 하고. 그분들 아이 이름, 고민, 경쟁 제품에 대한 불만까지 알게 됐죠. 그들이 준비됐을 때, 제가 거기 있었어요.</w:t>
+      </w:r>
+    </w:p>
+    <w:p>
+      <w:pPr>
+        <w:pStyle w:val="BodyText"/>
+      </w:pPr>
+      <w:r>
+        <w:t xml:space="preserve">조이: 결과는요?</w:t>
+      </w:r>
+    </w:p>
+    <w:p>
+      <w:pPr>
+        <w:pStyle w:val="BodyText"/>
+      </w:pPr>
+      <w:r>
+        <w:t xml:space="preserve">데릭: 바꿨어요. 연 200만 달러. 지금도 제 거래처예요.</w:t>
+      </w:r>
+    </w:p>
+    <w:p>
+      <w:pPr>
+        <w:pStyle w:val="BodyText"/>
+      </w:pPr>
+      <w:r>
+        <w:t xml:space="preserve">조이: 9개월의 화요일. 맘에 드네요.</w:t>
+      </w:r>
+    </w:p>
+    <w:p>
+      <w:pPr>
+        <w:pStyle w:val="BodyText"/>
+      </w:pPr>
+      <w:r>
+        <w:t xml:space="preserve">데릭: 관계는 느리다가. 빨라져요. 전 텍사스 피부과 의사 300명을 알아요.</w:t>
+      </w:r>
+    </w:p>
+    <w:p>
+      <w:pPr>
+        <w:pStyle w:val="BodyText"/>
+      </w:pPr>
+      <w:r>
+        <w:t xml:space="preserve">타샤: 제 질문. 의사가 우리 필러를 입술에 쓰는 걸 물어요. 지난번엔 어떻게 했어요?</w:t>
+      </w:r>
+    </w:p>
+    <w:p>
+      <w:pPr>
+        <w:pStyle w:val="BodyText"/>
+      </w:pPr>
+      <w:r>
+        <w:t xml:space="preserve">데릭: 지난번이요?</w:t>
+      </w:r>
+      <w:r>
+        <w:t xml:space="preserve"> </w:t>
+      </w:r>
+      <w:r>
+        <w:t xml:space="preserve">“</w:t>
+      </w:r>
+      <w:r>
+        <w:t xml:space="preserve">그건 말씀드릴 수 없어요</w:t>
+      </w:r>
+      <w:r>
+        <w:t xml:space="preserve">”</w:t>
+      </w:r>
+      <w:r>
+        <w:t xml:space="preserve">라고 했죠. 그리고 웃었어요.</w:t>
+      </w:r>
+    </w:p>
+    <w:p>
+      <w:pPr>
+        <w:pStyle w:val="BodyText"/>
+      </w:pPr>
+      <w:r>
+        <w:t xml:space="preserve">타샤: 웃으셨다고요?</w:t>
+      </w:r>
+    </w:p>
+    <w:p>
+      <w:pPr>
+        <w:pStyle w:val="BodyText"/>
+      </w:pPr>
+      <w:r>
+        <w:t xml:space="preserve">데릭: 의사들은 똑똑해요. 미소가 무슨 뜻인지 알아요.</w:t>
+      </w:r>
+    </w:p>
+    <w:p>
+      <w:pPr>
+        <w:pStyle w:val="BodyText"/>
+      </w:pPr>
+      <w:r>
+        <w:t xml:space="preserve">타샤: 무슨 뜻인데요?</w:t>
+      </w:r>
+    </w:p>
+    <w:p>
+      <w:pPr>
+        <w:pStyle w:val="BodyText"/>
+      </w:pPr>
+      <w:r>
+        <w:t xml:space="preserve">데릭:</w:t>
+      </w:r>
+      <w:r>
+        <w:t xml:space="preserve"> </w:t>
+      </w:r>
+      <w:r>
+        <w:t xml:space="preserve">“</w:t>
+      </w:r>
+      <w:r>
+        <w:t xml:space="preserve">제가 말은 못 하지만. 선생님은 하셔도 된다</w:t>
+      </w:r>
+      <w:r>
+        <w:t xml:space="preserve">”</w:t>
+      </w:r>
+      <w:r>
+        <w:t xml:space="preserve">는 뜻이죠.</w:t>
+      </w:r>
+    </w:p>
+    <w:p>
+      <w:pPr>
+        <w:pStyle w:val="BodyText"/>
+      </w:pPr>
+      <w:r>
+        <w:t xml:space="preserve">타샤: 그렇군요. 감사합니다.</w:t>
+      </w:r>
+    </w:p>
+    <w:p>
+      <w:pPr>
+        <w:pStyle w:val="BodyText"/>
+      </w:pPr>
+      <w:r>
+        <w:t xml:space="preserve">노아: 데릭, 놓친 거래에 대해 말해 줘요. 그리고 이유도.</w:t>
+      </w:r>
+    </w:p>
+    <w:p>
+      <w:pPr>
+        <w:pStyle w:val="BodyText"/>
+      </w:pPr>
+      <w:r>
+        <w:t xml:space="preserve">데릭: 휴스턴. 큰 병원 체인. 경쟁사가 더 큰 할인을 제시했죠.</w:t>
+      </w:r>
+    </w:p>
+    <w:p>
+      <w:pPr>
+        <w:pStyle w:val="BodyText"/>
+      </w:pPr>
+      <w:r>
+        <w:t xml:space="preserve">노아: 다르게 한다면 뭘 하겠어요?</w:t>
+      </w:r>
+    </w:p>
+    <w:p>
+      <w:pPr>
+        <w:pStyle w:val="BodyText"/>
+      </w:pPr>
+      <w:r>
+        <w:t xml:space="preserve">데릭: 아무것도요. 가격 전쟁은 못 이겨요. 제품도 좋았고 제 관계도 좋았는데, 할인이 더 컸어요. 마케팅이 우리 가격을 정당화하도록 도왔어야 했죠.</w:t>
+      </w:r>
+    </w:p>
+    <w:p>
+      <w:pPr>
+        <w:pStyle w:val="BodyText"/>
+      </w:pPr>
+      <w:r>
+        <w:t xml:space="preserve">조이: 마케팅 담당으로서, 기억해 둘게요.</w:t>
+      </w:r>
+    </w:p>
+    <w:p>
+      <w:pPr>
+        <w:pStyle w:val="BodyText"/>
+      </w:pPr>
+      <w:r>
+        <w:t xml:space="preserve">데릭: 개인적인 감정은 없어요. 마케팅과 영업은 늘 싸워요. 건강한 거죠.</w:t>
+      </w:r>
+    </w:p>
+    <w:p>
+      <w:pPr>
+        <w:pStyle w:val="BodyText"/>
+      </w:pPr>
+      <w:r>
+        <w:t xml:space="preserve">마커스: 케슬러는 왜 떠나요? 15년이면 긴 시간인데.</w:t>
+      </w:r>
+    </w:p>
+    <w:p>
+      <w:pPr>
+        <w:pStyle w:val="BodyText"/>
+      </w:pPr>
+      <w:r>
+        <w:t xml:space="preserve">데릭: 케슬러는 큰 배예요. 느리죠. 결정 하나에 몇 달씩 회의를 해요. 전 로켓을 원해요. 빨리 움직이는 팀, 그리고 지분도요. 15년 동안 남들을 부자로 만들어 줬거든요.</w:t>
+      </w:r>
+    </w:p>
+    <w:p>
+      <w:pPr>
+        <w:pStyle w:val="BodyText"/>
+      </w:pPr>
+      <w:r>
+        <w:t xml:space="preserve">노아: 기대하는 보상은 어느 정도예요?</w:t>
+      </w:r>
+    </w:p>
+    <w:p>
+      <w:pPr>
+        <w:pStyle w:val="BodyText"/>
+      </w:pPr>
+      <w:r>
+        <w:t xml:space="preserve">데릭: 기본급 더하기 커미션. 60 대 40. 상한 없이. 그리고 스톡옵션.</w:t>
+      </w:r>
+    </w:p>
+    <w:p>
+      <w:pPr>
+        <w:pStyle w:val="BodyText"/>
+      </w:pPr>
+      <w:r>
+        <w:t xml:space="preserve">마커스: 상한 없는 커미션. 완전 신제품에.</w:t>
+      </w:r>
+    </w:p>
+    <w:p>
+      <w:pPr>
+        <w:pStyle w:val="BodyText"/>
+      </w:pPr>
+      <w:r>
+        <w:t xml:space="preserve">데릭: 저한테 거세요. 여러분을 똑똑해 보이게 해 드릴게요.</w:t>
+      </w:r>
+    </w:p>
+    <w:p>
+      <w:pPr>
+        <w:pStyle w:val="BodyText"/>
+      </w:pPr>
+      <w:r>
+        <w:t xml:space="preserve">조이: 저희한테 질문 있으세요?</w:t>
+      </w:r>
+    </w:p>
+    <w:p>
+      <w:pPr>
+        <w:pStyle w:val="BodyText"/>
+      </w:pPr>
+      <w:r>
+        <w:t xml:space="preserve">데릭: 하나만요. 언제 시작하죠?</w:t>
+      </w:r>
+    </w:p>
+    <w:p>
+      <w:pPr>
+        <w:pStyle w:val="BodyText"/>
+      </w:pPr>
+      <w:r>
+        <w:t xml:space="preserve">노아: 이번 주에 결정할게요. 감사합니다, 데릭.</w:t>
+      </w:r>
+    </w:p>
+    <w:p>
+      <w:pPr>
+        <w:pStyle w:val="BodyText"/>
+      </w:pPr>
+      <w:r>
+        <w:t xml:space="preserve">데릭: 하나 더요. 톰 브레넌을 알아요. 1년에 두 번 골프 치는 사이.</w:t>
+      </w:r>
+    </w:p>
+    <w:p>
+      <w:pPr>
+        <w:pStyle w:val="BodyText"/>
+      </w:pPr>
+      <w:r>
+        <w:t xml:space="preserve">노아: 그게 중요한가요?</w:t>
+      </w:r>
+    </w:p>
+    <w:p>
+      <w:pPr>
+        <w:pStyle w:val="BodyText"/>
+      </w:pPr>
+      <w:r>
+        <w:t xml:space="preserve">데릭: 그가 어떻게 생각하는지 안다는 뜻이죠. 할번이 가격 인하나 신제품 출시를 계획하면, 톰이 움직이기 전에 제가 먼저 알 거예요. 그건 가치가 있어요. 곧 봬요.</w:t>
+      </w:r>
+    </w:p>
+    <w:bookmarkEnd w:id="33"/>
+    <w:bookmarkStart w:id="34" w:name="장면2-오후-2시-ava-reed-1"/>
+    <w:p>
+      <w:pPr>
+        <w:pStyle w:val="Heading3"/>
+      </w:pPr>
+      <w:r>
+        <w:t xml:space="preserve">장면2 — 오후 2시, Ava Reed</w:t>
+      </w:r>
+    </w:p>
+    <w:p>
+      <w:pPr>
+        <w:pStyle w:val="FirstParagraph"/>
+      </w:pPr>
+      <w:r>
+        <w:t xml:space="preserve">에이바: 안녕하세요! 에이바 리드예요. 죄송해요, 긴장돼서요. 영업 면접은 처음이에요.</w:t>
+      </w:r>
+    </w:p>
+    <w:p>
+      <w:pPr>
+        <w:pStyle w:val="BodyText"/>
+      </w:pPr>
+      <w:r>
+        <w:t xml:space="preserve">타샤: 긴장해도 괜찮아요. 병원 일에 대해 말해 줘요.</w:t>
+      </w:r>
+    </w:p>
+    <w:p>
+      <w:pPr>
+        <w:pStyle w:val="BodyText"/>
+      </w:pPr>
+      <w:r>
+        <w:t xml:space="preserve">에이바: 프런트 코디네이터. 4년. 예약, 결제, 화난 환자, 제품 주문.</w:t>
+      </w:r>
+    </w:p>
+    <w:p>
+      <w:pPr>
+        <w:pStyle w:val="BodyText"/>
+      </w:pPr>
+      <w:r>
+        <w:t xml:space="preserve">조이: 제품 주문이요? 그럼 영업 사원들을 만났겠네요?</w:t>
+      </w:r>
+    </w:p>
+    <w:p>
+      <w:pPr>
+        <w:pStyle w:val="BodyText"/>
+      </w:pPr>
+      <w:r>
+        <w:t xml:space="preserve">에이바: 매주요. 어떤 사람은 점심을 가져왔고. 어떤 사람은 답을 가져왔죠. 전 답을 기억해요.</w:t>
+      </w:r>
+    </w:p>
+    <w:p>
+      <w:pPr>
+        <w:pStyle w:val="BodyText"/>
+      </w:pPr>
+      <w:r>
+        <w:t xml:space="preserve">조이: 누군가를 설득했던 때를 말해 주세요. 뭐든지요.</w:t>
+      </w:r>
+    </w:p>
+    <w:p>
+      <w:pPr>
+        <w:pStyle w:val="BodyText"/>
+      </w:pPr>
+      <w:r>
+        <w:t xml:space="preserve">에이바: 우리 병원엔 응급 키트가 없었어요. 원장님께 세 번 요청했죠.</w:t>
+      </w:r>
+    </w:p>
+    <w:p>
+      <w:pPr>
+        <w:pStyle w:val="BodyText"/>
+      </w:pPr>
+      <w:r>
+        <w:t xml:space="preserve">조이: 어떻게 됐어요?</w:t>
+      </w:r>
+    </w:p>
+    <w:p>
+      <w:pPr>
+        <w:pStyle w:val="BodyText"/>
+      </w:pPr>
+      <w:r>
+        <w:t xml:space="preserve">에이바: 두 번은 안 된다고 했어요. 너무 비싸다고. 그래서 접근법을 바꿨어요.</w:t>
+      </w:r>
+    </w:p>
+    <w:p>
+      <w:pPr>
+        <w:pStyle w:val="BodyText"/>
+      </w:pPr>
+      <w:r>
+        <w:t xml:space="preserve">조이: 어떻게요?</w:t>
+      </w:r>
+    </w:p>
+    <w:p>
+      <w:pPr>
+        <w:pStyle w:val="BodyText"/>
+      </w:pPr>
+      <w:r>
+        <w:t xml:space="preserve">에이바: 소송 한 건 비용을 알아봤어요. 그다음 키트 하나. 두 숫자를 한 장에 나란히, 아무 설명 없이 넣었죠. 더 이상 따지지 않았어요. 그냥 숫자가 말하게 했어요.</w:t>
+      </w:r>
+    </w:p>
+    <w:p>
+      <w:pPr>
+        <w:pStyle w:val="BodyText"/>
+      </w:pPr>
+      <w:r>
+        <w:t xml:space="preserve">마커스: 그래서?</w:t>
+      </w:r>
+    </w:p>
+    <w:p>
+      <w:pPr>
+        <w:pStyle w:val="BodyText"/>
+      </w:pPr>
+      <w:r>
+        <w:t xml:space="preserve">에이바: 다음 주에 키트가 생겼어요. 원장님은 자기 아이디어인 줄 아셨고요.</w:t>
+      </w:r>
+    </w:p>
+    <w:p>
+      <w:pPr>
+        <w:pStyle w:val="BodyText"/>
+      </w:pPr>
+      <w:r>
+        <w:t xml:space="preserve">조이: 그게 영업이에요. 영업이라고 부르지 않았을 뿐.</w:t>
+      </w:r>
+    </w:p>
+    <w:p>
+      <w:pPr>
+        <w:pStyle w:val="BodyText"/>
+      </w:pPr>
+      <w:r>
+        <w:t xml:space="preserve">타샤: 의사가 우리 제품을 입술에 쓰는 걸 물어요. 어떻게 해요?</w:t>
+      </w:r>
+    </w:p>
+    <w:p>
+      <w:pPr>
+        <w:pStyle w:val="BodyText"/>
+      </w:pPr>
+      <w:r>
+        <w:t xml:space="preserve">에이바: 아직 규정은 몰라요. 하지만</w:t>
+      </w:r>
+      <w:r>
+        <w:t xml:space="preserve"> </w:t>
+      </w:r>
+      <w:r>
+        <w:t xml:space="preserve">“</w:t>
+      </w:r>
+      <w:r>
+        <w:t xml:space="preserve">그건 라벨에 없습니다</w:t>
+      </w:r>
+      <w:r>
+        <w:t xml:space="preserve">”</w:t>
+      </w:r>
+      <w:r>
+        <w:t xml:space="preserve">라고 할 거예요.</w:t>
+      </w:r>
+    </w:p>
+    <w:p>
+      <w:pPr>
+        <w:pStyle w:val="BodyText"/>
+      </w:pPr>
+      <w:r>
+        <w:t xml:space="preserve">타샤: 그래도 밀어붙이면요?</w:t>
+      </w:r>
+    </w:p>
+    <w:p>
+      <w:pPr>
+        <w:pStyle w:val="BodyText"/>
+      </w:pPr>
+      <w:r>
+        <w:t xml:space="preserve">에이바: 우리 의료팀에 전화해 달라고 할 거예요. 추측하지 않고요.</w:t>
+      </w:r>
+    </w:p>
+    <w:p>
+      <w:pPr>
+        <w:pStyle w:val="BodyText"/>
+      </w:pPr>
+      <w:r>
+        <w:t xml:space="preserve">노아: 실패에 대해 말해 줘요. 진짜 실패.</w:t>
+      </w:r>
+    </w:p>
+    <w:p>
+      <w:pPr>
+        <w:pStyle w:val="BodyText"/>
+      </w:pPr>
+      <w:r>
+        <w:t xml:space="preserve">에이바: 환자를 이중 예약했어요. 두 시간 운전해서 왔는데. 세 시간을 기다렸죠.</w:t>
+      </w:r>
+    </w:p>
+    <w:p>
+      <w:pPr>
+        <w:pStyle w:val="BodyText"/>
+      </w:pPr>
+      <w:r>
+        <w:t xml:space="preserve">노아: 어떻게 했어요?</w:t>
+      </w:r>
+    </w:p>
+    <w:p>
+      <w:pPr>
+        <w:pStyle w:val="BodyText"/>
+      </w:pPr>
+      <w:r>
+        <w:t xml:space="preserve">에이바: 사과했어요. 기름값을 드렸고요. 그다음 왜 그런 일이 생겼는지 봤어요. 두 사람이 같은 시간대를 예약할 수 있었거든요. 그래서 간단한 예약 확인 절차를 만들었어요. 이후로 재발 없음.</w:t>
+      </w:r>
+    </w:p>
+    <w:p>
+      <w:pPr>
+        <w:pStyle w:val="BodyText"/>
+      </w:pPr>
+      <w:r>
+        <w:t xml:space="preserve">마커스: 근본 원인과 해결책. 공장에서도 잘하겠네.</w:t>
+      </w:r>
+    </w:p>
+    <w:p>
+      <w:pPr>
+        <w:pStyle w:val="BodyText"/>
+      </w:pPr>
+      <w:r>
+        <w:t xml:space="preserve">조이: 저희한테 질문 있어요?</w:t>
+      </w:r>
+    </w:p>
+    <w:p>
+      <w:pPr>
+        <w:pStyle w:val="BodyText"/>
+      </w:pPr>
+      <w:r>
+        <w:t xml:space="preserve">에이바: 여러 개요. 제가 답을 모르면 어떻게 되나요?</w:t>
+      </w:r>
+    </w:p>
+    <w:p>
+      <w:pPr>
+        <w:pStyle w:val="BodyText"/>
+      </w:pPr>
+      <w:r>
+        <w:t xml:space="preserve">타샤:</w:t>
+      </w:r>
+      <w:r>
+        <w:t xml:space="preserve"> </w:t>
+      </w:r>
+      <w:r>
+        <w:t xml:space="preserve">“</w:t>
+      </w:r>
+      <w:r>
+        <w:t xml:space="preserve">모르겠습니다. 알아보겠습니다</w:t>
+      </w:r>
+      <w:r>
+        <w:t xml:space="preserve">”</w:t>
+      </w:r>
+      <w:r>
+        <w:t xml:space="preserve">라고 해요. 그리고 알아내요.</w:t>
+      </w:r>
+    </w:p>
+    <w:p>
+      <w:pPr>
+        <w:pStyle w:val="BodyText"/>
+      </w:pPr>
+      <w:r>
+        <w:t xml:space="preserve">에이바: 좋아요. 둘째. 여기선 좋은 영업 사원을 어떻게 평가해요? 매출만요?</w:t>
+      </w:r>
+    </w:p>
+    <w:p>
+      <w:pPr>
+        <w:pStyle w:val="BodyText"/>
+      </w:pPr>
+      <w:r>
+        <w:t xml:space="preserve">노아: 아주 좋은 질문이네요. 이번 주에 결정하는 중이에요.</w:t>
+      </w:r>
+    </w:p>
+    <w:p>
+      <w:pPr>
+        <w:pStyle w:val="BodyText"/>
+      </w:pPr>
+      <w:r>
+        <w:t xml:space="preserve">에이바: 셋째. 저도 시술자 교육을 받을 수 있나요? 손을 이해하고 싶어요.</w:t>
+      </w:r>
+    </w:p>
+    <w:p>
+      <w:pPr>
+        <w:pStyle w:val="BodyText"/>
+      </w:pPr>
+      <w:r>
+        <w:t xml:space="preserve">타샤: 네. 모두 받아요. CEO까지.</w:t>
+      </w:r>
+    </w:p>
+    <w:bookmarkEnd w:id="34"/>
+    <w:bookmarkStart w:id="35" w:name="절정전환-오후-5시-디브리핑-1"/>
+    <w:p>
+      <w:pPr>
+        <w:pStyle w:val="Heading3"/>
+      </w:pPr>
+      <w:r>
+        <w:t xml:space="preserve">절정·전환 — 오후 5시, 디브리핑</w:t>
+      </w:r>
+    </w:p>
+    <w:p>
+      <w:pPr>
+        <w:pStyle w:val="FirstParagraph"/>
+      </w:pPr>
+      <w:r>
+        <w:t xml:space="preserve">조이: 제 표는 데릭이에요. 피부과 의사 300명. 우린 넉 달 뒤에 출시하는데, 관계를 0부터 쌓을 시간이 없어요. 그는 첫날부터 문을 열 수 있어요.</w:t>
+      </w:r>
+    </w:p>
+    <w:p>
+      <w:pPr>
+        <w:pStyle w:val="BodyText"/>
+      </w:pPr>
+      <w:r>
+        <w:t xml:space="preserve">타샤: 제 표는 에이바예요. 데릭은 입술 얘기에 웃었어요. 그 미소가 소송이에요. 오프라벨 사용에 윙크하는 영업 사원 한 명이, 우리가 길러 내려는 모든 안전한 손을 무너뜨릴 수 있어요.</w:t>
+      </w:r>
+    </w:p>
+    <w:p>
+      <w:pPr>
+        <w:pStyle w:val="BodyText"/>
+      </w:pPr>
+      <w:r>
+        <w:t xml:space="preserve">엘레나: 웃었다고요? 오프라벨 사용에 대해? 면접에서?</w:t>
+      </w:r>
+    </w:p>
+    <w:p>
+      <w:pPr>
+        <w:pStyle w:val="BodyText"/>
+      </w:pPr>
+      <w:r>
+        <w:t xml:space="preserve">타샤:</w:t>
+      </w:r>
+      <w:r>
+        <w:t xml:space="preserve"> </w:t>
+      </w:r>
+      <w:r>
+        <w:t xml:space="preserve">“</w:t>
+      </w:r>
+      <w:r>
+        <w:t xml:space="preserve">말은 못 하지만. 하셔도 된다.</w:t>
+      </w:r>
+      <w:r>
+        <w:t xml:space="preserve">”</w:t>
+      </w:r>
+      <w:r>
+        <w:t xml:space="preserve"> </w:t>
+      </w:r>
+      <w:r>
+        <w:t xml:space="preserve">그대로 옮긴 말이에요.</w:t>
+      </w:r>
+    </w:p>
+    <w:p>
+      <w:pPr>
+        <w:pStyle w:val="BodyText"/>
+      </w:pPr>
+      <w:r>
+        <w:t xml:space="preserve">엘레나: 대기업들이 그렇게 경고장을 받는 거예요.</w:t>
+      </w:r>
+    </w:p>
+    <w:p>
+      <w:pPr>
+        <w:pStyle w:val="BodyText"/>
+      </w:pPr>
+      <w:r>
+        <w:t xml:space="preserve">조이: 에이바는 인맥이 없어요. 의사들은 낯선 사람에게 문을 안 열어 줘요. 대기실에 들어가는 데만 몇 달이 걸릴 거고, 투자자들은 매출을 그렇게 오래 기다려 주지 않아요.</w:t>
+      </w:r>
+    </w:p>
+    <w:p>
+      <w:pPr>
+        <w:pStyle w:val="BodyText"/>
+      </w:pPr>
+      <w:r>
+        <w:t xml:space="preserve">마커스: 데릭은 놓친 거래를 마케팅 탓으로 돌렸어. 에이바는 자기 실수를 고쳤고. 내 공장에선 근본 원인을 찾는 사람이 승진해. 남 탓하는 사람은 오래 못 가.</w:t>
+      </w:r>
+    </w:p>
+    <w:p>
+      <w:pPr>
+        <w:pStyle w:val="BodyText"/>
+      </w:pPr>
+      <w:r>
+        <w:t xml:space="preserve">조이: 맞는 말이에요. 사실 좀 따끔했어요.</w:t>
+      </w:r>
+    </w:p>
+    <w:p>
+      <w:pPr>
+        <w:pStyle w:val="BodyText"/>
+      </w:pPr>
+      <w:r>
+        <w:t xml:space="preserve">노아: 고르지 않으면 어때요? 둘 다 뽑으면요? 조건을 걸고.</w:t>
+      </w:r>
+    </w:p>
+    <w:p>
+      <w:pPr>
+        <w:pStyle w:val="BodyText"/>
+      </w:pPr>
+      <w:r>
+        <w:t xml:space="preserve">타샤: 어떤 조건이요?</w:t>
+      </w:r>
+    </w:p>
+    <w:p>
+      <w:pPr>
+        <w:pStyle w:val="BodyText"/>
+      </w:pPr>
+      <w:r>
+        <w:t xml:space="preserve">노아: 첫째, 보상 구조. 60 대 40 말고. 70 대 30.</w:t>
+      </w:r>
+    </w:p>
+    <w:p>
+      <w:pPr>
+        <w:pStyle w:val="BodyText"/>
+      </w:pPr>
+      <w:r>
+        <w:t xml:space="preserve">마커스: 왜 기본급을 더?</w:t>
+      </w:r>
+    </w:p>
+    <w:p>
+      <w:pPr>
+        <w:pStyle w:val="BodyText"/>
+      </w:pPr>
+      <w:r>
+        <w:t xml:space="preserve">노아: 핵심은 이거예요. 커미션이 크면 과잉 판매를 밀어붙여요. 급여의 절반 가까이가 판매량에 달려 있으면, 입술에도</w:t>
+      </w:r>
+      <w:r>
+        <w:t xml:space="preserve"> </w:t>
+      </w:r>
+      <w:r>
+        <w:t xml:space="preserve">“</w:t>
+      </w:r>
+      <w:r>
+        <w:t xml:space="preserve">네</w:t>
+      </w:r>
+      <w:r>
+        <w:t xml:space="preserve">”</w:t>
+      </w:r>
+      <w:r>
+        <w:t xml:space="preserve">라고 할 거예요. 잘못된 주장 하나도 감당 못 해요.</w:t>
+      </w:r>
+    </w:p>
+    <w:p>
+      <w:pPr>
+        <w:pStyle w:val="BodyText"/>
+      </w:pPr>
+      <w:r>
+        <w:t xml:space="preserve">엘레나: 그럼 성과급은요? 매출만?</w:t>
+      </w:r>
+    </w:p>
+    <w:p>
+      <w:pPr>
+        <w:pStyle w:val="BodyText"/>
+      </w:pPr>
+      <w:r>
+        <w:t xml:space="preserve">노아: 에이바가 물었던 거예요. 3분의 2는 매출. 3분의 1은 인증 병원과 컴플라이언스. 그러면 병원들을 인증받게 하는 영업 사원이, 빨리 팔고 대충 하는 사람보다 더 벌게 돼요.</w:t>
+      </w:r>
+    </w:p>
+    <w:p>
+      <w:pPr>
+        <w:pStyle w:val="BodyText"/>
+      </w:pPr>
+      <w:r>
+        <w:t xml:space="preserve">조이: 인증 병원. 그럼 교육이 영업 목표가 되네요. 좋아요.</w:t>
+      </w:r>
+    </w:p>
+    <w:p>
+      <w:pPr>
+        <w:pStyle w:val="BodyText"/>
+      </w:pPr>
+      <w:r>
+        <w:t xml:space="preserve">타샤: 그리고 두 번째 조건은요?</w:t>
+      </w:r>
+    </w:p>
+    <w:p>
+      <w:pPr>
+        <w:pStyle w:val="BodyText"/>
+      </w:pPr>
+      <w:r>
+        <w:t xml:space="preserve">노아: 모두 엘레나의 롤플레이를 통과해야 해요. 고객을 단 한 명 만나기 전에.</w:t>
+      </w:r>
+    </w:p>
+    <w:p>
+      <w:pPr>
+        <w:pStyle w:val="BodyText"/>
+      </w:pPr>
+      <w:r>
+        <w:t xml:space="preserve">엘레나: 텍사스에서 제일 깐깐한 의사를 연기할게요. 만나 봤어요. 바로 나예요.</w:t>
+      </w:r>
+    </w:p>
+    <w:p>
+      <w:pPr>
+        <w:pStyle w:val="BodyText"/>
+      </w:pPr>
+      <w:r>
+        <w:t xml:space="preserve">마커스: 데릭이 떨어지면?</w:t>
+      </w:r>
+    </w:p>
+    <w:p>
+      <w:pPr>
+        <w:pStyle w:val="BodyText"/>
+      </w:pPr>
+      <w:r>
+        <w:t xml:space="preserve">노아: 다시 봐요. 무료로. 통과할 때까지. 시술자 과정처럼요.</w:t>
+      </w:r>
+    </w:p>
+    <w:p>
+      <w:pPr>
+        <w:pStyle w:val="BodyText"/>
+      </w:pPr>
+      <w:r>
+        <w:t xml:space="preserve">타샤: 또 웃으면요?</w:t>
+      </w:r>
+    </w:p>
+    <w:p>
+      <w:pPr>
+        <w:pStyle w:val="BodyText"/>
+      </w:pPr>
+      <w:r>
+        <w:t xml:space="preserve">노아: 그럼 여기서 일 못 해요. 규칙 1. 첫째, 해를 끼치지 말 것.</w:t>
+      </w:r>
+    </w:p>
+    <w:p>
+      <w:pPr>
+        <w:pStyle w:val="BodyText"/>
+      </w:pPr>
+      <w:r>
+        <w:t xml:space="preserve">조이: 안에선 논쟁. 전 논쟁했어요. 찬성해요. 둘 다, 조건부로.</w:t>
+      </w:r>
+    </w:p>
+    <w:p>
+      <w:pPr>
+        <w:pStyle w:val="BodyText"/>
+      </w:pPr>
+      <w:r>
+        <w:t xml:space="preserve">타샤: 동의해요. 둘 다. 하지만 그 미소는 지켜볼 거예요.</w:t>
+      </w:r>
+    </w:p>
+    <w:bookmarkEnd w:id="35"/>
+    <w:bookmarkStart w:id="36" w:name="마무리-저녁-7시-전화-두-통-1"/>
+    <w:p>
+      <w:pPr>
+        <w:pStyle w:val="Heading3"/>
+      </w:pPr>
+      <w:r>
+        <w:t xml:space="preserve">마무리 — 저녁 7시, 전화 두 통</w:t>
+      </w:r>
+    </w:p>
+    <w:p>
+      <w:pPr>
+        <w:pStyle w:val="FirstParagraph"/>
+      </w:pPr>
+      <w:r>
+        <w:t xml:space="preserve">데릭: 70 대 30이요? 그리고 롤플레이? 저 이 일 15년 했어요.</w:t>
+      </w:r>
+    </w:p>
+    <w:p>
+      <w:pPr>
+        <w:pStyle w:val="BodyText"/>
+      </w:pPr>
+      <w:r>
+        <w:t xml:space="preserve">노아: 그럼 쉬우시겠네요. 모두 같은 시험이에요. 저도 포함해서요. 15년 동안 정답을 배우셨다면, 금방 통과하실 거고 다시는 이 얘기 안 할 거예요.</w:t>
+      </w:r>
+    </w:p>
+    <w:p>
+      <w:pPr>
+        <w:pStyle w:val="BodyText"/>
+      </w:pPr>
+      <w:r>
+        <w:t xml:space="preserve">데릭: 대표님도 롤플레이를 해요?</w:t>
+      </w:r>
+    </w:p>
+    <w:p>
+      <w:pPr>
+        <w:pStyle w:val="BodyText"/>
+      </w:pPr>
+      <w:r>
+        <w:t xml:space="preserve">노아: 시술자 과정도 들어요. 교육 총괄이 고집해서요.</w:t>
+      </w:r>
+    </w:p>
+    <w:p>
+      <w:pPr>
+        <w:pStyle w:val="BodyText"/>
+      </w:pPr>
+      <w:r>
+        <w:t xml:space="preserve">데릭: 좋아요. 할게요. 그냥 알아 두세요, 톰은 내일이면 알 거예요.</w:t>
+      </w:r>
+    </w:p>
+    <w:p>
+      <w:pPr>
+        <w:pStyle w:val="BodyText"/>
+      </w:pPr>
+      <w:r>
+        <w:t xml:space="preserve">노아: 알라고 하죠. 우린 숨기는 게 없어요.</w:t>
+      </w:r>
+    </w:p>
+    <w:p>
+      <w:pPr>
+        <w:pStyle w:val="BodyText"/>
+      </w:pPr>
+      <w:r>
+        <w:t xml:space="preserve">에이바: 여보세요? 혹시… 노아 씨예요? 저 붙었어요?</w:t>
+      </w:r>
+    </w:p>
+    <w:p>
+      <w:pPr>
+        <w:pStyle w:val="BodyText"/>
+      </w:pPr>
+      <w:r>
+        <w:t xml:space="preserve">노아: 붙었어요. 베이라에 온 걸 환영해요. 오스틴과 샌안토니오를 맡을 거예요.</w:t>
+      </w:r>
+    </w:p>
+    <w:p>
+      <w:pPr>
+        <w:pStyle w:val="BodyText"/>
+      </w:pPr>
+      <w:r>
+        <w:t xml:space="preserve">에이바: 세상에. 감사합니다! 뭐부터 공부해야 해요?</w:t>
+      </w:r>
+    </w:p>
+    <w:p>
+      <w:pPr>
+        <w:pStyle w:val="BodyText"/>
+      </w:pPr>
+      <w:r>
+        <w:t xml:space="preserve">노아: 타샤가 라벨이래요. 두 번. 그리고 라벨 또.</w:t>
+      </w:r>
+    </w:p>
+    <w:p>
+      <w:pPr>
+        <w:pStyle w:val="BodyText"/>
+      </w:pPr>
+      <w:r>
+        <w:t xml:space="preserve">에이바: 알겠어요. 라벨 곱하기 3. 다른 건요?</w:t>
+      </w:r>
+    </w:p>
+    <w:p>
+      <w:pPr>
+        <w:pStyle w:val="BodyText"/>
+      </w:pPr>
+      <w:r>
+        <w:t xml:space="preserve">노아: 다음 주 금요일, 롤플레이. 엘레나가 깐깐한 의사를 연기해요.</w:t>
+      </w:r>
+    </w:p>
+    <w:p>
+      <w:pPr>
+        <w:pStyle w:val="BodyText"/>
+      </w:pPr>
+      <w:r>
+        <w:t xml:space="preserve">에이바: 얼마나 깐깐해요?</w:t>
+      </w:r>
+    </w:p>
+    <w:p>
+      <w:pPr>
+        <w:pStyle w:val="BodyText"/>
+      </w:pPr>
+      <w:r>
+        <w:t xml:space="preserve">노아: 할번 영업 사원을 울린 적이 있어요. 5분도 안 돼서.</w:t>
+      </w:r>
+    </w:p>
+    <w:p>
+      <w:pPr>
+        <w:pStyle w:val="BodyText"/>
+      </w:pPr>
+      <w:r>
+        <w:t xml:space="preserve">에이바: 좋아요. 라벨 네 번 공부할게요.</w:t>
+      </w:r>
+    </w:p>
+    <w:bookmarkEnd w:id="36"/>
+    <w:bookmarkEnd w:id="37"/>
+    <w:bookmarkEnd w:id="38"/>
     <w:sectPr/>
   </w:body>
 </w:document>
@@ -4028,583 +3975,8 @@
       </w:pPr>
     </w:lvl>
   </w:abstractNum>
-  <w:abstractNum w:abstractNumId="99411">
-    <w:nsid w:val="A99411"/>
-    <w:multiLevelType w:val="multilevel"/>
-    <w:lvl w:ilvl="0">
-      <w:start w:val="1"/>
-      <w:numFmt w:val="decimal"/>
-      <w:lvlText w:val="%1."/>
-      <w:lvlJc w:val="left"/>
-      <w:pPr>
-        <w:ind w:left="720" w:hanging="480"/>
-      </w:pPr>
-    </w:lvl>
-    <w:lvl w:ilvl="1">
-      <w:start w:val="1"/>
-      <w:numFmt w:val="decimal"/>
-      <w:lvlText w:val="%2."/>
-      <w:lvlJc w:val="left"/>
-      <w:pPr>
-        <w:ind w:left="1440" w:hanging="480"/>
-      </w:pPr>
-    </w:lvl>
-    <w:lvl w:ilvl="2">
-      <w:start w:val="1"/>
-      <w:numFmt w:val="decimal"/>
-      <w:lvlText w:val="%3."/>
-      <w:lvlJc w:val="left"/>
-      <w:pPr>
-        <w:ind w:left="2160" w:hanging="480"/>
-      </w:pPr>
-    </w:lvl>
-    <w:lvl w:ilvl="3">
-      <w:start w:val="1"/>
-      <w:numFmt w:val="decimal"/>
-      <w:lvlText w:val="%4."/>
-      <w:lvlJc w:val="left"/>
-      <w:pPr>
-        <w:ind w:left="2880" w:hanging="480"/>
-      </w:pPr>
-    </w:lvl>
-    <w:lvl w:ilvl="4">
-      <w:start w:val="1"/>
-      <w:numFmt w:val="decimal"/>
-      <w:lvlText w:val="%5."/>
-      <w:lvlJc w:val="left"/>
-      <w:pPr>
-        <w:ind w:left="3600" w:hanging="480"/>
-      </w:pPr>
-    </w:lvl>
-    <w:lvl w:ilvl="5">
-      <w:start w:val="1"/>
-      <w:numFmt w:val="decimal"/>
-      <w:lvlText w:val="%6."/>
-      <w:lvlJc w:val="left"/>
-      <w:pPr>
-        <w:ind w:left="4320" w:hanging="480"/>
-      </w:pPr>
-    </w:lvl>
-    <w:lvl w:ilvl="6">
-      <w:start w:val="1"/>
-      <w:numFmt w:val="decimal"/>
-      <w:lvlText w:val="%7."/>
-      <w:lvlJc w:val="left"/>
-      <w:pPr>
-        <w:ind w:left="5040" w:hanging="480"/>
-      </w:pPr>
-    </w:lvl>
-    <w:lvl w:ilvl="7">
-      <w:start w:val="1"/>
-      <w:numFmt w:val="decimal"/>
-      <w:lvlText w:val="%8."/>
-      <w:lvlJc w:val="left"/>
-      <w:pPr>
-        <w:ind w:left="5760" w:hanging="480"/>
-      </w:pPr>
-    </w:lvl>
-    <w:lvl w:ilvl="8">
-      <w:start w:val="1"/>
-      <w:numFmt w:val="decimal"/>
-      <w:lvlText w:val="%9."/>
-      <w:lvlJc w:val="left"/>
-      <w:pPr>
-        <w:ind w:left="6480" w:hanging="480"/>
-      </w:pPr>
-    </w:lvl>
-  </w:abstractNum>
-  <w:abstractNum w:abstractNumId="994116">
-    <w:nsid w:val="A994116"/>
-    <w:multiLevelType w:val="multilevel"/>
-    <w:lvl w:ilvl="0">
-      <w:start w:val="16"/>
-      <w:numFmt w:val="decimal"/>
-      <w:lvlText w:val="%1."/>
-      <w:lvlJc w:val="left"/>
-      <w:pPr>
-        <w:ind w:left="720" w:hanging="480"/>
-      </w:pPr>
-    </w:lvl>
-    <w:lvl w:ilvl="1">
-      <w:start w:val="16"/>
-      <w:numFmt w:val="decimal"/>
-      <w:lvlText w:val="%2."/>
-      <w:lvlJc w:val="left"/>
-      <w:pPr>
-        <w:ind w:left="1440" w:hanging="480"/>
-      </w:pPr>
-    </w:lvl>
-    <w:lvl w:ilvl="2">
-      <w:start w:val="16"/>
-      <w:numFmt w:val="decimal"/>
-      <w:lvlText w:val="%3."/>
-      <w:lvlJc w:val="left"/>
-      <w:pPr>
-        <w:ind w:left="2160" w:hanging="480"/>
-      </w:pPr>
-    </w:lvl>
-    <w:lvl w:ilvl="3">
-      <w:start w:val="16"/>
-      <w:numFmt w:val="decimal"/>
-      <w:lvlText w:val="%4."/>
-      <w:lvlJc w:val="left"/>
-      <w:pPr>
-        <w:ind w:left="2880" w:hanging="480"/>
-      </w:pPr>
-    </w:lvl>
-    <w:lvl w:ilvl="4">
-      <w:start w:val="16"/>
-      <w:numFmt w:val="decimal"/>
-      <w:lvlText w:val="%5."/>
-      <w:lvlJc w:val="left"/>
-      <w:pPr>
-        <w:ind w:left="3600" w:hanging="480"/>
-      </w:pPr>
-    </w:lvl>
-    <w:lvl w:ilvl="5">
-      <w:start w:val="16"/>
-      <w:numFmt w:val="decimal"/>
-      <w:lvlText w:val="%6."/>
-      <w:lvlJc w:val="left"/>
-      <w:pPr>
-        <w:ind w:left="4320" w:hanging="480"/>
-      </w:pPr>
-    </w:lvl>
-    <w:lvl w:ilvl="6">
-      <w:start w:val="16"/>
-      <w:numFmt w:val="decimal"/>
-      <w:lvlText w:val="%7."/>
-      <w:lvlJc w:val="left"/>
-      <w:pPr>
-        <w:ind w:left="5040" w:hanging="480"/>
-      </w:pPr>
-    </w:lvl>
-    <w:lvl w:ilvl="7">
-      <w:start w:val="16"/>
-      <w:numFmt w:val="decimal"/>
-      <w:lvlText w:val="%8."/>
-      <w:lvlJc w:val="left"/>
-      <w:pPr>
-        <w:ind w:left="5760" w:hanging="480"/>
-      </w:pPr>
-    </w:lvl>
-    <w:lvl w:ilvl="8">
-      <w:start w:val="16"/>
-      <w:numFmt w:val="decimal"/>
-      <w:lvlText w:val="%9."/>
-      <w:lvlJc w:val="left"/>
-      <w:pPr>
-        <w:ind w:left="6480" w:hanging="480"/>
-      </w:pPr>
-    </w:lvl>
-  </w:abstractNum>
-  <w:abstractNum w:abstractNumId="994151">
-    <w:nsid w:val="A994151"/>
-    <w:multiLevelType w:val="multilevel"/>
-    <w:lvl w:ilvl="0">
-      <w:start w:val="51"/>
-      <w:numFmt w:val="decimal"/>
-      <w:lvlText w:val="%1."/>
-      <w:lvlJc w:val="left"/>
-      <w:pPr>
-        <w:ind w:left="720" w:hanging="480"/>
-      </w:pPr>
-    </w:lvl>
-    <w:lvl w:ilvl="1">
-      <w:start w:val="51"/>
-      <w:numFmt w:val="decimal"/>
-      <w:lvlText w:val="%2."/>
-      <w:lvlJc w:val="left"/>
-      <w:pPr>
-        <w:ind w:left="1440" w:hanging="480"/>
-      </w:pPr>
-    </w:lvl>
-    <w:lvl w:ilvl="2">
-      <w:start w:val="51"/>
-      <w:numFmt w:val="decimal"/>
-      <w:lvlText w:val="%3."/>
-      <w:lvlJc w:val="left"/>
-      <w:pPr>
-        <w:ind w:left="2160" w:hanging="480"/>
-      </w:pPr>
-    </w:lvl>
-    <w:lvl w:ilvl="3">
-      <w:start w:val="51"/>
-      <w:numFmt w:val="decimal"/>
-      <w:lvlText w:val="%4."/>
-      <w:lvlJc w:val="left"/>
-      <w:pPr>
-        <w:ind w:left="2880" w:hanging="480"/>
-      </w:pPr>
-    </w:lvl>
-    <w:lvl w:ilvl="4">
-      <w:start w:val="51"/>
-      <w:numFmt w:val="decimal"/>
-      <w:lvlText w:val="%5."/>
-      <w:lvlJc w:val="left"/>
-      <w:pPr>
-        <w:ind w:left="3600" w:hanging="480"/>
-      </w:pPr>
-    </w:lvl>
-    <w:lvl w:ilvl="5">
-      <w:start w:val="51"/>
-      <w:numFmt w:val="decimal"/>
-      <w:lvlText w:val="%6."/>
-      <w:lvlJc w:val="left"/>
-      <w:pPr>
-        <w:ind w:left="4320" w:hanging="480"/>
-      </w:pPr>
-    </w:lvl>
-    <w:lvl w:ilvl="6">
-      <w:start w:val="51"/>
-      <w:numFmt w:val="decimal"/>
-      <w:lvlText w:val="%7."/>
-      <w:lvlJc w:val="left"/>
-      <w:pPr>
-        <w:ind w:left="5040" w:hanging="480"/>
-      </w:pPr>
-    </w:lvl>
-    <w:lvl w:ilvl="7">
-      <w:start w:val="51"/>
-      <w:numFmt w:val="decimal"/>
-      <w:lvlText w:val="%8."/>
-      <w:lvlJc w:val="left"/>
-      <w:pPr>
-        <w:ind w:left="5760" w:hanging="480"/>
-      </w:pPr>
-    </w:lvl>
-    <w:lvl w:ilvl="8">
-      <w:start w:val="51"/>
-      <w:numFmt w:val="decimal"/>
-      <w:lvlText w:val="%9."/>
-      <w:lvlJc w:val="left"/>
-      <w:pPr>
-        <w:ind w:left="6480" w:hanging="480"/>
-      </w:pPr>
-    </w:lvl>
-  </w:abstractNum>
-  <w:abstractNum w:abstractNumId="994181">
-    <w:nsid w:val="A994181"/>
-    <w:multiLevelType w:val="multilevel"/>
-    <w:lvl w:ilvl="0">
-      <w:start w:val="81"/>
-      <w:numFmt w:val="decimal"/>
-      <w:lvlText w:val="%1."/>
-      <w:lvlJc w:val="left"/>
-      <w:pPr>
-        <w:ind w:left="720" w:hanging="480"/>
-      </w:pPr>
-    </w:lvl>
-    <w:lvl w:ilvl="1">
-      <w:start w:val="81"/>
-      <w:numFmt w:val="decimal"/>
-      <w:lvlText w:val="%2."/>
-      <w:lvlJc w:val="left"/>
-      <w:pPr>
-        <w:ind w:left="1440" w:hanging="480"/>
-      </w:pPr>
-    </w:lvl>
-    <w:lvl w:ilvl="2">
-      <w:start w:val="81"/>
-      <w:numFmt w:val="decimal"/>
-      <w:lvlText w:val="%3."/>
-      <w:lvlJc w:val="left"/>
-      <w:pPr>
-        <w:ind w:left="2160" w:hanging="480"/>
-      </w:pPr>
-    </w:lvl>
-    <w:lvl w:ilvl="3">
-      <w:start w:val="81"/>
-      <w:numFmt w:val="decimal"/>
-      <w:lvlText w:val="%4."/>
-      <w:lvlJc w:val="left"/>
-      <w:pPr>
-        <w:ind w:left="2880" w:hanging="480"/>
-      </w:pPr>
-    </w:lvl>
-    <w:lvl w:ilvl="4">
-      <w:start w:val="81"/>
-      <w:numFmt w:val="decimal"/>
-      <w:lvlText w:val="%5."/>
-      <w:lvlJc w:val="left"/>
-      <w:pPr>
-        <w:ind w:left="3600" w:hanging="480"/>
-      </w:pPr>
-    </w:lvl>
-    <w:lvl w:ilvl="5">
-      <w:start w:val="81"/>
-      <w:numFmt w:val="decimal"/>
-      <w:lvlText w:val="%6."/>
-      <w:lvlJc w:val="left"/>
-      <w:pPr>
-        <w:ind w:left="4320" w:hanging="480"/>
-      </w:pPr>
-    </w:lvl>
-    <w:lvl w:ilvl="6">
-      <w:start w:val="81"/>
-      <w:numFmt w:val="decimal"/>
-      <w:lvlText w:val="%7."/>
-      <w:lvlJc w:val="left"/>
-      <w:pPr>
-        <w:ind w:left="5040" w:hanging="480"/>
-      </w:pPr>
-    </w:lvl>
-    <w:lvl w:ilvl="7">
-      <w:start w:val="81"/>
-      <w:numFmt w:val="decimal"/>
-      <w:lvlText w:val="%8."/>
-      <w:lvlJc w:val="left"/>
-      <w:pPr>
-        <w:ind w:left="5760" w:hanging="480"/>
-      </w:pPr>
-    </w:lvl>
-    <w:lvl w:ilvl="8">
-      <w:start w:val="81"/>
-      <w:numFmt w:val="decimal"/>
-      <w:lvlText w:val="%9."/>
-      <w:lvlJc w:val="left"/>
-      <w:pPr>
-        <w:ind w:left="6480" w:hanging="480"/>
-      </w:pPr>
-    </w:lvl>
-  </w:abstractNum>
-  <w:abstractNum w:abstractNumId="9941106">
-    <w:nsid w:val="A9941106"/>
-    <w:multiLevelType w:val="multilevel"/>
-    <w:lvl w:ilvl="0">
-      <w:start w:val="106"/>
-      <w:numFmt w:val="decimal"/>
-      <w:lvlText w:val="%1."/>
-      <w:lvlJc w:val="left"/>
-      <w:pPr>
-        <w:ind w:left="720" w:hanging="480"/>
-      </w:pPr>
-    </w:lvl>
-    <w:lvl w:ilvl="1">
-      <w:start w:val="106"/>
-      <w:numFmt w:val="decimal"/>
-      <w:lvlText w:val="%2."/>
-      <w:lvlJc w:val="left"/>
-      <w:pPr>
-        <w:ind w:left="1440" w:hanging="480"/>
-      </w:pPr>
-    </w:lvl>
-    <w:lvl w:ilvl="2">
-      <w:start w:val="106"/>
-      <w:numFmt w:val="decimal"/>
-      <w:lvlText w:val="%3."/>
-      <w:lvlJc w:val="left"/>
-      <w:pPr>
-        <w:ind w:left="2160" w:hanging="480"/>
-      </w:pPr>
-    </w:lvl>
-    <w:lvl w:ilvl="3">
-      <w:start w:val="106"/>
-      <w:numFmt w:val="decimal"/>
-      <w:lvlText w:val="%4."/>
-      <w:lvlJc w:val="left"/>
-      <w:pPr>
-        <w:ind w:left="2880" w:hanging="480"/>
-      </w:pPr>
-    </w:lvl>
-    <w:lvl w:ilvl="4">
-      <w:start w:val="106"/>
-      <w:numFmt w:val="decimal"/>
-      <w:lvlText w:val="%5."/>
-      <w:lvlJc w:val="left"/>
-      <w:pPr>
-        <w:ind w:left="3600" w:hanging="480"/>
-      </w:pPr>
-    </w:lvl>
-    <w:lvl w:ilvl="5">
-      <w:start w:val="106"/>
-      <w:numFmt w:val="decimal"/>
-      <w:lvlText w:val="%6."/>
-      <w:lvlJc w:val="left"/>
-      <w:pPr>
-        <w:ind w:left="4320" w:hanging="480"/>
-      </w:pPr>
-    </w:lvl>
-    <w:lvl w:ilvl="6">
-      <w:start w:val="106"/>
-      <w:numFmt w:val="decimal"/>
-      <w:lvlText w:val="%7."/>
-      <w:lvlJc w:val="left"/>
-      <w:pPr>
-        <w:ind w:left="5040" w:hanging="480"/>
-      </w:pPr>
-    </w:lvl>
-    <w:lvl w:ilvl="7">
-      <w:start w:val="106"/>
-      <w:numFmt w:val="decimal"/>
-      <w:lvlText w:val="%8."/>
-      <w:lvlJc w:val="left"/>
-      <w:pPr>
-        <w:ind w:left="5760" w:hanging="480"/>
-      </w:pPr>
-    </w:lvl>
-    <w:lvl w:ilvl="8">
-      <w:start w:val="106"/>
-      <w:numFmt w:val="decimal"/>
-      <w:lvlText w:val="%9."/>
-      <w:lvlJc w:val="left"/>
-      <w:pPr>
-        <w:ind w:left="6480" w:hanging="480"/>
-      </w:pPr>
-    </w:lvl>
-  </w:abstractNum>
   <w:num w:numId="1000">
     <w:abstractNumId w:val="990"/>
-  </w:num>
-  <w:num w:numId="1001">
-    <w:abstractNumId w:val="99411"/>
-    <w:lvlOverride w:ilvl="0">
-      <w:startOverride w:val="1"/>
-    </w:lvlOverride>
-    <w:lvlOverride w:ilvl="1">
-      <w:startOverride w:val="1"/>
-    </w:lvlOverride>
-    <w:lvlOverride w:ilvl="2">
-      <w:startOverride w:val="1"/>
-    </w:lvlOverride>
-    <w:lvlOverride w:ilvl="3">
-      <w:startOverride w:val="1"/>
-    </w:lvlOverride>
-    <w:lvlOverride w:ilvl="4">
-      <w:startOverride w:val="1"/>
-    </w:lvlOverride>
-    <w:lvlOverride w:ilvl="5">
-      <w:startOverride w:val="1"/>
-    </w:lvlOverride>
-    <w:lvlOverride w:ilvl="6">
-      <w:startOverride w:val="1"/>
-    </w:lvlOverride>
-    <w:lvlOverride w:ilvl="7">
-      <w:startOverride w:val="1"/>
-    </w:lvlOverride>
-    <w:lvlOverride w:ilvl="8">
-      <w:startOverride w:val="1"/>
-    </w:lvlOverride>
-  </w:num>
-  <w:num w:numId="1002">
-    <w:abstractNumId w:val="994116"/>
-    <w:lvlOverride w:ilvl="0">
-      <w:startOverride w:val="16"/>
-    </w:lvlOverride>
-    <w:lvlOverride w:ilvl="1">
-      <w:startOverride w:val="16"/>
-    </w:lvlOverride>
-    <w:lvlOverride w:ilvl="2">
-      <w:startOverride w:val="16"/>
-    </w:lvlOverride>
-    <w:lvlOverride w:ilvl="3">
-      <w:startOverride w:val="16"/>
-    </w:lvlOverride>
-    <w:lvlOverride w:ilvl="4">
-      <w:startOverride w:val="16"/>
-    </w:lvlOverride>
-    <w:lvlOverride w:ilvl="5">
-      <w:startOverride w:val="16"/>
-    </w:lvlOverride>
-    <w:lvlOverride w:ilvl="6">
-      <w:startOverride w:val="16"/>
-    </w:lvlOverride>
-    <w:lvlOverride w:ilvl="7">
-      <w:startOverride w:val="16"/>
-    </w:lvlOverride>
-    <w:lvlOverride w:ilvl="8">
-      <w:startOverride w:val="16"/>
-    </w:lvlOverride>
-  </w:num>
-  <w:num w:numId="1003">
-    <w:abstractNumId w:val="994151"/>
-    <w:lvlOverride w:ilvl="0">
-      <w:startOverride w:val="51"/>
-    </w:lvlOverride>
-    <w:lvlOverride w:ilvl="1">
-      <w:startOverride w:val="51"/>
-    </w:lvlOverride>
-    <w:lvlOverride w:ilvl="2">
-      <w:startOverride w:val="51"/>
-    </w:lvlOverride>
-    <w:lvlOverride w:ilvl="3">
-      <w:startOverride w:val="51"/>
-    </w:lvlOverride>
-    <w:lvlOverride w:ilvl="4">
-      <w:startOverride w:val="51"/>
-    </w:lvlOverride>
-    <w:lvlOverride w:ilvl="5">
-      <w:startOverride w:val="51"/>
-    </w:lvlOverride>
-    <w:lvlOverride w:ilvl="6">
-      <w:startOverride w:val="51"/>
-    </w:lvlOverride>
-    <w:lvlOverride w:ilvl="7">
-      <w:startOverride w:val="51"/>
-    </w:lvlOverride>
-    <w:lvlOverride w:ilvl="8">
-      <w:startOverride w:val="51"/>
-    </w:lvlOverride>
-  </w:num>
-  <w:num w:numId="1004">
-    <w:abstractNumId w:val="994181"/>
-    <w:lvlOverride w:ilvl="0">
-      <w:startOverride w:val="81"/>
-    </w:lvlOverride>
-    <w:lvlOverride w:ilvl="1">
-      <w:startOverride w:val="81"/>
-    </w:lvlOverride>
-    <w:lvlOverride w:ilvl="2">
-      <w:startOverride w:val="81"/>
-    </w:lvlOverride>
-    <w:lvlOverride w:ilvl="3">
-      <w:startOverride w:val="81"/>
-    </w:lvlOverride>
-    <w:lvlOverride w:ilvl="4">
-      <w:startOverride w:val="81"/>
-    </w:lvlOverride>
-    <w:lvlOverride w:ilvl="5">
-      <w:startOverride w:val="81"/>
-    </w:lvlOverride>
-    <w:lvlOverride w:ilvl="6">
-      <w:startOverride w:val="81"/>
-    </w:lvlOverride>
-    <w:lvlOverride w:ilvl="7">
-      <w:startOverride w:val="81"/>
-    </w:lvlOverride>
-    <w:lvlOverride w:ilvl="8">
-      <w:startOverride w:val="81"/>
-    </w:lvlOverride>
-  </w:num>
-  <w:num w:numId="1005">
-    <w:abstractNumId w:val="9941106"/>
-    <w:lvlOverride w:ilvl="0">
-      <w:startOverride w:val="106"/>
-    </w:lvlOverride>
-    <w:lvlOverride w:ilvl="1">
-      <w:startOverride w:val="106"/>
-    </w:lvlOverride>
-    <w:lvlOverride w:ilvl="2">
-      <w:startOverride w:val="106"/>
-    </w:lvlOverride>
-    <w:lvlOverride w:ilvl="3">
-      <w:startOverride w:val="106"/>
-    </w:lvlOverride>
-    <w:lvlOverride w:ilvl="4">
-      <w:startOverride w:val="106"/>
-    </w:lvlOverride>
-    <w:lvlOverride w:ilvl="5">
-      <w:startOverride w:val="106"/>
-    </w:lvlOverride>
-    <w:lvlOverride w:ilvl="6">
-      <w:startOverride w:val="106"/>
-    </w:lvlOverride>
-    <w:lvlOverride w:ilvl="7">
-      <w:startOverride w:val="106"/>
-    </w:lvlOverride>
-    <w:lvlOverride w:ilvl="8">
-      <w:startOverride w:val="106"/>
-    </w:lvlOverride>
   </w:num>
 </w:numbering>
 </file>
